--- a/cv/fullstack.vn.docx
+++ b/cv/fullstack.vn.docx
@@ -49,6 +49,7 @@
         </w:rPr>
         <w:t xml:space="preserve"> </w:t>
       </w:r>
+      <w:proofErr w:type="spellStart"/>
       <w:r>
         <w:rPr>
           <w:rFonts w:ascii="Calibri" w:hAnsi="Calibri" w:cs="Calibri"/>
@@ -58,6 +59,7 @@
         </w:rPr>
         <w:t>Fullstack</w:t>
       </w:r>
+      <w:proofErr w:type="spellEnd"/>
       <w:r>
         <w:rPr>
           <w:rFonts w:ascii="Calibri" w:hAnsi="Calibri" w:cs="Calibri"/>
@@ -182,14 +184,934 @@
         </w:rPr>
         <w:t xml:space="preserve">               </w:t>
       </w:r>
-      <w:r>
-        <w:rPr>
-          <w:rFonts w:ascii="Calibri" w:hAnsi="Calibri" w:cs="Calibri"/>
-          <w:sz w:val="24"/>
-          <w:szCs w:val="24"/>
-        </w:rPr>
-        <w:t>Lập trình viên Java chuyên nghiệp được chứng nhận bởi Oracle với hơn 2 năm kinh nghiệm thực tế trong việc xây dựng các hệ thống doanh nghiệp hiệu suất cao, chuyên về lập trình Java và phát triển web. Đam mê khám phá các công nghệ mới và tìm kiếm những cơ hội đầy thử thách.</w:t>
-      </w:r>
+      <w:proofErr w:type="spellStart"/>
+      <w:r>
+        <w:rPr>
+          <w:rFonts w:ascii="Calibri" w:hAnsi="Calibri" w:cs="Calibri"/>
+          <w:sz w:val="24"/>
+          <w:szCs w:val="24"/>
+        </w:rPr>
+        <w:t>Lập</w:t>
+      </w:r>
+      <w:proofErr w:type="spellEnd"/>
+      <w:r>
+        <w:rPr>
+          <w:rFonts w:ascii="Calibri" w:hAnsi="Calibri" w:cs="Calibri"/>
+          <w:sz w:val="24"/>
+          <w:szCs w:val="24"/>
+        </w:rPr>
+        <w:t xml:space="preserve"> </w:t>
+      </w:r>
+      <w:proofErr w:type="spellStart"/>
+      <w:r>
+        <w:rPr>
+          <w:rFonts w:ascii="Calibri" w:hAnsi="Calibri" w:cs="Calibri"/>
+          <w:sz w:val="24"/>
+          <w:szCs w:val="24"/>
+        </w:rPr>
+        <w:t>trình</w:t>
+      </w:r>
+      <w:proofErr w:type="spellEnd"/>
+      <w:r>
+        <w:rPr>
+          <w:rFonts w:ascii="Calibri" w:hAnsi="Calibri" w:cs="Calibri"/>
+          <w:sz w:val="24"/>
+          <w:szCs w:val="24"/>
+        </w:rPr>
+        <w:t xml:space="preserve"> </w:t>
+      </w:r>
+      <w:proofErr w:type="spellStart"/>
+      <w:r>
+        <w:rPr>
+          <w:rFonts w:ascii="Calibri" w:hAnsi="Calibri" w:cs="Calibri"/>
+          <w:sz w:val="24"/>
+          <w:szCs w:val="24"/>
+        </w:rPr>
+        <w:t>viên</w:t>
+      </w:r>
+      <w:proofErr w:type="spellEnd"/>
+      <w:r>
+        <w:rPr>
+          <w:rFonts w:ascii="Calibri" w:hAnsi="Calibri" w:cs="Calibri"/>
+          <w:sz w:val="24"/>
+          <w:szCs w:val="24"/>
+        </w:rPr>
+        <w:t xml:space="preserve"> Java </w:t>
+      </w:r>
+      <w:proofErr w:type="spellStart"/>
+      <w:r>
+        <w:rPr>
+          <w:rFonts w:ascii="Calibri" w:hAnsi="Calibri" w:cs="Calibri"/>
+          <w:sz w:val="24"/>
+          <w:szCs w:val="24"/>
+        </w:rPr>
+        <w:t>chuyên</w:t>
+      </w:r>
+      <w:proofErr w:type="spellEnd"/>
+      <w:r>
+        <w:rPr>
+          <w:rFonts w:ascii="Calibri" w:hAnsi="Calibri" w:cs="Calibri"/>
+          <w:sz w:val="24"/>
+          <w:szCs w:val="24"/>
+        </w:rPr>
+        <w:t xml:space="preserve"> </w:t>
+      </w:r>
+      <w:proofErr w:type="spellStart"/>
+      <w:r>
+        <w:rPr>
+          <w:rFonts w:ascii="Calibri" w:hAnsi="Calibri" w:cs="Calibri"/>
+          <w:sz w:val="24"/>
+          <w:szCs w:val="24"/>
+        </w:rPr>
+        <w:t>nghiệp</w:t>
+      </w:r>
+      <w:proofErr w:type="spellEnd"/>
+      <w:r>
+        <w:rPr>
+          <w:rFonts w:ascii="Calibri" w:hAnsi="Calibri" w:cs="Calibri"/>
+          <w:sz w:val="24"/>
+          <w:szCs w:val="24"/>
+        </w:rPr>
+        <w:t xml:space="preserve"> </w:t>
+      </w:r>
+      <w:proofErr w:type="spellStart"/>
+      <w:r>
+        <w:rPr>
+          <w:rFonts w:ascii="Calibri" w:hAnsi="Calibri" w:cs="Calibri"/>
+          <w:sz w:val="24"/>
+          <w:szCs w:val="24"/>
+        </w:rPr>
+        <w:t>được</w:t>
+      </w:r>
+      <w:proofErr w:type="spellEnd"/>
+      <w:r>
+        <w:rPr>
+          <w:rFonts w:ascii="Calibri" w:hAnsi="Calibri" w:cs="Calibri"/>
+          <w:sz w:val="24"/>
+          <w:szCs w:val="24"/>
+        </w:rPr>
+        <w:t xml:space="preserve"> </w:t>
+      </w:r>
+      <w:proofErr w:type="spellStart"/>
+      <w:r>
+        <w:rPr>
+          <w:rFonts w:ascii="Calibri" w:hAnsi="Calibri" w:cs="Calibri"/>
+          <w:sz w:val="24"/>
+          <w:szCs w:val="24"/>
+        </w:rPr>
+        <w:t>chứng</w:t>
+      </w:r>
+      <w:proofErr w:type="spellEnd"/>
+      <w:r>
+        <w:rPr>
+          <w:rFonts w:ascii="Calibri" w:hAnsi="Calibri" w:cs="Calibri"/>
+          <w:sz w:val="24"/>
+          <w:szCs w:val="24"/>
+        </w:rPr>
+        <w:t xml:space="preserve"> </w:t>
+      </w:r>
+      <w:proofErr w:type="spellStart"/>
+      <w:r>
+        <w:rPr>
+          <w:rFonts w:ascii="Calibri" w:hAnsi="Calibri" w:cs="Calibri"/>
+          <w:sz w:val="24"/>
+          <w:szCs w:val="24"/>
+        </w:rPr>
+        <w:t>nhận</w:t>
+      </w:r>
+      <w:proofErr w:type="spellEnd"/>
+      <w:r>
+        <w:rPr>
+          <w:rFonts w:ascii="Calibri" w:hAnsi="Calibri" w:cs="Calibri"/>
+          <w:sz w:val="24"/>
+          <w:szCs w:val="24"/>
+        </w:rPr>
+        <w:t xml:space="preserve"> </w:t>
+      </w:r>
+      <w:proofErr w:type="spellStart"/>
+      <w:r>
+        <w:rPr>
+          <w:rFonts w:ascii="Calibri" w:hAnsi="Calibri" w:cs="Calibri"/>
+          <w:sz w:val="24"/>
+          <w:szCs w:val="24"/>
+        </w:rPr>
+        <w:t>bởi</w:t>
+      </w:r>
+      <w:proofErr w:type="spellEnd"/>
+      <w:r>
+        <w:rPr>
+          <w:rFonts w:ascii="Calibri" w:hAnsi="Calibri" w:cs="Calibri"/>
+          <w:sz w:val="24"/>
+          <w:szCs w:val="24"/>
+        </w:rPr>
+        <w:t xml:space="preserve"> Oracle </w:t>
+      </w:r>
+      <w:proofErr w:type="spellStart"/>
+      <w:r>
+        <w:rPr>
+          <w:rFonts w:ascii="Calibri" w:hAnsi="Calibri" w:cs="Calibri"/>
+          <w:sz w:val="24"/>
+          <w:szCs w:val="24"/>
+        </w:rPr>
+        <w:t>với</w:t>
+      </w:r>
+      <w:proofErr w:type="spellEnd"/>
+      <w:r>
+        <w:rPr>
+          <w:rFonts w:ascii="Calibri" w:hAnsi="Calibri" w:cs="Calibri"/>
+          <w:sz w:val="24"/>
+          <w:szCs w:val="24"/>
+        </w:rPr>
+        <w:t xml:space="preserve"> </w:t>
+      </w:r>
+      <w:proofErr w:type="spellStart"/>
+      <w:r>
+        <w:rPr>
+          <w:rFonts w:ascii="Calibri" w:hAnsi="Calibri" w:cs="Calibri"/>
+          <w:sz w:val="24"/>
+          <w:szCs w:val="24"/>
+        </w:rPr>
+        <w:t>hơn</w:t>
+      </w:r>
+      <w:proofErr w:type="spellEnd"/>
+      <w:r>
+        <w:rPr>
+          <w:rFonts w:ascii="Calibri" w:hAnsi="Calibri" w:cs="Calibri"/>
+          <w:sz w:val="24"/>
+          <w:szCs w:val="24"/>
+        </w:rPr>
+        <w:t xml:space="preserve"> 2 </w:t>
+      </w:r>
+      <w:proofErr w:type="spellStart"/>
+      <w:r>
+        <w:rPr>
+          <w:rFonts w:ascii="Calibri" w:hAnsi="Calibri" w:cs="Calibri"/>
+          <w:sz w:val="24"/>
+          <w:szCs w:val="24"/>
+        </w:rPr>
+        <w:t>năm</w:t>
+      </w:r>
+      <w:proofErr w:type="spellEnd"/>
+      <w:r>
+        <w:rPr>
+          <w:rFonts w:ascii="Calibri" w:hAnsi="Calibri" w:cs="Calibri"/>
+          <w:sz w:val="24"/>
+          <w:szCs w:val="24"/>
+        </w:rPr>
+        <w:t xml:space="preserve"> </w:t>
+      </w:r>
+      <w:proofErr w:type="spellStart"/>
+      <w:r>
+        <w:rPr>
+          <w:rFonts w:ascii="Calibri" w:hAnsi="Calibri" w:cs="Calibri"/>
+          <w:sz w:val="24"/>
+          <w:szCs w:val="24"/>
+        </w:rPr>
+        <w:t>kinh</w:t>
+      </w:r>
+      <w:proofErr w:type="spellEnd"/>
+      <w:r>
+        <w:rPr>
+          <w:rFonts w:ascii="Calibri" w:hAnsi="Calibri" w:cs="Calibri"/>
+          <w:sz w:val="24"/>
+          <w:szCs w:val="24"/>
+        </w:rPr>
+        <w:t xml:space="preserve"> </w:t>
+      </w:r>
+      <w:proofErr w:type="spellStart"/>
+      <w:r>
+        <w:rPr>
+          <w:rFonts w:ascii="Calibri" w:hAnsi="Calibri" w:cs="Calibri"/>
+          <w:sz w:val="24"/>
+          <w:szCs w:val="24"/>
+        </w:rPr>
+        <w:t>nghiệm</w:t>
+      </w:r>
+      <w:proofErr w:type="spellEnd"/>
+      <w:r>
+        <w:rPr>
+          <w:rFonts w:ascii="Calibri" w:hAnsi="Calibri" w:cs="Calibri"/>
+          <w:sz w:val="24"/>
+          <w:szCs w:val="24"/>
+        </w:rPr>
+        <w:t xml:space="preserve"> </w:t>
+      </w:r>
+      <w:proofErr w:type="spellStart"/>
+      <w:r>
+        <w:rPr>
+          <w:rFonts w:ascii="Calibri" w:hAnsi="Calibri" w:cs="Calibri"/>
+          <w:sz w:val="24"/>
+          <w:szCs w:val="24"/>
+        </w:rPr>
+        <w:t>thực</w:t>
+      </w:r>
+      <w:proofErr w:type="spellEnd"/>
+      <w:r>
+        <w:rPr>
+          <w:rFonts w:ascii="Calibri" w:hAnsi="Calibri" w:cs="Calibri"/>
+          <w:sz w:val="24"/>
+          <w:szCs w:val="24"/>
+        </w:rPr>
+        <w:t xml:space="preserve"> </w:t>
+      </w:r>
+      <w:proofErr w:type="spellStart"/>
+      <w:r>
+        <w:rPr>
+          <w:rFonts w:ascii="Calibri" w:hAnsi="Calibri" w:cs="Calibri"/>
+          <w:sz w:val="24"/>
+          <w:szCs w:val="24"/>
+        </w:rPr>
+        <w:t>tế</w:t>
+      </w:r>
+      <w:proofErr w:type="spellEnd"/>
+      <w:r>
+        <w:rPr>
+          <w:rFonts w:ascii="Calibri" w:hAnsi="Calibri" w:cs="Calibri"/>
+          <w:sz w:val="24"/>
+          <w:szCs w:val="24"/>
+        </w:rPr>
+        <w:t xml:space="preserve"> </w:t>
+      </w:r>
+      <w:proofErr w:type="spellStart"/>
+      <w:r>
+        <w:rPr>
+          <w:rFonts w:ascii="Calibri" w:hAnsi="Calibri" w:cs="Calibri"/>
+          <w:sz w:val="24"/>
+          <w:szCs w:val="24"/>
+        </w:rPr>
+        <w:t>trong</w:t>
+      </w:r>
+      <w:proofErr w:type="spellEnd"/>
+      <w:r>
+        <w:rPr>
+          <w:rFonts w:ascii="Calibri" w:hAnsi="Calibri" w:cs="Calibri"/>
+          <w:sz w:val="24"/>
+          <w:szCs w:val="24"/>
+        </w:rPr>
+        <w:t xml:space="preserve"> </w:t>
+      </w:r>
+      <w:proofErr w:type="spellStart"/>
+      <w:r>
+        <w:rPr>
+          <w:rFonts w:ascii="Calibri" w:hAnsi="Calibri" w:cs="Calibri"/>
+          <w:sz w:val="24"/>
+          <w:szCs w:val="24"/>
+        </w:rPr>
+        <w:t>việc</w:t>
+      </w:r>
+      <w:proofErr w:type="spellEnd"/>
+      <w:r>
+        <w:rPr>
+          <w:rFonts w:ascii="Calibri" w:hAnsi="Calibri" w:cs="Calibri"/>
+          <w:sz w:val="24"/>
+          <w:szCs w:val="24"/>
+        </w:rPr>
+        <w:t xml:space="preserve"> </w:t>
+      </w:r>
+      <w:proofErr w:type="spellStart"/>
+      <w:r>
+        <w:rPr>
+          <w:rFonts w:ascii="Calibri" w:hAnsi="Calibri" w:cs="Calibri"/>
+          <w:sz w:val="24"/>
+          <w:szCs w:val="24"/>
+        </w:rPr>
+        <w:t>xây</w:t>
+      </w:r>
+      <w:proofErr w:type="spellEnd"/>
+      <w:r>
+        <w:rPr>
+          <w:rFonts w:ascii="Calibri" w:hAnsi="Calibri" w:cs="Calibri"/>
+          <w:sz w:val="24"/>
+          <w:szCs w:val="24"/>
+        </w:rPr>
+        <w:t xml:space="preserve"> </w:t>
+      </w:r>
+      <w:proofErr w:type="spellStart"/>
+      <w:r>
+        <w:rPr>
+          <w:rFonts w:ascii="Calibri" w:hAnsi="Calibri" w:cs="Calibri"/>
+          <w:sz w:val="24"/>
+          <w:szCs w:val="24"/>
+        </w:rPr>
+        <w:t>dựng</w:t>
+      </w:r>
+      <w:proofErr w:type="spellEnd"/>
+      <w:r>
+        <w:rPr>
+          <w:rFonts w:ascii="Calibri" w:hAnsi="Calibri" w:cs="Calibri"/>
+          <w:sz w:val="24"/>
+          <w:szCs w:val="24"/>
+        </w:rPr>
+        <w:t xml:space="preserve"> </w:t>
+      </w:r>
+      <w:proofErr w:type="spellStart"/>
+      <w:r>
+        <w:rPr>
+          <w:rFonts w:ascii="Calibri" w:hAnsi="Calibri" w:cs="Calibri"/>
+          <w:sz w:val="24"/>
+          <w:szCs w:val="24"/>
+        </w:rPr>
+        <w:t>các</w:t>
+      </w:r>
+      <w:proofErr w:type="spellEnd"/>
+      <w:r>
+        <w:rPr>
+          <w:rFonts w:ascii="Calibri" w:hAnsi="Calibri" w:cs="Calibri"/>
+          <w:sz w:val="24"/>
+          <w:szCs w:val="24"/>
+        </w:rPr>
+        <w:t xml:space="preserve"> </w:t>
+      </w:r>
+      <w:proofErr w:type="spellStart"/>
+      <w:r>
+        <w:rPr>
+          <w:rFonts w:ascii="Calibri" w:hAnsi="Calibri" w:cs="Calibri"/>
+          <w:sz w:val="24"/>
+          <w:szCs w:val="24"/>
+        </w:rPr>
+        <w:t>hệ</w:t>
+      </w:r>
+      <w:proofErr w:type="spellEnd"/>
+      <w:r>
+        <w:rPr>
+          <w:rFonts w:ascii="Calibri" w:hAnsi="Calibri" w:cs="Calibri"/>
+          <w:sz w:val="24"/>
+          <w:szCs w:val="24"/>
+        </w:rPr>
+        <w:t xml:space="preserve"> </w:t>
+      </w:r>
+      <w:proofErr w:type="spellStart"/>
+      <w:r>
+        <w:rPr>
+          <w:rFonts w:ascii="Calibri" w:hAnsi="Calibri" w:cs="Calibri"/>
+          <w:sz w:val="24"/>
+          <w:szCs w:val="24"/>
+        </w:rPr>
+        <w:t>thống</w:t>
+      </w:r>
+      <w:proofErr w:type="spellEnd"/>
+      <w:r>
+        <w:rPr>
+          <w:rFonts w:ascii="Calibri" w:hAnsi="Calibri" w:cs="Calibri"/>
+          <w:sz w:val="24"/>
+          <w:szCs w:val="24"/>
+        </w:rPr>
+        <w:t xml:space="preserve"> </w:t>
+      </w:r>
+      <w:proofErr w:type="spellStart"/>
+      <w:r>
+        <w:rPr>
+          <w:rFonts w:ascii="Calibri" w:hAnsi="Calibri" w:cs="Calibri"/>
+          <w:sz w:val="24"/>
+          <w:szCs w:val="24"/>
+        </w:rPr>
+        <w:t>doanh</w:t>
+      </w:r>
+      <w:proofErr w:type="spellEnd"/>
+      <w:r>
+        <w:rPr>
+          <w:rFonts w:ascii="Calibri" w:hAnsi="Calibri" w:cs="Calibri"/>
+          <w:sz w:val="24"/>
+          <w:szCs w:val="24"/>
+        </w:rPr>
+        <w:t xml:space="preserve"> </w:t>
+      </w:r>
+      <w:proofErr w:type="spellStart"/>
+      <w:r>
+        <w:rPr>
+          <w:rFonts w:ascii="Calibri" w:hAnsi="Calibri" w:cs="Calibri"/>
+          <w:sz w:val="24"/>
+          <w:szCs w:val="24"/>
+        </w:rPr>
+        <w:t>nghiệp</w:t>
+      </w:r>
+      <w:proofErr w:type="spellEnd"/>
+      <w:r>
+        <w:rPr>
+          <w:rFonts w:ascii="Calibri" w:hAnsi="Calibri" w:cs="Calibri"/>
+          <w:sz w:val="24"/>
+          <w:szCs w:val="24"/>
+        </w:rPr>
+        <w:t xml:space="preserve"> </w:t>
+      </w:r>
+      <w:proofErr w:type="spellStart"/>
+      <w:r>
+        <w:rPr>
+          <w:rFonts w:ascii="Calibri" w:hAnsi="Calibri" w:cs="Calibri"/>
+          <w:sz w:val="24"/>
+          <w:szCs w:val="24"/>
+        </w:rPr>
+        <w:t>hiệu</w:t>
+      </w:r>
+      <w:proofErr w:type="spellEnd"/>
+      <w:r>
+        <w:rPr>
+          <w:rFonts w:ascii="Calibri" w:hAnsi="Calibri" w:cs="Calibri"/>
+          <w:sz w:val="24"/>
+          <w:szCs w:val="24"/>
+        </w:rPr>
+        <w:t xml:space="preserve"> </w:t>
+      </w:r>
+      <w:proofErr w:type="spellStart"/>
+      <w:r>
+        <w:rPr>
+          <w:rFonts w:ascii="Calibri" w:hAnsi="Calibri" w:cs="Calibri"/>
+          <w:sz w:val="24"/>
+          <w:szCs w:val="24"/>
+        </w:rPr>
+        <w:t>suất</w:t>
+      </w:r>
+      <w:proofErr w:type="spellEnd"/>
+      <w:r>
+        <w:rPr>
+          <w:rFonts w:ascii="Calibri" w:hAnsi="Calibri" w:cs="Calibri"/>
+          <w:sz w:val="24"/>
+          <w:szCs w:val="24"/>
+        </w:rPr>
+        <w:t xml:space="preserve"> </w:t>
+      </w:r>
+      <w:proofErr w:type="spellStart"/>
+      <w:r>
+        <w:rPr>
+          <w:rFonts w:ascii="Calibri" w:hAnsi="Calibri" w:cs="Calibri"/>
+          <w:sz w:val="24"/>
+          <w:szCs w:val="24"/>
+        </w:rPr>
+        <w:t>cao</w:t>
+      </w:r>
+      <w:proofErr w:type="spellEnd"/>
+      <w:r>
+        <w:rPr>
+          <w:rFonts w:ascii="Calibri" w:hAnsi="Calibri" w:cs="Calibri"/>
+          <w:sz w:val="24"/>
+          <w:szCs w:val="24"/>
+        </w:rPr>
+        <w:t xml:space="preserve">, </w:t>
+      </w:r>
+      <w:proofErr w:type="spellStart"/>
+      <w:r>
+        <w:rPr>
+          <w:rFonts w:ascii="Calibri" w:hAnsi="Calibri" w:cs="Calibri"/>
+          <w:sz w:val="24"/>
+          <w:szCs w:val="24"/>
+        </w:rPr>
+        <w:t>chuyên</w:t>
+      </w:r>
+      <w:proofErr w:type="spellEnd"/>
+      <w:r>
+        <w:rPr>
+          <w:rFonts w:ascii="Calibri" w:hAnsi="Calibri" w:cs="Calibri"/>
+          <w:sz w:val="24"/>
+          <w:szCs w:val="24"/>
+        </w:rPr>
+        <w:t xml:space="preserve"> </w:t>
+      </w:r>
+      <w:proofErr w:type="spellStart"/>
+      <w:r>
+        <w:rPr>
+          <w:rFonts w:ascii="Calibri" w:hAnsi="Calibri" w:cs="Calibri"/>
+          <w:sz w:val="24"/>
+          <w:szCs w:val="24"/>
+        </w:rPr>
+        <w:t>về</w:t>
+      </w:r>
+      <w:proofErr w:type="spellEnd"/>
+      <w:r>
+        <w:rPr>
+          <w:rFonts w:ascii="Calibri" w:hAnsi="Calibri" w:cs="Calibri"/>
+          <w:sz w:val="24"/>
+          <w:szCs w:val="24"/>
+        </w:rPr>
+        <w:t xml:space="preserve"> </w:t>
+      </w:r>
+      <w:proofErr w:type="spellStart"/>
+      <w:r>
+        <w:rPr>
+          <w:rFonts w:ascii="Calibri" w:hAnsi="Calibri" w:cs="Calibri"/>
+          <w:sz w:val="24"/>
+          <w:szCs w:val="24"/>
+        </w:rPr>
+        <w:t>lập</w:t>
+      </w:r>
+      <w:proofErr w:type="spellEnd"/>
+      <w:r>
+        <w:rPr>
+          <w:rFonts w:ascii="Calibri" w:hAnsi="Calibri" w:cs="Calibri"/>
+          <w:sz w:val="24"/>
+          <w:szCs w:val="24"/>
+        </w:rPr>
+        <w:t xml:space="preserve"> </w:t>
+      </w:r>
+      <w:proofErr w:type="spellStart"/>
+      <w:r>
+        <w:rPr>
+          <w:rFonts w:ascii="Calibri" w:hAnsi="Calibri" w:cs="Calibri"/>
+          <w:sz w:val="24"/>
+          <w:szCs w:val="24"/>
+        </w:rPr>
+        <w:t>trình</w:t>
+      </w:r>
+      <w:proofErr w:type="spellEnd"/>
+      <w:r>
+        <w:rPr>
+          <w:rFonts w:ascii="Calibri" w:hAnsi="Calibri" w:cs="Calibri"/>
+          <w:sz w:val="24"/>
+          <w:szCs w:val="24"/>
+        </w:rPr>
+        <w:t xml:space="preserve"> Java </w:t>
+      </w:r>
+      <w:proofErr w:type="spellStart"/>
+      <w:r>
+        <w:rPr>
+          <w:rFonts w:ascii="Calibri" w:hAnsi="Calibri" w:cs="Calibri"/>
+          <w:sz w:val="24"/>
+          <w:szCs w:val="24"/>
+        </w:rPr>
+        <w:t>và</w:t>
+      </w:r>
+      <w:proofErr w:type="spellEnd"/>
+      <w:r>
+        <w:rPr>
+          <w:rFonts w:ascii="Calibri" w:hAnsi="Calibri" w:cs="Calibri"/>
+          <w:sz w:val="24"/>
+          <w:szCs w:val="24"/>
+        </w:rPr>
+        <w:t xml:space="preserve"> </w:t>
+      </w:r>
+      <w:proofErr w:type="spellStart"/>
+      <w:r>
+        <w:rPr>
+          <w:rFonts w:ascii="Calibri" w:hAnsi="Calibri" w:cs="Calibri"/>
+          <w:sz w:val="24"/>
+          <w:szCs w:val="24"/>
+        </w:rPr>
+        <w:t>phát</w:t>
+      </w:r>
+      <w:proofErr w:type="spellEnd"/>
+      <w:r>
+        <w:rPr>
+          <w:rFonts w:ascii="Calibri" w:hAnsi="Calibri" w:cs="Calibri"/>
+          <w:sz w:val="24"/>
+          <w:szCs w:val="24"/>
+        </w:rPr>
+        <w:t xml:space="preserve"> </w:t>
+      </w:r>
+      <w:proofErr w:type="spellStart"/>
+      <w:r>
+        <w:rPr>
+          <w:rFonts w:ascii="Calibri" w:hAnsi="Calibri" w:cs="Calibri"/>
+          <w:sz w:val="24"/>
+          <w:szCs w:val="24"/>
+        </w:rPr>
+        <w:t>triển</w:t>
+      </w:r>
+      <w:proofErr w:type="spellEnd"/>
+      <w:r>
+        <w:rPr>
+          <w:rFonts w:ascii="Calibri" w:hAnsi="Calibri" w:cs="Calibri"/>
+          <w:sz w:val="24"/>
+          <w:szCs w:val="24"/>
+        </w:rPr>
+        <w:t xml:space="preserve"> web. </w:t>
+      </w:r>
+      <w:proofErr w:type="spellStart"/>
+      <w:r>
+        <w:rPr>
+          <w:rFonts w:ascii="Calibri" w:hAnsi="Calibri" w:cs="Calibri"/>
+          <w:sz w:val="24"/>
+          <w:szCs w:val="24"/>
+        </w:rPr>
+        <w:t>Đam</w:t>
+      </w:r>
+      <w:proofErr w:type="spellEnd"/>
+      <w:r>
+        <w:rPr>
+          <w:rFonts w:ascii="Calibri" w:hAnsi="Calibri" w:cs="Calibri"/>
+          <w:sz w:val="24"/>
+          <w:szCs w:val="24"/>
+        </w:rPr>
+        <w:t xml:space="preserve"> </w:t>
+      </w:r>
+      <w:proofErr w:type="spellStart"/>
+      <w:r>
+        <w:rPr>
+          <w:rFonts w:ascii="Calibri" w:hAnsi="Calibri" w:cs="Calibri"/>
+          <w:sz w:val="24"/>
+          <w:szCs w:val="24"/>
+        </w:rPr>
+        <w:t>mê</w:t>
+      </w:r>
+      <w:proofErr w:type="spellEnd"/>
+      <w:r>
+        <w:rPr>
+          <w:rFonts w:ascii="Calibri" w:hAnsi="Calibri" w:cs="Calibri"/>
+          <w:sz w:val="24"/>
+          <w:szCs w:val="24"/>
+        </w:rPr>
+        <w:t xml:space="preserve"> </w:t>
+      </w:r>
+      <w:proofErr w:type="spellStart"/>
+      <w:r>
+        <w:rPr>
+          <w:rFonts w:ascii="Calibri" w:hAnsi="Calibri" w:cs="Calibri"/>
+          <w:sz w:val="24"/>
+          <w:szCs w:val="24"/>
+        </w:rPr>
+        <w:t>khám</w:t>
+      </w:r>
+      <w:proofErr w:type="spellEnd"/>
+      <w:r>
+        <w:rPr>
+          <w:rFonts w:ascii="Calibri" w:hAnsi="Calibri" w:cs="Calibri"/>
+          <w:sz w:val="24"/>
+          <w:szCs w:val="24"/>
+        </w:rPr>
+        <w:t xml:space="preserve"> </w:t>
+      </w:r>
+      <w:proofErr w:type="spellStart"/>
+      <w:r>
+        <w:rPr>
+          <w:rFonts w:ascii="Calibri" w:hAnsi="Calibri" w:cs="Calibri"/>
+          <w:sz w:val="24"/>
+          <w:szCs w:val="24"/>
+        </w:rPr>
+        <w:t>phá</w:t>
+      </w:r>
+      <w:proofErr w:type="spellEnd"/>
+      <w:r>
+        <w:rPr>
+          <w:rFonts w:ascii="Calibri" w:hAnsi="Calibri" w:cs="Calibri"/>
+          <w:sz w:val="24"/>
+          <w:szCs w:val="24"/>
+        </w:rPr>
+        <w:t xml:space="preserve"> </w:t>
+      </w:r>
+      <w:proofErr w:type="spellStart"/>
+      <w:r>
+        <w:rPr>
+          <w:rFonts w:ascii="Calibri" w:hAnsi="Calibri" w:cs="Calibri"/>
+          <w:sz w:val="24"/>
+          <w:szCs w:val="24"/>
+        </w:rPr>
+        <w:t>các</w:t>
+      </w:r>
+      <w:proofErr w:type="spellEnd"/>
+      <w:r>
+        <w:rPr>
+          <w:rFonts w:ascii="Calibri" w:hAnsi="Calibri" w:cs="Calibri"/>
+          <w:sz w:val="24"/>
+          <w:szCs w:val="24"/>
+        </w:rPr>
+        <w:t xml:space="preserve"> </w:t>
+      </w:r>
+      <w:proofErr w:type="spellStart"/>
+      <w:r>
+        <w:rPr>
+          <w:rFonts w:ascii="Calibri" w:hAnsi="Calibri" w:cs="Calibri"/>
+          <w:sz w:val="24"/>
+          <w:szCs w:val="24"/>
+        </w:rPr>
+        <w:t>công</w:t>
+      </w:r>
+      <w:proofErr w:type="spellEnd"/>
+      <w:r>
+        <w:rPr>
+          <w:rFonts w:ascii="Calibri" w:hAnsi="Calibri" w:cs="Calibri"/>
+          <w:sz w:val="24"/>
+          <w:szCs w:val="24"/>
+        </w:rPr>
+        <w:t xml:space="preserve"> </w:t>
+      </w:r>
+      <w:proofErr w:type="spellStart"/>
+      <w:r>
+        <w:rPr>
+          <w:rFonts w:ascii="Calibri" w:hAnsi="Calibri" w:cs="Calibri"/>
+          <w:sz w:val="24"/>
+          <w:szCs w:val="24"/>
+        </w:rPr>
+        <w:t>nghệ</w:t>
+      </w:r>
+      <w:proofErr w:type="spellEnd"/>
+      <w:r>
+        <w:rPr>
+          <w:rFonts w:ascii="Calibri" w:hAnsi="Calibri" w:cs="Calibri"/>
+          <w:sz w:val="24"/>
+          <w:szCs w:val="24"/>
+        </w:rPr>
+        <w:t xml:space="preserve"> </w:t>
+      </w:r>
+      <w:proofErr w:type="spellStart"/>
+      <w:r>
+        <w:rPr>
+          <w:rFonts w:ascii="Calibri" w:hAnsi="Calibri" w:cs="Calibri"/>
+          <w:sz w:val="24"/>
+          <w:szCs w:val="24"/>
+        </w:rPr>
+        <w:t>mới</w:t>
+      </w:r>
+      <w:proofErr w:type="spellEnd"/>
+      <w:r>
+        <w:rPr>
+          <w:rFonts w:ascii="Calibri" w:hAnsi="Calibri" w:cs="Calibri"/>
+          <w:sz w:val="24"/>
+          <w:szCs w:val="24"/>
+        </w:rPr>
+        <w:t xml:space="preserve"> </w:t>
+      </w:r>
+      <w:proofErr w:type="spellStart"/>
+      <w:r>
+        <w:rPr>
+          <w:rFonts w:ascii="Calibri" w:hAnsi="Calibri" w:cs="Calibri"/>
+          <w:sz w:val="24"/>
+          <w:szCs w:val="24"/>
+        </w:rPr>
+        <w:t>và</w:t>
+      </w:r>
+      <w:proofErr w:type="spellEnd"/>
+      <w:r>
+        <w:rPr>
+          <w:rFonts w:ascii="Calibri" w:hAnsi="Calibri" w:cs="Calibri"/>
+          <w:sz w:val="24"/>
+          <w:szCs w:val="24"/>
+        </w:rPr>
+        <w:t xml:space="preserve"> </w:t>
+      </w:r>
+      <w:proofErr w:type="spellStart"/>
+      <w:r>
+        <w:rPr>
+          <w:rFonts w:ascii="Calibri" w:hAnsi="Calibri" w:cs="Calibri"/>
+          <w:sz w:val="24"/>
+          <w:szCs w:val="24"/>
+        </w:rPr>
+        <w:t>tìm</w:t>
+      </w:r>
+      <w:proofErr w:type="spellEnd"/>
+      <w:r>
+        <w:rPr>
+          <w:rFonts w:ascii="Calibri" w:hAnsi="Calibri" w:cs="Calibri"/>
+          <w:sz w:val="24"/>
+          <w:szCs w:val="24"/>
+        </w:rPr>
+        <w:t xml:space="preserve"> </w:t>
+      </w:r>
+      <w:proofErr w:type="spellStart"/>
+      <w:r>
+        <w:rPr>
+          <w:rFonts w:ascii="Calibri" w:hAnsi="Calibri" w:cs="Calibri"/>
+          <w:sz w:val="24"/>
+          <w:szCs w:val="24"/>
+        </w:rPr>
+        <w:t>kiếm</w:t>
+      </w:r>
+      <w:proofErr w:type="spellEnd"/>
+      <w:r>
+        <w:rPr>
+          <w:rFonts w:ascii="Calibri" w:hAnsi="Calibri" w:cs="Calibri"/>
+          <w:sz w:val="24"/>
+          <w:szCs w:val="24"/>
+        </w:rPr>
+        <w:t xml:space="preserve"> </w:t>
+      </w:r>
+      <w:proofErr w:type="spellStart"/>
+      <w:r>
+        <w:rPr>
+          <w:rFonts w:ascii="Calibri" w:hAnsi="Calibri" w:cs="Calibri"/>
+          <w:sz w:val="24"/>
+          <w:szCs w:val="24"/>
+        </w:rPr>
+        <w:t>những</w:t>
+      </w:r>
+      <w:proofErr w:type="spellEnd"/>
+      <w:r>
+        <w:rPr>
+          <w:rFonts w:ascii="Calibri" w:hAnsi="Calibri" w:cs="Calibri"/>
+          <w:sz w:val="24"/>
+          <w:szCs w:val="24"/>
+        </w:rPr>
+        <w:t xml:space="preserve"> </w:t>
+      </w:r>
+      <w:proofErr w:type="spellStart"/>
+      <w:r>
+        <w:rPr>
+          <w:rFonts w:ascii="Calibri" w:hAnsi="Calibri" w:cs="Calibri"/>
+          <w:sz w:val="24"/>
+          <w:szCs w:val="24"/>
+        </w:rPr>
+        <w:t>cơ</w:t>
+      </w:r>
+      <w:proofErr w:type="spellEnd"/>
+      <w:r>
+        <w:rPr>
+          <w:rFonts w:ascii="Calibri" w:hAnsi="Calibri" w:cs="Calibri"/>
+          <w:sz w:val="24"/>
+          <w:szCs w:val="24"/>
+        </w:rPr>
+        <w:t xml:space="preserve"> </w:t>
+      </w:r>
+      <w:proofErr w:type="spellStart"/>
+      <w:r>
+        <w:rPr>
+          <w:rFonts w:ascii="Calibri" w:hAnsi="Calibri" w:cs="Calibri"/>
+          <w:sz w:val="24"/>
+          <w:szCs w:val="24"/>
+        </w:rPr>
+        <w:t>hội</w:t>
+      </w:r>
+      <w:proofErr w:type="spellEnd"/>
+      <w:r>
+        <w:rPr>
+          <w:rFonts w:ascii="Calibri" w:hAnsi="Calibri" w:cs="Calibri"/>
+          <w:sz w:val="24"/>
+          <w:szCs w:val="24"/>
+        </w:rPr>
+        <w:t xml:space="preserve"> </w:t>
+      </w:r>
+      <w:proofErr w:type="spellStart"/>
+      <w:r>
+        <w:rPr>
+          <w:rFonts w:ascii="Calibri" w:hAnsi="Calibri" w:cs="Calibri"/>
+          <w:sz w:val="24"/>
+          <w:szCs w:val="24"/>
+        </w:rPr>
+        <w:t>đầy</w:t>
+      </w:r>
+      <w:proofErr w:type="spellEnd"/>
+      <w:r>
+        <w:rPr>
+          <w:rFonts w:ascii="Calibri" w:hAnsi="Calibri" w:cs="Calibri"/>
+          <w:sz w:val="24"/>
+          <w:szCs w:val="24"/>
+        </w:rPr>
+        <w:t xml:space="preserve"> </w:t>
+      </w:r>
+      <w:proofErr w:type="spellStart"/>
+      <w:r>
+        <w:rPr>
+          <w:rFonts w:ascii="Calibri" w:hAnsi="Calibri" w:cs="Calibri"/>
+          <w:sz w:val="24"/>
+          <w:szCs w:val="24"/>
+        </w:rPr>
+        <w:t>thử</w:t>
+      </w:r>
+      <w:proofErr w:type="spellEnd"/>
+      <w:r>
+        <w:rPr>
+          <w:rFonts w:ascii="Calibri" w:hAnsi="Calibri" w:cs="Calibri"/>
+          <w:sz w:val="24"/>
+          <w:szCs w:val="24"/>
+        </w:rPr>
+        <w:t xml:space="preserve"> </w:t>
+      </w:r>
+      <w:proofErr w:type="spellStart"/>
+      <w:r>
+        <w:rPr>
+          <w:rFonts w:ascii="Calibri" w:hAnsi="Calibri" w:cs="Calibri"/>
+          <w:sz w:val="24"/>
+          <w:szCs w:val="24"/>
+        </w:rPr>
+        <w:t>thách</w:t>
+      </w:r>
+      <w:proofErr w:type="spellEnd"/>
     </w:p>
     <w:p>
       <w:pPr>
@@ -356,7 +1278,27 @@
           <w:sz w:val="24"/>
           <w:szCs w:val="24"/>
         </w:rPr>
-        <w:t xml:space="preserve"> MyBatis,</w:t>
+        <w:t xml:space="preserve"> </w:t>
+      </w:r>
+      <w:proofErr w:type="spellStart"/>
+      <w:r>
+        <w:rPr>
+          <w:rFonts w:ascii="Calibri" w:hAnsi="Calibri" w:cs="Calibri"/>
+          <w:bCs/>
+          <w:sz w:val="24"/>
+          <w:szCs w:val="24"/>
+        </w:rPr>
+        <w:t>MyBatis</w:t>
+      </w:r>
+      <w:proofErr w:type="spellEnd"/>
+      <w:r>
+        <w:rPr>
+          <w:rFonts w:ascii="Calibri" w:hAnsi="Calibri" w:cs="Calibri"/>
+          <w:bCs/>
+          <w:sz w:val="24"/>
+          <w:szCs w:val="24"/>
+        </w:rPr>
+        <w:t>,</w:t>
       </w:r>
       <w:r>
         <w:rPr>
@@ -448,8 +1390,9 @@
           <w:sz w:val="24"/>
           <w:szCs w:val="24"/>
         </w:rPr>
-        <w:t xml:space="preserve">Apache Kafka (Saga Pattern, Partitioning), RabbitMQ, Spring Cloud Stream, Communication (RESTful API, WebSockets, </w:t>
-      </w:r>
+        <w:t xml:space="preserve">Apache Kafka (Saga Pattern, Partitioning), RabbitMQ, Spring Cloud Stream, Communication (RESTful API, </w:t>
+      </w:r>
+      <w:proofErr w:type="spellStart"/>
       <w:r>
         <w:rPr>
           <w:rFonts w:ascii="Calibri" w:hAnsi="Calibri" w:cs="Calibri"/>
@@ -457,8 +1400,29 @@
           <w:sz w:val="24"/>
           <w:szCs w:val="24"/>
         </w:rPr>
+        <w:t>WebSockets</w:t>
+      </w:r>
+      <w:proofErr w:type="spellEnd"/>
+      <w:r>
+        <w:rPr>
+          <w:rFonts w:ascii="Calibri" w:hAnsi="Calibri" w:cs="Calibri"/>
+          <w:bCs/>
+          <w:sz w:val="24"/>
+          <w:szCs w:val="24"/>
+        </w:rPr>
+        <w:t xml:space="preserve">, </w:t>
+      </w:r>
+      <w:proofErr w:type="spellStart"/>
+      <w:r>
+        <w:rPr>
+          <w:rFonts w:ascii="Calibri" w:hAnsi="Calibri" w:cs="Calibri"/>
+          <w:bCs/>
+          <w:sz w:val="24"/>
+          <w:szCs w:val="24"/>
+        </w:rPr>
         <w:t>gRPC</w:t>
       </w:r>
+      <w:proofErr w:type="spellEnd"/>
       <w:r>
         <w:rPr>
           <w:rFonts w:ascii="Calibri" w:hAnsi="Calibri" w:cs="Calibri"/>
@@ -498,14 +1462,34 @@
         </w:rPr>
         <w:t xml:space="preserve"> </w:t>
       </w:r>
-      <w:r>
-        <w:rPr>
-          <w:rFonts w:ascii="Calibri" w:hAnsi="Calibri" w:cs="Calibri"/>
-          <w:sz w:val="24"/>
-          <w:szCs w:val="24"/>
-        </w:rPr>
-        <w:t>Kiến trúc</w:t>
-      </w:r>
+      <w:proofErr w:type="spellStart"/>
+      <w:r>
+        <w:rPr>
+          <w:rFonts w:ascii="Calibri" w:hAnsi="Calibri" w:cs="Calibri"/>
+          <w:sz w:val="24"/>
+          <w:szCs w:val="24"/>
+        </w:rPr>
+        <w:t>Kiến</w:t>
+      </w:r>
+      <w:proofErr w:type="spellEnd"/>
+      <w:r>
+        <w:rPr>
+          <w:rFonts w:ascii="Calibri" w:hAnsi="Calibri" w:cs="Calibri"/>
+          <w:sz w:val="24"/>
+          <w:szCs w:val="24"/>
+        </w:rPr>
+        <w:t xml:space="preserve"> </w:t>
+      </w:r>
+      <w:proofErr w:type="spellStart"/>
+      <w:r>
+        <w:rPr>
+          <w:rFonts w:ascii="Calibri" w:hAnsi="Calibri" w:cs="Calibri"/>
+          <w:sz w:val="24"/>
+          <w:szCs w:val="24"/>
+        </w:rPr>
+        <w:t>trúc</w:t>
+      </w:r>
+      <w:proofErr w:type="spellEnd"/>
       <w:r>
         <w:rPr>
           <w:rFonts w:ascii="Calibri" w:hAnsi="Calibri" w:cs="Calibri"/>
@@ -602,8 +1586,9 @@
           <w:sz w:val="24"/>
           <w:szCs w:val="24"/>
         </w:rPr>
-        <w:t xml:space="preserve">Distributed Caching (Redis), Local Caching (Ehcache), </w:t>
-      </w:r>
+        <w:t>Distributed Caching (Redis), Local Caching (</w:t>
+      </w:r>
+      <w:proofErr w:type="spellStart"/>
       <w:r>
         <w:rPr>
           <w:rFonts w:ascii="Calibri" w:hAnsi="Calibri" w:cs="Calibri"/>
@@ -611,8 +1596,9 @@
           <w:sz w:val="24"/>
           <w:szCs w:val="24"/>
         </w:rPr>
-        <w:t>quản lý transaction</w:t>
-      </w:r>
+        <w:t>Ehcache</w:t>
+      </w:r>
+      <w:proofErr w:type="spellEnd"/>
       <w:r>
         <w:rPr>
           <w:rFonts w:ascii="Calibri" w:hAnsi="Calibri" w:cs="Calibri"/>
@@ -620,8 +1606,58 @@
           <w:sz w:val="24"/>
           <w:szCs w:val="24"/>
         </w:rPr>
+        <w:t xml:space="preserve">), </w:t>
+      </w:r>
+      <w:proofErr w:type="spellStart"/>
+      <w:r>
+        <w:rPr>
+          <w:rFonts w:ascii="Calibri" w:hAnsi="Calibri" w:cs="Calibri"/>
+          <w:bCs/>
+          <w:sz w:val="24"/>
+          <w:szCs w:val="24"/>
+        </w:rPr>
+        <w:t>quản</w:t>
+      </w:r>
+      <w:proofErr w:type="spellEnd"/>
+      <w:r>
+        <w:rPr>
+          <w:rFonts w:ascii="Calibri" w:hAnsi="Calibri" w:cs="Calibri"/>
+          <w:bCs/>
+          <w:sz w:val="24"/>
+          <w:szCs w:val="24"/>
+        </w:rPr>
+        <w:t xml:space="preserve"> </w:t>
+      </w:r>
+      <w:proofErr w:type="spellStart"/>
+      <w:r>
+        <w:rPr>
+          <w:rFonts w:ascii="Calibri" w:hAnsi="Calibri" w:cs="Calibri"/>
+          <w:bCs/>
+          <w:sz w:val="24"/>
+          <w:szCs w:val="24"/>
+        </w:rPr>
+        <w:t>lý</w:t>
+      </w:r>
+      <w:proofErr w:type="spellEnd"/>
+      <w:r>
+        <w:rPr>
+          <w:rFonts w:ascii="Calibri" w:hAnsi="Calibri" w:cs="Calibri"/>
+          <w:bCs/>
+          <w:sz w:val="24"/>
+          <w:szCs w:val="24"/>
+        </w:rPr>
+        <w:t xml:space="preserve"> transaction</w:t>
+      </w:r>
+      <w:r>
+        <w:rPr>
+          <w:rFonts w:ascii="Calibri" w:hAnsi="Calibri" w:cs="Calibri"/>
+          <w:bCs/>
+          <w:sz w:val="24"/>
+          <w:szCs w:val="24"/>
+        </w:rPr>
         <w:t xml:space="preserve">, </w:t>
       </w:r>
+      <w:proofErr w:type="spellStart"/>
       <w:r>
         <w:rPr>
           <w:rFonts w:ascii="Calibri" w:hAnsi="Calibri" w:cs="Calibri"/>
@@ -629,8 +1665,89 @@
           <w:sz w:val="24"/>
           <w:szCs w:val="24"/>
         </w:rPr>
-        <w:t>tối ưu hóa truy vấn</w:t>
-      </w:r>
+        <w:t>tối</w:t>
+      </w:r>
+      <w:proofErr w:type="spellEnd"/>
+      <w:r>
+        <w:rPr>
+          <w:rFonts w:ascii="Calibri" w:hAnsi="Calibri" w:cs="Calibri"/>
+          <w:bCs/>
+          <w:sz w:val="24"/>
+          <w:szCs w:val="24"/>
+        </w:rPr>
+        <w:t xml:space="preserve"> </w:t>
+      </w:r>
+      <w:proofErr w:type="spellStart"/>
+      <w:r>
+        <w:rPr>
+          <w:rFonts w:ascii="Calibri" w:hAnsi="Calibri" w:cs="Calibri"/>
+          <w:bCs/>
+          <w:sz w:val="24"/>
+          <w:szCs w:val="24"/>
+        </w:rPr>
+        <w:t>ưu</w:t>
+      </w:r>
+      <w:proofErr w:type="spellEnd"/>
+      <w:r>
+        <w:rPr>
+          <w:rFonts w:ascii="Calibri" w:hAnsi="Calibri" w:cs="Calibri"/>
+          <w:bCs/>
+          <w:sz w:val="24"/>
+          <w:szCs w:val="24"/>
+        </w:rPr>
+        <w:t xml:space="preserve"> </w:t>
+      </w:r>
+      <w:proofErr w:type="spellStart"/>
+      <w:r>
+        <w:rPr>
+          <w:rFonts w:ascii="Calibri" w:hAnsi="Calibri" w:cs="Calibri"/>
+          <w:bCs/>
+          <w:sz w:val="24"/>
+          <w:szCs w:val="24"/>
+        </w:rPr>
+        <w:t>hóa</w:t>
+      </w:r>
+      <w:proofErr w:type="spellEnd"/>
+      <w:r>
+        <w:rPr>
+          <w:rFonts w:ascii="Calibri" w:hAnsi="Calibri" w:cs="Calibri"/>
+          <w:bCs/>
+          <w:sz w:val="24"/>
+          <w:szCs w:val="24"/>
+        </w:rPr>
+        <w:t xml:space="preserve"> </w:t>
+      </w:r>
+      <w:proofErr w:type="spellStart"/>
+      <w:r>
+        <w:rPr>
+          <w:rFonts w:ascii="Calibri" w:hAnsi="Calibri" w:cs="Calibri"/>
+          <w:bCs/>
+          <w:sz w:val="24"/>
+          <w:szCs w:val="24"/>
+        </w:rPr>
+        <w:t>truy</w:t>
+      </w:r>
+      <w:proofErr w:type="spellEnd"/>
+      <w:r>
+        <w:rPr>
+          <w:rFonts w:ascii="Calibri" w:hAnsi="Calibri" w:cs="Calibri"/>
+          <w:bCs/>
+          <w:sz w:val="24"/>
+          <w:szCs w:val="24"/>
+        </w:rPr>
+        <w:t xml:space="preserve"> </w:t>
+      </w:r>
+      <w:proofErr w:type="spellStart"/>
+      <w:r>
+        <w:rPr>
+          <w:rFonts w:ascii="Calibri" w:hAnsi="Calibri" w:cs="Calibri"/>
+          <w:bCs/>
+          <w:sz w:val="24"/>
+          <w:szCs w:val="24"/>
+        </w:rPr>
+        <w:t>vấn</w:t>
+      </w:r>
+      <w:proofErr w:type="spellEnd"/>
     </w:p>
     <w:p>
       <w:pPr>
@@ -676,7 +1793,47 @@
           <w:sz w:val="24"/>
           <w:szCs w:val="24"/>
         </w:rPr>
-        <w:t>TypeScript, Material UI, Tailwind CSS, TanStack Query, Zustand,</w:t>
+        <w:t xml:space="preserve">TypeScript, Material UI, Tailwind CSS, </w:t>
+      </w:r>
+      <w:proofErr w:type="spellStart"/>
+      <w:r>
+        <w:rPr>
+          <w:rFonts w:ascii="Calibri" w:hAnsi="Calibri" w:cs="Calibri"/>
+          <w:bCs/>
+          <w:sz w:val="24"/>
+          <w:szCs w:val="24"/>
+        </w:rPr>
+        <w:t>TanStack</w:t>
+      </w:r>
+      <w:proofErr w:type="spellEnd"/>
+      <w:r>
+        <w:rPr>
+          <w:rFonts w:ascii="Calibri" w:hAnsi="Calibri" w:cs="Calibri"/>
+          <w:bCs/>
+          <w:sz w:val="24"/>
+          <w:szCs w:val="24"/>
+        </w:rPr>
+        <w:t xml:space="preserve"> Query, </w:t>
+      </w:r>
+      <w:proofErr w:type="spellStart"/>
+      <w:r>
+        <w:rPr>
+          <w:rFonts w:ascii="Calibri" w:hAnsi="Calibri" w:cs="Calibri"/>
+          <w:bCs/>
+          <w:sz w:val="24"/>
+          <w:szCs w:val="24"/>
+        </w:rPr>
+        <w:t>Zustand</w:t>
+      </w:r>
+      <w:proofErr w:type="spellEnd"/>
+      <w:r>
+        <w:rPr>
+          <w:rFonts w:ascii="Calibri" w:hAnsi="Calibri" w:cs="Calibri"/>
+          <w:bCs/>
+          <w:sz w:val="24"/>
+          <w:szCs w:val="24"/>
+        </w:rPr>
+        <w:t>,</w:t>
       </w:r>
       <w:r>
         <w:rPr>
@@ -802,6 +1959,7 @@
           <w:szCs w:val="24"/>
         </w:rPr>
       </w:pPr>
+      <w:proofErr w:type="spellStart"/>
       <w:r>
         <w:rPr>
           <w:rFonts w:ascii="Calibri" w:hAnsi="Calibri" w:cs="Calibri"/>
@@ -810,8 +1968,31 @@
           <w:sz w:val="24"/>
           <w:szCs w:val="24"/>
         </w:rPr>
-        <w:t>Kiểm thử</w:t>
-      </w:r>
+        <w:t>Kiểm</w:t>
+      </w:r>
+      <w:proofErr w:type="spellEnd"/>
+      <w:r>
+        <w:rPr>
+          <w:rFonts w:ascii="Calibri" w:hAnsi="Calibri" w:cs="Calibri"/>
+          <w:b/>
+          <w:bCs/>
+          <w:sz w:val="24"/>
+          <w:szCs w:val="24"/>
+        </w:rPr>
+        <w:t xml:space="preserve"> </w:t>
+      </w:r>
+      <w:proofErr w:type="spellStart"/>
+      <w:r>
+        <w:rPr>
+          <w:rFonts w:ascii="Calibri" w:hAnsi="Calibri" w:cs="Calibri"/>
+          <w:b/>
+          <w:bCs/>
+          <w:sz w:val="24"/>
+          <w:szCs w:val="24"/>
+        </w:rPr>
+        <w:t>thử</w:t>
+      </w:r>
+      <w:proofErr w:type="spellEnd"/>
       <w:r>
         <w:rPr>
           <w:rFonts w:ascii="Calibri" w:hAnsi="Calibri" w:cs="Calibri"/>
@@ -857,8 +2038,64 @@
           <w:sz w:val="24"/>
           <w:szCs w:val="24"/>
         </w:rPr>
-        <w:t>Quản lý công việc</w:t>
-      </w:r>
+        <w:t xml:space="preserve">Quản </w:t>
+      </w:r>
+      <w:proofErr w:type="spellStart"/>
+      <w:r>
+        <w:rPr>
+          <w:rFonts w:ascii="Calibri" w:hAnsi="Calibri" w:cs="Calibri"/>
+          <w:b/>
+          <w:bCs/>
+          <w:sz w:val="24"/>
+          <w:szCs w:val="24"/>
+        </w:rPr>
+        <w:t>lý</w:t>
+      </w:r>
+      <w:proofErr w:type="spellEnd"/>
+      <w:r>
+        <w:rPr>
+          <w:rFonts w:ascii="Calibri" w:hAnsi="Calibri" w:cs="Calibri"/>
+          <w:b/>
+          <w:bCs/>
+          <w:sz w:val="24"/>
+          <w:szCs w:val="24"/>
+        </w:rPr>
+        <w:t xml:space="preserve"> </w:t>
+      </w:r>
+      <w:proofErr w:type="spellStart"/>
+      <w:r>
+        <w:rPr>
+          <w:rFonts w:ascii="Calibri" w:hAnsi="Calibri" w:cs="Calibri"/>
+          <w:b/>
+          <w:bCs/>
+          <w:sz w:val="24"/>
+          <w:szCs w:val="24"/>
+        </w:rPr>
+        <w:t>công</w:t>
+      </w:r>
+      <w:proofErr w:type="spellEnd"/>
+      <w:r>
+        <w:rPr>
+          <w:rFonts w:ascii="Calibri" w:hAnsi="Calibri" w:cs="Calibri"/>
+          <w:b/>
+          <w:bCs/>
+          <w:sz w:val="24"/>
+          <w:szCs w:val="24"/>
+        </w:rPr>
+        <w:t xml:space="preserve"> </w:t>
+      </w:r>
+      <w:proofErr w:type="spellStart"/>
+      <w:r>
+        <w:rPr>
+          <w:rFonts w:ascii="Calibri" w:hAnsi="Calibri" w:cs="Calibri"/>
+          <w:b/>
+          <w:bCs/>
+          <w:sz w:val="24"/>
+          <w:szCs w:val="24"/>
+        </w:rPr>
+        <w:t>việc</w:t>
+      </w:r>
+      <w:proofErr w:type="spellEnd"/>
       <w:r>
         <w:rPr>
           <w:rFonts w:ascii="Calibri" w:hAnsi="Calibri" w:cs="Calibri"/>
@@ -1038,13 +2275,59 @@
                 <w:szCs w:val="24"/>
               </w:rPr>
             </w:pPr>
+            <w:proofErr w:type="spellStart"/>
             <w:r>
               <w:rPr>
                 <w:rFonts w:ascii="Calibri" w:hAnsi="Calibri" w:cs="Calibri"/>
                 <w:sz w:val="24"/>
                 <w:szCs w:val="24"/>
               </w:rPr>
-              <w:t>Chứng chỉ tiếng Anh</w:t>
+              <w:t>Chứng</w:t>
+            </w:r>
+            <w:proofErr w:type="spellEnd"/>
+            <w:r>
+              <w:rPr>
+                <w:rFonts w:ascii="Calibri" w:hAnsi="Calibri" w:cs="Calibri"/>
+                <w:sz w:val="24"/>
+                <w:szCs w:val="24"/>
+              </w:rPr>
+              <w:t xml:space="preserve"> </w:t>
+            </w:r>
+            <w:proofErr w:type="spellStart"/>
+            <w:r>
+              <w:rPr>
+                <w:rFonts w:ascii="Calibri" w:hAnsi="Calibri" w:cs="Calibri"/>
+                <w:sz w:val="24"/>
+                <w:szCs w:val="24"/>
+              </w:rPr>
+              <w:t>chỉ</w:t>
+            </w:r>
+            <w:proofErr w:type="spellEnd"/>
+            <w:r>
+              <w:rPr>
+                <w:rFonts w:ascii="Calibri" w:hAnsi="Calibri" w:cs="Calibri"/>
+                <w:sz w:val="24"/>
+                <w:szCs w:val="24"/>
+              </w:rPr>
+              <w:t xml:space="preserve"> </w:t>
+            </w:r>
+            <w:proofErr w:type="spellStart"/>
+            <w:r>
+              <w:rPr>
+                <w:rFonts w:ascii="Calibri" w:hAnsi="Calibri" w:cs="Calibri"/>
+                <w:sz w:val="24"/>
+                <w:szCs w:val="24"/>
+              </w:rPr>
+              <w:t>tiếng</w:t>
+            </w:r>
+            <w:proofErr w:type="spellEnd"/>
+            <w:r>
+              <w:rPr>
+                <w:rFonts w:ascii="Calibri" w:hAnsi="Calibri" w:cs="Calibri"/>
+                <w:sz w:val="24"/>
+                <w:szCs w:val="24"/>
+              </w:rPr>
+              <w:t xml:space="preserve"> Anh</w:t>
             </w:r>
             <w:r>
               <w:rPr>
@@ -1121,7 +2404,67 @@
           <w:sz w:val="24"/>
           <w:szCs w:val="24"/>
         </w:rPr>
-        <w:t xml:space="preserve"> Lập trình viên </w:t>
+        <w:t xml:space="preserve"> </w:t>
+      </w:r>
+      <w:proofErr w:type="spellStart"/>
+      <w:r>
+        <w:rPr>
+          <w:rFonts w:ascii="Calibri" w:hAnsi="Calibri" w:cs="Calibri"/>
+          <w:b/>
+          <w:sz w:val="24"/>
+          <w:szCs w:val="24"/>
+        </w:rPr>
+        <w:t>Lập</w:t>
+      </w:r>
+      <w:proofErr w:type="spellEnd"/>
+      <w:r>
+        <w:rPr>
+          <w:rFonts w:ascii="Calibri" w:hAnsi="Calibri" w:cs="Calibri"/>
+          <w:b/>
+          <w:sz w:val="24"/>
+          <w:szCs w:val="24"/>
+        </w:rPr>
+        <w:t xml:space="preserve"> </w:t>
+      </w:r>
+      <w:proofErr w:type="spellStart"/>
+      <w:r>
+        <w:rPr>
+          <w:rFonts w:ascii="Calibri" w:hAnsi="Calibri" w:cs="Calibri"/>
+          <w:b/>
+          <w:sz w:val="24"/>
+          <w:szCs w:val="24"/>
+        </w:rPr>
+        <w:t>trình</w:t>
+      </w:r>
+      <w:proofErr w:type="spellEnd"/>
+      <w:r>
+        <w:rPr>
+          <w:rFonts w:ascii="Calibri" w:hAnsi="Calibri" w:cs="Calibri"/>
+          <w:b/>
+          <w:sz w:val="24"/>
+          <w:szCs w:val="24"/>
+        </w:rPr>
+        <w:t xml:space="preserve"> </w:t>
+      </w:r>
+      <w:proofErr w:type="spellStart"/>
+      <w:r>
+        <w:rPr>
+          <w:rFonts w:ascii="Calibri" w:hAnsi="Calibri" w:cs="Calibri"/>
+          <w:b/>
+          <w:sz w:val="24"/>
+          <w:szCs w:val="24"/>
+        </w:rPr>
+        <w:t>viên</w:t>
+      </w:r>
+      <w:proofErr w:type="spellEnd"/>
+      <w:r>
+        <w:rPr>
+          <w:rFonts w:ascii="Calibri" w:hAnsi="Calibri" w:cs="Calibri"/>
+          <w:b/>
+          <w:sz w:val="24"/>
+          <w:szCs w:val="24"/>
+        </w:rPr>
+        <w:t xml:space="preserve"> </w:t>
       </w:r>
       <w:r>
         <w:rPr>
@@ -1225,8 +2568,36 @@
           <w:sz w:val="24"/>
           <w:szCs w:val="24"/>
         </w:rPr>
-        <w:t xml:space="preserve"> Hệ thống</w:t>
-      </w:r>
+        <w:t xml:space="preserve"> </w:t>
+      </w:r>
+      <w:proofErr w:type="spellStart"/>
+      <w:r>
+        <w:rPr>
+          <w:rFonts w:ascii="Calibri" w:hAnsi="Calibri" w:cs="Calibri"/>
+          <w:sz w:val="24"/>
+          <w:szCs w:val="24"/>
+        </w:rPr>
+        <w:t>Hệ</w:t>
+      </w:r>
+      <w:proofErr w:type="spellEnd"/>
+      <w:r>
+        <w:rPr>
+          <w:rFonts w:ascii="Calibri" w:hAnsi="Calibri" w:cs="Calibri"/>
+          <w:sz w:val="24"/>
+          <w:szCs w:val="24"/>
+        </w:rPr>
+        <w:t xml:space="preserve"> </w:t>
+      </w:r>
+      <w:proofErr w:type="spellStart"/>
+      <w:r>
+        <w:rPr>
+          <w:rFonts w:ascii="Calibri" w:hAnsi="Calibri" w:cs="Calibri"/>
+          <w:sz w:val="24"/>
+          <w:szCs w:val="24"/>
+        </w:rPr>
+        <w:t>thống</w:t>
+      </w:r>
+      <w:proofErr w:type="spellEnd"/>
       <w:r>
         <w:rPr>
           <w:rFonts w:ascii="Calibri" w:hAnsi="Calibri" w:cs="Calibri"/>
@@ -1243,14 +2614,34 @@
         </w:rPr>
         <w:t xml:space="preserve"> (4 </w:t>
       </w:r>
-      <w:r>
-        <w:rPr>
-          <w:rFonts w:ascii="Calibri" w:hAnsi="Calibri" w:cs="Calibri"/>
-          <w:sz w:val="24"/>
-          <w:szCs w:val="24"/>
-        </w:rPr>
-        <w:t>thành viên</w:t>
-      </w:r>
+      <w:proofErr w:type="spellStart"/>
+      <w:r>
+        <w:rPr>
+          <w:rFonts w:ascii="Calibri" w:hAnsi="Calibri" w:cs="Calibri"/>
+          <w:sz w:val="24"/>
+          <w:szCs w:val="24"/>
+        </w:rPr>
+        <w:t>thành</w:t>
+      </w:r>
+      <w:proofErr w:type="spellEnd"/>
+      <w:r>
+        <w:rPr>
+          <w:rFonts w:ascii="Calibri" w:hAnsi="Calibri" w:cs="Calibri"/>
+          <w:sz w:val="24"/>
+          <w:szCs w:val="24"/>
+        </w:rPr>
+        <w:t xml:space="preserve"> </w:t>
+      </w:r>
+      <w:proofErr w:type="spellStart"/>
+      <w:r>
+        <w:rPr>
+          <w:rFonts w:ascii="Calibri" w:hAnsi="Calibri" w:cs="Calibri"/>
+          <w:sz w:val="24"/>
+          <w:szCs w:val="24"/>
+        </w:rPr>
+        <w:t>viên</w:t>
+      </w:r>
+      <w:proofErr w:type="spellEnd"/>
       <w:r>
         <w:rPr>
           <w:rFonts w:ascii="Calibri" w:hAnsi="Calibri" w:cs="Calibri"/>
@@ -1301,15 +2692,37 @@
           <w:szCs w:val="24"/>
         </w:rPr>
       </w:pPr>
-      <w:r>
-        <w:rPr>
-          <w:rFonts w:ascii="Calibri" w:hAnsi="Calibri" w:cs="Calibri"/>
-          <w:b/>
-          <w:sz w:val="24"/>
-          <w:szCs w:val="24"/>
-        </w:rPr>
-        <w:t>Mô tả</w:t>
-      </w:r>
+      <w:proofErr w:type="spellStart"/>
+      <w:r>
+        <w:rPr>
+          <w:rFonts w:ascii="Calibri" w:hAnsi="Calibri" w:cs="Calibri"/>
+          <w:b/>
+          <w:sz w:val="24"/>
+          <w:szCs w:val="24"/>
+        </w:rPr>
+        <w:t>Mô</w:t>
+      </w:r>
+      <w:proofErr w:type="spellEnd"/>
+      <w:r>
+        <w:rPr>
+          <w:rFonts w:ascii="Calibri" w:hAnsi="Calibri" w:cs="Calibri"/>
+          <w:b/>
+          <w:sz w:val="24"/>
+          <w:szCs w:val="24"/>
+        </w:rPr>
+        <w:t xml:space="preserve"> </w:t>
+      </w:r>
+      <w:proofErr w:type="spellStart"/>
+      <w:r>
+        <w:rPr>
+          <w:rFonts w:ascii="Calibri" w:hAnsi="Calibri" w:cs="Calibri"/>
+          <w:b/>
+          <w:sz w:val="24"/>
+          <w:szCs w:val="24"/>
+        </w:rPr>
+        <w:t>tả</w:t>
+      </w:r>
+      <w:proofErr w:type="spellEnd"/>
       <w:r>
         <w:rPr>
           <w:rFonts w:ascii="Calibri" w:hAnsi="Calibri" w:cs="Calibri"/>
@@ -1319,13 +2732,239 @@
         </w:rPr>
         <w:t xml:space="preserve">: </w:t>
       </w:r>
-      <w:r>
-        <w:rPr>
-          <w:rFonts w:ascii="Calibri" w:hAnsi="Calibri" w:cs="Calibri"/>
-          <w:sz w:val="24"/>
-          <w:szCs w:val="24"/>
-        </w:rPr>
-        <w:t xml:space="preserve">Một hệ thống doanh nghiệp hoạt động như một nền tảng dựa trên </w:t>
+      <w:proofErr w:type="spellStart"/>
+      <w:r>
+        <w:rPr>
+          <w:rFonts w:ascii="Calibri" w:hAnsi="Calibri" w:cs="Calibri"/>
+          <w:sz w:val="24"/>
+          <w:szCs w:val="24"/>
+        </w:rPr>
+        <w:t>Một</w:t>
+      </w:r>
+      <w:proofErr w:type="spellEnd"/>
+      <w:r>
+        <w:rPr>
+          <w:rFonts w:ascii="Calibri" w:hAnsi="Calibri" w:cs="Calibri"/>
+          <w:sz w:val="24"/>
+          <w:szCs w:val="24"/>
+        </w:rPr>
+        <w:t xml:space="preserve"> </w:t>
+      </w:r>
+      <w:proofErr w:type="spellStart"/>
+      <w:r>
+        <w:rPr>
+          <w:rFonts w:ascii="Calibri" w:hAnsi="Calibri" w:cs="Calibri"/>
+          <w:sz w:val="24"/>
+          <w:szCs w:val="24"/>
+        </w:rPr>
+        <w:t>hệ</w:t>
+      </w:r>
+      <w:proofErr w:type="spellEnd"/>
+      <w:r>
+        <w:rPr>
+          <w:rFonts w:ascii="Calibri" w:hAnsi="Calibri" w:cs="Calibri"/>
+          <w:sz w:val="24"/>
+          <w:szCs w:val="24"/>
+        </w:rPr>
+        <w:t xml:space="preserve"> </w:t>
+      </w:r>
+      <w:proofErr w:type="spellStart"/>
+      <w:r>
+        <w:rPr>
+          <w:rFonts w:ascii="Calibri" w:hAnsi="Calibri" w:cs="Calibri"/>
+          <w:sz w:val="24"/>
+          <w:szCs w:val="24"/>
+        </w:rPr>
+        <w:t>thống</w:t>
+      </w:r>
+      <w:proofErr w:type="spellEnd"/>
+      <w:r>
+        <w:rPr>
+          <w:rFonts w:ascii="Calibri" w:hAnsi="Calibri" w:cs="Calibri"/>
+          <w:sz w:val="24"/>
+          <w:szCs w:val="24"/>
+        </w:rPr>
+        <w:t xml:space="preserve"> </w:t>
+      </w:r>
+      <w:proofErr w:type="spellStart"/>
+      <w:r>
+        <w:rPr>
+          <w:rFonts w:ascii="Calibri" w:hAnsi="Calibri" w:cs="Calibri"/>
+          <w:sz w:val="24"/>
+          <w:szCs w:val="24"/>
+        </w:rPr>
+        <w:t>doanh</w:t>
+      </w:r>
+      <w:proofErr w:type="spellEnd"/>
+      <w:r>
+        <w:rPr>
+          <w:rFonts w:ascii="Calibri" w:hAnsi="Calibri" w:cs="Calibri"/>
+          <w:sz w:val="24"/>
+          <w:szCs w:val="24"/>
+        </w:rPr>
+        <w:t xml:space="preserve"> </w:t>
+      </w:r>
+      <w:proofErr w:type="spellStart"/>
+      <w:r>
+        <w:rPr>
+          <w:rFonts w:ascii="Calibri" w:hAnsi="Calibri" w:cs="Calibri"/>
+          <w:sz w:val="24"/>
+          <w:szCs w:val="24"/>
+        </w:rPr>
+        <w:t>nghiệp</w:t>
+      </w:r>
+      <w:proofErr w:type="spellEnd"/>
+      <w:r>
+        <w:rPr>
+          <w:rFonts w:ascii="Calibri" w:hAnsi="Calibri" w:cs="Calibri"/>
+          <w:sz w:val="24"/>
+          <w:szCs w:val="24"/>
+        </w:rPr>
+        <w:t xml:space="preserve"> </w:t>
+      </w:r>
+      <w:proofErr w:type="spellStart"/>
+      <w:r>
+        <w:rPr>
+          <w:rFonts w:ascii="Calibri" w:hAnsi="Calibri" w:cs="Calibri"/>
+          <w:sz w:val="24"/>
+          <w:szCs w:val="24"/>
+        </w:rPr>
+        <w:t>hoạt</w:t>
+      </w:r>
+      <w:proofErr w:type="spellEnd"/>
+      <w:r>
+        <w:rPr>
+          <w:rFonts w:ascii="Calibri" w:hAnsi="Calibri" w:cs="Calibri"/>
+          <w:sz w:val="24"/>
+          <w:szCs w:val="24"/>
+        </w:rPr>
+        <w:t xml:space="preserve"> </w:t>
+      </w:r>
+      <w:proofErr w:type="spellStart"/>
+      <w:r>
+        <w:rPr>
+          <w:rFonts w:ascii="Calibri" w:hAnsi="Calibri" w:cs="Calibri"/>
+          <w:sz w:val="24"/>
+          <w:szCs w:val="24"/>
+        </w:rPr>
+        <w:t>động</w:t>
+      </w:r>
+      <w:proofErr w:type="spellEnd"/>
+      <w:r>
+        <w:rPr>
+          <w:rFonts w:ascii="Calibri" w:hAnsi="Calibri" w:cs="Calibri"/>
+          <w:sz w:val="24"/>
+          <w:szCs w:val="24"/>
+        </w:rPr>
+        <w:t xml:space="preserve"> </w:t>
+      </w:r>
+      <w:proofErr w:type="spellStart"/>
+      <w:r>
+        <w:rPr>
+          <w:rFonts w:ascii="Calibri" w:hAnsi="Calibri" w:cs="Calibri"/>
+          <w:sz w:val="24"/>
+          <w:szCs w:val="24"/>
+        </w:rPr>
+        <w:t>như</w:t>
+      </w:r>
+      <w:proofErr w:type="spellEnd"/>
+      <w:r>
+        <w:rPr>
+          <w:rFonts w:ascii="Calibri" w:hAnsi="Calibri" w:cs="Calibri"/>
+          <w:sz w:val="24"/>
+          <w:szCs w:val="24"/>
+        </w:rPr>
+        <w:t xml:space="preserve"> </w:t>
+      </w:r>
+      <w:proofErr w:type="spellStart"/>
+      <w:r>
+        <w:rPr>
+          <w:rFonts w:ascii="Calibri" w:hAnsi="Calibri" w:cs="Calibri"/>
+          <w:sz w:val="24"/>
+          <w:szCs w:val="24"/>
+        </w:rPr>
+        <w:t>một</w:t>
+      </w:r>
+      <w:proofErr w:type="spellEnd"/>
+      <w:r>
+        <w:rPr>
+          <w:rFonts w:ascii="Calibri" w:hAnsi="Calibri" w:cs="Calibri"/>
+          <w:sz w:val="24"/>
+          <w:szCs w:val="24"/>
+        </w:rPr>
+        <w:t xml:space="preserve"> </w:t>
+      </w:r>
+      <w:proofErr w:type="spellStart"/>
+      <w:r>
+        <w:rPr>
+          <w:rFonts w:ascii="Calibri" w:hAnsi="Calibri" w:cs="Calibri"/>
+          <w:sz w:val="24"/>
+          <w:szCs w:val="24"/>
+        </w:rPr>
+        <w:t>nền</w:t>
+      </w:r>
+      <w:proofErr w:type="spellEnd"/>
+      <w:r>
+        <w:rPr>
+          <w:rFonts w:ascii="Calibri" w:hAnsi="Calibri" w:cs="Calibri"/>
+          <w:sz w:val="24"/>
+          <w:szCs w:val="24"/>
+        </w:rPr>
+        <w:t xml:space="preserve"> </w:t>
+      </w:r>
+      <w:proofErr w:type="spellStart"/>
+      <w:r>
+        <w:rPr>
+          <w:rFonts w:ascii="Calibri" w:hAnsi="Calibri" w:cs="Calibri"/>
+          <w:sz w:val="24"/>
+          <w:szCs w:val="24"/>
+        </w:rPr>
+        <w:t>tảng</w:t>
+      </w:r>
+      <w:proofErr w:type="spellEnd"/>
+      <w:r>
+        <w:rPr>
+          <w:rFonts w:ascii="Calibri" w:hAnsi="Calibri" w:cs="Calibri"/>
+          <w:sz w:val="24"/>
+          <w:szCs w:val="24"/>
+        </w:rPr>
+        <w:t xml:space="preserve"> </w:t>
+      </w:r>
+      <w:proofErr w:type="spellStart"/>
+      <w:r>
+        <w:rPr>
+          <w:rFonts w:ascii="Calibri" w:hAnsi="Calibri" w:cs="Calibri"/>
+          <w:sz w:val="24"/>
+          <w:szCs w:val="24"/>
+        </w:rPr>
+        <w:t>dựa</w:t>
+      </w:r>
+      <w:proofErr w:type="spellEnd"/>
+      <w:r>
+        <w:rPr>
+          <w:rFonts w:ascii="Calibri" w:hAnsi="Calibri" w:cs="Calibri"/>
+          <w:sz w:val="24"/>
+          <w:szCs w:val="24"/>
+        </w:rPr>
+        <w:t xml:space="preserve"> </w:t>
+      </w:r>
+      <w:proofErr w:type="spellStart"/>
+      <w:r>
+        <w:rPr>
+          <w:rFonts w:ascii="Calibri" w:hAnsi="Calibri" w:cs="Calibri"/>
+          <w:sz w:val="24"/>
+          <w:szCs w:val="24"/>
+        </w:rPr>
+        <w:t>trên</w:t>
+      </w:r>
+      <w:proofErr w:type="spellEnd"/>
+      <w:r>
+        <w:rPr>
+          <w:rFonts w:ascii="Calibri" w:hAnsi="Calibri" w:cs="Calibri"/>
+          <w:sz w:val="24"/>
+          <w:szCs w:val="24"/>
+        </w:rPr>
+        <w:t xml:space="preserve"> </w:t>
       </w:r>
       <w:r>
         <w:rPr>
@@ -1341,7 +2980,241 @@
           <w:sz w:val="24"/>
           <w:szCs w:val="24"/>
         </w:rPr>
-        <w:t xml:space="preserve"> với các tính năng kiểm soát truy cập dựa trên vai trò (RBAC) chi tiết, </w:t>
+        <w:t xml:space="preserve"> </w:t>
+      </w:r>
+      <w:proofErr w:type="spellStart"/>
+      <w:r>
+        <w:rPr>
+          <w:rFonts w:ascii="Calibri" w:hAnsi="Calibri" w:cs="Calibri"/>
+          <w:sz w:val="24"/>
+          <w:szCs w:val="24"/>
+        </w:rPr>
+        <w:t>với</w:t>
+      </w:r>
+      <w:proofErr w:type="spellEnd"/>
+      <w:r>
+        <w:rPr>
+          <w:rFonts w:ascii="Calibri" w:hAnsi="Calibri" w:cs="Calibri"/>
+          <w:sz w:val="24"/>
+          <w:szCs w:val="24"/>
+        </w:rPr>
+        <w:t xml:space="preserve"> </w:t>
+      </w:r>
+      <w:proofErr w:type="spellStart"/>
+      <w:r>
+        <w:rPr>
+          <w:rFonts w:ascii="Calibri" w:hAnsi="Calibri" w:cs="Calibri"/>
+          <w:sz w:val="24"/>
+          <w:szCs w:val="24"/>
+        </w:rPr>
+        <w:t>các</w:t>
+      </w:r>
+      <w:proofErr w:type="spellEnd"/>
+      <w:r>
+        <w:rPr>
+          <w:rFonts w:ascii="Calibri" w:hAnsi="Calibri" w:cs="Calibri"/>
+          <w:sz w:val="24"/>
+          <w:szCs w:val="24"/>
+        </w:rPr>
+        <w:t xml:space="preserve"> </w:t>
+      </w:r>
+      <w:proofErr w:type="spellStart"/>
+      <w:r>
+        <w:rPr>
+          <w:rFonts w:ascii="Calibri" w:hAnsi="Calibri" w:cs="Calibri"/>
+          <w:sz w:val="24"/>
+          <w:szCs w:val="24"/>
+        </w:rPr>
+        <w:t>tính</w:t>
+      </w:r>
+      <w:proofErr w:type="spellEnd"/>
+      <w:r>
+        <w:rPr>
+          <w:rFonts w:ascii="Calibri" w:hAnsi="Calibri" w:cs="Calibri"/>
+          <w:sz w:val="24"/>
+          <w:szCs w:val="24"/>
+        </w:rPr>
+        <w:t xml:space="preserve"> </w:t>
+      </w:r>
+      <w:proofErr w:type="spellStart"/>
+      <w:r>
+        <w:rPr>
+          <w:rFonts w:ascii="Calibri" w:hAnsi="Calibri" w:cs="Calibri"/>
+          <w:sz w:val="24"/>
+          <w:szCs w:val="24"/>
+        </w:rPr>
+        <w:t>năng</w:t>
+      </w:r>
+      <w:proofErr w:type="spellEnd"/>
+      <w:r>
+        <w:rPr>
+          <w:rFonts w:ascii="Calibri" w:hAnsi="Calibri" w:cs="Calibri"/>
+          <w:sz w:val="24"/>
+          <w:szCs w:val="24"/>
+        </w:rPr>
+        <w:t xml:space="preserve"> </w:t>
+      </w:r>
+      <w:proofErr w:type="spellStart"/>
+      <w:r>
+        <w:rPr>
+          <w:rFonts w:ascii="Calibri" w:hAnsi="Calibri" w:cs="Calibri"/>
+          <w:sz w:val="24"/>
+          <w:szCs w:val="24"/>
+        </w:rPr>
+        <w:t>kiểm</w:t>
+      </w:r>
+      <w:proofErr w:type="spellEnd"/>
+      <w:r>
+        <w:rPr>
+          <w:rFonts w:ascii="Calibri" w:hAnsi="Calibri" w:cs="Calibri"/>
+          <w:sz w:val="24"/>
+          <w:szCs w:val="24"/>
+        </w:rPr>
+        <w:t xml:space="preserve"> </w:t>
+      </w:r>
+      <w:proofErr w:type="spellStart"/>
+      <w:r>
+        <w:rPr>
+          <w:rFonts w:ascii="Calibri" w:hAnsi="Calibri" w:cs="Calibri"/>
+          <w:sz w:val="24"/>
+          <w:szCs w:val="24"/>
+        </w:rPr>
+        <w:t>soát</w:t>
+      </w:r>
+      <w:proofErr w:type="spellEnd"/>
+      <w:r>
+        <w:rPr>
+          <w:rFonts w:ascii="Calibri" w:hAnsi="Calibri" w:cs="Calibri"/>
+          <w:sz w:val="24"/>
+          <w:szCs w:val="24"/>
+        </w:rPr>
+        <w:t xml:space="preserve"> </w:t>
+      </w:r>
+      <w:proofErr w:type="spellStart"/>
+      <w:r>
+        <w:rPr>
+          <w:rFonts w:ascii="Calibri" w:hAnsi="Calibri" w:cs="Calibri"/>
+          <w:sz w:val="24"/>
+          <w:szCs w:val="24"/>
+        </w:rPr>
+        <w:t>truy</w:t>
+      </w:r>
+      <w:proofErr w:type="spellEnd"/>
+      <w:r>
+        <w:rPr>
+          <w:rFonts w:ascii="Calibri" w:hAnsi="Calibri" w:cs="Calibri"/>
+          <w:sz w:val="24"/>
+          <w:szCs w:val="24"/>
+        </w:rPr>
+        <w:t xml:space="preserve"> </w:t>
+      </w:r>
+      <w:proofErr w:type="spellStart"/>
+      <w:r>
+        <w:rPr>
+          <w:rFonts w:ascii="Calibri" w:hAnsi="Calibri" w:cs="Calibri"/>
+          <w:sz w:val="24"/>
+          <w:szCs w:val="24"/>
+        </w:rPr>
+        <w:t>cập</w:t>
+      </w:r>
+      <w:proofErr w:type="spellEnd"/>
+      <w:r>
+        <w:rPr>
+          <w:rFonts w:ascii="Calibri" w:hAnsi="Calibri" w:cs="Calibri"/>
+          <w:sz w:val="24"/>
+          <w:szCs w:val="24"/>
+        </w:rPr>
+        <w:t xml:space="preserve"> </w:t>
+      </w:r>
+      <w:proofErr w:type="spellStart"/>
+      <w:r>
+        <w:rPr>
+          <w:rFonts w:ascii="Calibri" w:hAnsi="Calibri" w:cs="Calibri"/>
+          <w:sz w:val="24"/>
+          <w:szCs w:val="24"/>
+        </w:rPr>
+        <w:t>dựa</w:t>
+      </w:r>
+      <w:proofErr w:type="spellEnd"/>
+      <w:r>
+        <w:rPr>
+          <w:rFonts w:ascii="Calibri" w:hAnsi="Calibri" w:cs="Calibri"/>
+          <w:sz w:val="24"/>
+          <w:szCs w:val="24"/>
+        </w:rPr>
+        <w:t xml:space="preserve"> </w:t>
+      </w:r>
+      <w:proofErr w:type="spellStart"/>
+      <w:r>
+        <w:rPr>
+          <w:rFonts w:ascii="Calibri" w:hAnsi="Calibri" w:cs="Calibri"/>
+          <w:sz w:val="24"/>
+          <w:szCs w:val="24"/>
+        </w:rPr>
+        <w:t>trên</w:t>
+      </w:r>
+      <w:proofErr w:type="spellEnd"/>
+      <w:r>
+        <w:rPr>
+          <w:rFonts w:ascii="Calibri" w:hAnsi="Calibri" w:cs="Calibri"/>
+          <w:sz w:val="24"/>
+          <w:szCs w:val="24"/>
+        </w:rPr>
+        <w:t xml:space="preserve"> </w:t>
+      </w:r>
+      <w:proofErr w:type="spellStart"/>
+      <w:r>
+        <w:rPr>
+          <w:rFonts w:ascii="Calibri" w:hAnsi="Calibri" w:cs="Calibri"/>
+          <w:sz w:val="24"/>
+          <w:szCs w:val="24"/>
+        </w:rPr>
+        <w:t>vai</w:t>
+      </w:r>
+      <w:proofErr w:type="spellEnd"/>
+      <w:r>
+        <w:rPr>
+          <w:rFonts w:ascii="Calibri" w:hAnsi="Calibri" w:cs="Calibri"/>
+          <w:sz w:val="24"/>
+          <w:szCs w:val="24"/>
+        </w:rPr>
+        <w:t xml:space="preserve"> </w:t>
+      </w:r>
+      <w:proofErr w:type="spellStart"/>
+      <w:r>
+        <w:rPr>
+          <w:rFonts w:ascii="Calibri" w:hAnsi="Calibri" w:cs="Calibri"/>
+          <w:sz w:val="24"/>
+          <w:szCs w:val="24"/>
+        </w:rPr>
+        <w:t>trò</w:t>
+      </w:r>
+      <w:proofErr w:type="spellEnd"/>
+      <w:r>
+        <w:rPr>
+          <w:rFonts w:ascii="Calibri" w:hAnsi="Calibri" w:cs="Calibri"/>
+          <w:sz w:val="24"/>
+          <w:szCs w:val="24"/>
+        </w:rPr>
+        <w:t xml:space="preserve"> (RBAC) chi </w:t>
+      </w:r>
+      <w:proofErr w:type="spellStart"/>
+      <w:r>
+        <w:rPr>
+          <w:rFonts w:ascii="Calibri" w:hAnsi="Calibri" w:cs="Calibri"/>
+          <w:sz w:val="24"/>
+          <w:szCs w:val="24"/>
+        </w:rPr>
+        <w:t>tiết</w:t>
+      </w:r>
+      <w:proofErr w:type="spellEnd"/>
+      <w:r>
+        <w:rPr>
+          <w:rFonts w:ascii="Calibri" w:hAnsi="Calibri" w:cs="Calibri"/>
+          <w:sz w:val="24"/>
+          <w:szCs w:val="24"/>
+        </w:rPr>
+        <w:t xml:space="preserve">, </w:t>
       </w:r>
       <w:r>
         <w:rPr>
@@ -1357,15 +3230,115 @@
           <w:sz w:val="24"/>
           <w:szCs w:val="24"/>
         </w:rPr>
-        <w:t xml:space="preserve"> hiệu năng cao và </w:t>
-      </w:r>
-      <w:r>
-        <w:rPr>
-          <w:rFonts w:ascii="Calibri" w:hAnsi="Calibri" w:cs="Calibri"/>
-          <w:sz w:val="24"/>
-          <w:szCs w:val="24"/>
-        </w:rPr>
-        <w:t>hỗ trợ internationalization.</w:t>
+        <w:t xml:space="preserve"> </w:t>
+      </w:r>
+      <w:proofErr w:type="spellStart"/>
+      <w:r>
+        <w:rPr>
+          <w:rFonts w:ascii="Calibri" w:hAnsi="Calibri" w:cs="Calibri"/>
+          <w:sz w:val="24"/>
+          <w:szCs w:val="24"/>
+        </w:rPr>
+        <w:t>hiệu</w:t>
+      </w:r>
+      <w:proofErr w:type="spellEnd"/>
+      <w:r>
+        <w:rPr>
+          <w:rFonts w:ascii="Calibri" w:hAnsi="Calibri" w:cs="Calibri"/>
+          <w:sz w:val="24"/>
+          <w:szCs w:val="24"/>
+        </w:rPr>
+        <w:t xml:space="preserve"> </w:t>
+      </w:r>
+      <w:proofErr w:type="spellStart"/>
+      <w:r>
+        <w:rPr>
+          <w:rFonts w:ascii="Calibri" w:hAnsi="Calibri" w:cs="Calibri"/>
+          <w:sz w:val="24"/>
+          <w:szCs w:val="24"/>
+        </w:rPr>
+        <w:t>năng</w:t>
+      </w:r>
+      <w:proofErr w:type="spellEnd"/>
+      <w:r>
+        <w:rPr>
+          <w:rFonts w:ascii="Calibri" w:hAnsi="Calibri" w:cs="Calibri"/>
+          <w:sz w:val="24"/>
+          <w:szCs w:val="24"/>
+        </w:rPr>
+        <w:t xml:space="preserve"> </w:t>
+      </w:r>
+      <w:proofErr w:type="spellStart"/>
+      <w:r>
+        <w:rPr>
+          <w:rFonts w:ascii="Calibri" w:hAnsi="Calibri" w:cs="Calibri"/>
+          <w:sz w:val="24"/>
+          <w:szCs w:val="24"/>
+        </w:rPr>
+        <w:t>cao</w:t>
+      </w:r>
+      <w:proofErr w:type="spellEnd"/>
+      <w:r>
+        <w:rPr>
+          <w:rFonts w:ascii="Calibri" w:hAnsi="Calibri" w:cs="Calibri"/>
+          <w:sz w:val="24"/>
+          <w:szCs w:val="24"/>
+        </w:rPr>
+        <w:t xml:space="preserve"> </w:t>
+      </w:r>
+      <w:proofErr w:type="spellStart"/>
+      <w:r>
+        <w:rPr>
+          <w:rFonts w:ascii="Calibri" w:hAnsi="Calibri" w:cs="Calibri"/>
+          <w:sz w:val="24"/>
+          <w:szCs w:val="24"/>
+        </w:rPr>
+        <w:t>và</w:t>
+      </w:r>
+      <w:proofErr w:type="spellEnd"/>
+      <w:r>
+        <w:rPr>
+          <w:rFonts w:ascii="Calibri" w:hAnsi="Calibri" w:cs="Calibri"/>
+          <w:sz w:val="24"/>
+          <w:szCs w:val="24"/>
+        </w:rPr>
+        <w:t xml:space="preserve"> </w:t>
+      </w:r>
+      <w:proofErr w:type="spellStart"/>
+      <w:r>
+        <w:rPr>
+          <w:rFonts w:ascii="Calibri" w:hAnsi="Calibri" w:cs="Calibri"/>
+          <w:sz w:val="24"/>
+          <w:szCs w:val="24"/>
+        </w:rPr>
+        <w:t>hỗ</w:t>
+      </w:r>
+      <w:proofErr w:type="spellEnd"/>
+      <w:r>
+        <w:rPr>
+          <w:rFonts w:ascii="Calibri" w:hAnsi="Calibri" w:cs="Calibri"/>
+          <w:sz w:val="24"/>
+          <w:szCs w:val="24"/>
+        </w:rPr>
+        <w:t xml:space="preserve"> </w:t>
+      </w:r>
+      <w:proofErr w:type="spellStart"/>
+      <w:r>
+        <w:rPr>
+          <w:rFonts w:ascii="Calibri" w:hAnsi="Calibri" w:cs="Calibri"/>
+          <w:sz w:val="24"/>
+          <w:szCs w:val="24"/>
+        </w:rPr>
+        <w:t>trợ</w:t>
+      </w:r>
+      <w:proofErr w:type="spellEnd"/>
+      <w:r>
+        <w:rPr>
+          <w:rFonts w:ascii="Calibri" w:hAnsi="Calibri" w:cs="Calibri"/>
+          <w:sz w:val="24"/>
+          <w:szCs w:val="24"/>
+        </w:rPr>
+        <w:t xml:space="preserve"> internationalization.</w:t>
       </w:r>
     </w:p>
     <w:p>
@@ -1390,8 +3363,19 @@
           <w:sz w:val="24"/>
           <w:szCs w:val="24"/>
         </w:rPr>
-        <w:t>Công nghệ</w:t>
-      </w:r>
+        <w:t xml:space="preserve">Công </w:t>
+      </w:r>
+      <w:proofErr w:type="spellStart"/>
+      <w:r>
+        <w:rPr>
+          <w:rFonts w:ascii="Calibri" w:hAnsi="Calibri" w:cs="Calibri"/>
+          <w:b/>
+          <w:sz w:val="24"/>
+          <w:szCs w:val="24"/>
+        </w:rPr>
+        <w:t>nghệ</w:t>
+      </w:r>
+      <w:proofErr w:type="spellEnd"/>
       <w:r>
         <w:rPr>
           <w:rFonts w:ascii="Calibri" w:hAnsi="Calibri" w:cs="Calibri"/>
@@ -1453,6 +3437,7 @@
         </w:rPr>
         <w:t xml:space="preserve">, </w:t>
       </w:r>
+      <w:proofErr w:type="spellStart"/>
       <w:r>
         <w:rPr>
           <w:rFonts w:ascii="Calibri" w:hAnsi="Calibri" w:cs="Calibri"/>
@@ -1480,6 +3465,7 @@
         </w:rPr>
         <w:t>UI</w:t>
       </w:r>
+      <w:proofErr w:type="spellEnd"/>
       <w:r>
         <w:rPr>
           <w:rFonts w:ascii="Calibri" w:hAnsi="Calibri" w:cs="Calibri"/>
@@ -1548,15 +3534,37 @@
           <w:szCs w:val="24"/>
         </w:rPr>
       </w:pPr>
-      <w:r>
-        <w:rPr>
-          <w:rFonts w:ascii="Calibri" w:hAnsi="Calibri" w:cs="Calibri"/>
-          <w:b/>
-          <w:sz w:val="24"/>
-          <w:szCs w:val="24"/>
-        </w:rPr>
-        <w:t>Trách nhiệm</w:t>
-      </w:r>
+      <w:proofErr w:type="spellStart"/>
+      <w:r>
+        <w:rPr>
+          <w:rFonts w:ascii="Calibri" w:hAnsi="Calibri" w:cs="Calibri"/>
+          <w:b/>
+          <w:sz w:val="24"/>
+          <w:szCs w:val="24"/>
+        </w:rPr>
+        <w:t>Trách</w:t>
+      </w:r>
+      <w:proofErr w:type="spellEnd"/>
+      <w:r>
+        <w:rPr>
+          <w:rFonts w:ascii="Calibri" w:hAnsi="Calibri" w:cs="Calibri"/>
+          <w:b/>
+          <w:sz w:val="24"/>
+          <w:szCs w:val="24"/>
+        </w:rPr>
+        <w:t xml:space="preserve"> </w:t>
+      </w:r>
+      <w:proofErr w:type="spellStart"/>
+      <w:r>
+        <w:rPr>
+          <w:rFonts w:ascii="Calibri" w:hAnsi="Calibri" w:cs="Calibri"/>
+          <w:b/>
+          <w:sz w:val="24"/>
+          <w:szCs w:val="24"/>
+        </w:rPr>
+        <w:t>nhiệm</w:t>
+      </w:r>
+      <w:proofErr w:type="spellEnd"/>
       <w:r>
         <w:rPr>
           <w:rFonts w:ascii="Calibri" w:hAnsi="Calibri" w:cs="Calibri"/>
@@ -1581,14 +3589,376 @@
           <w:szCs w:val="24"/>
         </w:rPr>
       </w:pPr>
-      <w:r>
-        <w:rPr>
-          <w:rFonts w:ascii="Calibri" w:hAnsi="Calibri" w:cs="Calibri"/>
-          <w:sz w:val="24"/>
-          <w:szCs w:val="24"/>
-        </w:rPr>
-        <w:t>Phối hợp trong việc phân tích yêu cầu để thiết kế API RESTful và tối ưu hóa lược đồ cơ sở dữ liệu</w:t>
-      </w:r>
+      <w:proofErr w:type="spellStart"/>
+      <w:r>
+        <w:rPr>
+          <w:rFonts w:ascii="Calibri" w:hAnsi="Calibri" w:cs="Calibri"/>
+          <w:sz w:val="24"/>
+          <w:szCs w:val="24"/>
+        </w:rPr>
+        <w:t>Phối</w:t>
+      </w:r>
+      <w:proofErr w:type="spellEnd"/>
+      <w:r>
+        <w:rPr>
+          <w:rFonts w:ascii="Calibri" w:hAnsi="Calibri" w:cs="Calibri"/>
+          <w:sz w:val="24"/>
+          <w:szCs w:val="24"/>
+        </w:rPr>
+        <w:t xml:space="preserve"> </w:t>
+      </w:r>
+      <w:proofErr w:type="spellStart"/>
+      <w:r>
+        <w:rPr>
+          <w:rFonts w:ascii="Calibri" w:hAnsi="Calibri" w:cs="Calibri"/>
+          <w:sz w:val="24"/>
+          <w:szCs w:val="24"/>
+        </w:rPr>
+        <w:t>hợp</w:t>
+      </w:r>
+      <w:proofErr w:type="spellEnd"/>
+      <w:r>
+        <w:rPr>
+          <w:rFonts w:ascii="Calibri" w:hAnsi="Calibri" w:cs="Calibri"/>
+          <w:sz w:val="24"/>
+          <w:szCs w:val="24"/>
+        </w:rPr>
+        <w:t xml:space="preserve"> </w:t>
+      </w:r>
+      <w:proofErr w:type="spellStart"/>
+      <w:r>
+        <w:rPr>
+          <w:rFonts w:ascii="Calibri" w:hAnsi="Calibri" w:cs="Calibri"/>
+          <w:sz w:val="24"/>
+          <w:szCs w:val="24"/>
+        </w:rPr>
+        <w:t>trong</w:t>
+      </w:r>
+      <w:proofErr w:type="spellEnd"/>
+      <w:r>
+        <w:rPr>
+          <w:rFonts w:ascii="Calibri" w:hAnsi="Calibri" w:cs="Calibri"/>
+          <w:sz w:val="24"/>
+          <w:szCs w:val="24"/>
+        </w:rPr>
+        <w:t xml:space="preserve"> </w:t>
+      </w:r>
+      <w:proofErr w:type="spellStart"/>
+      <w:r>
+        <w:rPr>
+          <w:rFonts w:ascii="Calibri" w:hAnsi="Calibri" w:cs="Calibri"/>
+          <w:sz w:val="24"/>
+          <w:szCs w:val="24"/>
+        </w:rPr>
+        <w:t>việc</w:t>
+      </w:r>
+      <w:proofErr w:type="spellEnd"/>
+      <w:r>
+        <w:rPr>
+          <w:rFonts w:ascii="Calibri" w:hAnsi="Calibri" w:cs="Calibri"/>
+          <w:sz w:val="24"/>
+          <w:szCs w:val="24"/>
+        </w:rPr>
+        <w:t xml:space="preserve"> </w:t>
+      </w:r>
+      <w:proofErr w:type="spellStart"/>
+      <w:r>
+        <w:rPr>
+          <w:rFonts w:ascii="Calibri" w:hAnsi="Calibri" w:cs="Calibri"/>
+          <w:sz w:val="24"/>
+          <w:szCs w:val="24"/>
+        </w:rPr>
+        <w:t>phân</w:t>
+      </w:r>
+      <w:proofErr w:type="spellEnd"/>
+      <w:r>
+        <w:rPr>
+          <w:rFonts w:ascii="Calibri" w:hAnsi="Calibri" w:cs="Calibri"/>
+          <w:sz w:val="24"/>
+          <w:szCs w:val="24"/>
+        </w:rPr>
+        <w:t xml:space="preserve"> </w:t>
+      </w:r>
+      <w:proofErr w:type="spellStart"/>
+      <w:r>
+        <w:rPr>
+          <w:rFonts w:ascii="Calibri" w:hAnsi="Calibri" w:cs="Calibri"/>
+          <w:sz w:val="24"/>
+          <w:szCs w:val="24"/>
+        </w:rPr>
+        <w:t>tích</w:t>
+      </w:r>
+      <w:proofErr w:type="spellEnd"/>
+      <w:r>
+        <w:rPr>
+          <w:rFonts w:ascii="Calibri" w:hAnsi="Calibri" w:cs="Calibri"/>
+          <w:sz w:val="24"/>
+          <w:szCs w:val="24"/>
+        </w:rPr>
+        <w:t xml:space="preserve"> </w:t>
+      </w:r>
+      <w:proofErr w:type="spellStart"/>
+      <w:r>
+        <w:rPr>
+          <w:rFonts w:ascii="Calibri" w:hAnsi="Calibri" w:cs="Calibri"/>
+          <w:sz w:val="24"/>
+          <w:szCs w:val="24"/>
+        </w:rPr>
+        <w:t>yêu</w:t>
+      </w:r>
+      <w:proofErr w:type="spellEnd"/>
+      <w:r>
+        <w:rPr>
+          <w:rFonts w:ascii="Calibri" w:hAnsi="Calibri" w:cs="Calibri"/>
+          <w:sz w:val="24"/>
+          <w:szCs w:val="24"/>
+        </w:rPr>
+        <w:t xml:space="preserve"> </w:t>
+      </w:r>
+      <w:proofErr w:type="spellStart"/>
+      <w:r>
+        <w:rPr>
+          <w:rFonts w:ascii="Calibri" w:hAnsi="Calibri" w:cs="Calibri"/>
+          <w:sz w:val="24"/>
+          <w:szCs w:val="24"/>
+        </w:rPr>
+        <w:t>cầu</w:t>
+      </w:r>
+      <w:proofErr w:type="spellEnd"/>
+      <w:r>
+        <w:rPr>
+          <w:rFonts w:ascii="Calibri" w:hAnsi="Calibri" w:cs="Calibri"/>
+          <w:sz w:val="24"/>
+          <w:szCs w:val="24"/>
+        </w:rPr>
+        <w:t xml:space="preserve"> </w:t>
+      </w:r>
+      <w:proofErr w:type="spellStart"/>
+      <w:r>
+        <w:rPr>
+          <w:rFonts w:ascii="Calibri" w:hAnsi="Calibri" w:cs="Calibri"/>
+          <w:sz w:val="24"/>
+          <w:szCs w:val="24"/>
+        </w:rPr>
+        <w:t>để</w:t>
+      </w:r>
+      <w:proofErr w:type="spellEnd"/>
+      <w:r>
+        <w:rPr>
+          <w:rFonts w:ascii="Calibri" w:hAnsi="Calibri" w:cs="Calibri"/>
+          <w:sz w:val="24"/>
+          <w:szCs w:val="24"/>
+        </w:rPr>
+        <w:t xml:space="preserve"> </w:t>
+      </w:r>
+      <w:proofErr w:type="spellStart"/>
+      <w:r>
+        <w:rPr>
+          <w:rFonts w:ascii="Calibri" w:hAnsi="Calibri" w:cs="Calibri"/>
+          <w:sz w:val="24"/>
+          <w:szCs w:val="24"/>
+        </w:rPr>
+        <w:t>thiết</w:t>
+      </w:r>
+      <w:proofErr w:type="spellEnd"/>
+      <w:r>
+        <w:rPr>
+          <w:rFonts w:ascii="Calibri" w:hAnsi="Calibri" w:cs="Calibri"/>
+          <w:sz w:val="24"/>
+          <w:szCs w:val="24"/>
+        </w:rPr>
+        <w:t xml:space="preserve"> </w:t>
+      </w:r>
+      <w:proofErr w:type="spellStart"/>
+      <w:r>
+        <w:rPr>
+          <w:rFonts w:ascii="Calibri" w:hAnsi="Calibri" w:cs="Calibri"/>
+          <w:sz w:val="24"/>
+          <w:szCs w:val="24"/>
+        </w:rPr>
+        <w:t>kế</w:t>
+      </w:r>
+      <w:proofErr w:type="spellEnd"/>
+      <w:r>
+        <w:rPr>
+          <w:rFonts w:ascii="Calibri" w:hAnsi="Calibri" w:cs="Calibri"/>
+          <w:sz w:val="24"/>
+          <w:szCs w:val="24"/>
+        </w:rPr>
+        <w:t xml:space="preserve"> API RESTful </w:t>
+      </w:r>
+      <w:proofErr w:type="spellStart"/>
+      <w:r>
+        <w:rPr>
+          <w:rFonts w:ascii="Calibri" w:hAnsi="Calibri" w:cs="Calibri"/>
+          <w:sz w:val="24"/>
+          <w:szCs w:val="24"/>
+        </w:rPr>
+        <w:t>và</w:t>
+      </w:r>
+      <w:proofErr w:type="spellEnd"/>
+      <w:r>
+        <w:rPr>
+          <w:rFonts w:ascii="Calibri" w:hAnsi="Calibri" w:cs="Calibri"/>
+          <w:sz w:val="24"/>
+          <w:szCs w:val="24"/>
+        </w:rPr>
+        <w:t xml:space="preserve"> </w:t>
+      </w:r>
+      <w:proofErr w:type="spellStart"/>
+      <w:r>
+        <w:rPr>
+          <w:rFonts w:ascii="Calibri" w:hAnsi="Calibri" w:cs="Calibri"/>
+          <w:sz w:val="24"/>
+          <w:szCs w:val="24"/>
+        </w:rPr>
+        <w:t>tối</w:t>
+      </w:r>
+      <w:proofErr w:type="spellEnd"/>
+      <w:r>
+        <w:rPr>
+          <w:rFonts w:ascii="Calibri" w:hAnsi="Calibri" w:cs="Calibri"/>
+          <w:sz w:val="24"/>
+          <w:szCs w:val="24"/>
+        </w:rPr>
+        <w:t xml:space="preserve"> </w:t>
+      </w:r>
+      <w:proofErr w:type="spellStart"/>
+      <w:r>
+        <w:rPr>
+          <w:rFonts w:ascii="Calibri" w:hAnsi="Calibri" w:cs="Calibri"/>
+          <w:sz w:val="24"/>
+          <w:szCs w:val="24"/>
+        </w:rPr>
+        <w:t>ưu</w:t>
+      </w:r>
+      <w:proofErr w:type="spellEnd"/>
+      <w:r>
+        <w:rPr>
+          <w:rFonts w:ascii="Calibri" w:hAnsi="Calibri" w:cs="Calibri"/>
+          <w:sz w:val="24"/>
+          <w:szCs w:val="24"/>
+        </w:rPr>
+        <w:t xml:space="preserve"> </w:t>
+      </w:r>
+      <w:proofErr w:type="spellStart"/>
+      <w:r>
+        <w:rPr>
+          <w:rFonts w:ascii="Calibri" w:hAnsi="Calibri" w:cs="Calibri"/>
+          <w:sz w:val="24"/>
+          <w:szCs w:val="24"/>
+        </w:rPr>
+        <w:t>hóa</w:t>
+      </w:r>
+      <w:proofErr w:type="spellEnd"/>
+      <w:r>
+        <w:rPr>
+          <w:rFonts w:ascii="Calibri" w:hAnsi="Calibri" w:cs="Calibri"/>
+          <w:sz w:val="24"/>
+          <w:szCs w:val="24"/>
+        </w:rPr>
+        <w:t xml:space="preserve"> </w:t>
+      </w:r>
+      <w:proofErr w:type="spellStart"/>
+      <w:r>
+        <w:rPr>
+          <w:rFonts w:ascii="Calibri" w:hAnsi="Calibri" w:cs="Calibri"/>
+          <w:sz w:val="24"/>
+          <w:szCs w:val="24"/>
+        </w:rPr>
+        <w:t>lược</w:t>
+      </w:r>
+      <w:proofErr w:type="spellEnd"/>
+      <w:r>
+        <w:rPr>
+          <w:rFonts w:ascii="Calibri" w:hAnsi="Calibri" w:cs="Calibri"/>
+          <w:sz w:val="24"/>
+          <w:szCs w:val="24"/>
+        </w:rPr>
+        <w:t xml:space="preserve"> </w:t>
+      </w:r>
+      <w:proofErr w:type="spellStart"/>
+      <w:r>
+        <w:rPr>
+          <w:rFonts w:ascii="Calibri" w:hAnsi="Calibri" w:cs="Calibri"/>
+          <w:sz w:val="24"/>
+          <w:szCs w:val="24"/>
+        </w:rPr>
+        <w:t>đồ</w:t>
+      </w:r>
+      <w:proofErr w:type="spellEnd"/>
+      <w:r>
+        <w:rPr>
+          <w:rFonts w:ascii="Calibri" w:hAnsi="Calibri" w:cs="Calibri"/>
+          <w:sz w:val="24"/>
+          <w:szCs w:val="24"/>
+        </w:rPr>
+        <w:t xml:space="preserve"> </w:t>
+      </w:r>
+      <w:proofErr w:type="spellStart"/>
+      <w:r>
+        <w:rPr>
+          <w:rFonts w:ascii="Calibri" w:hAnsi="Calibri" w:cs="Calibri"/>
+          <w:sz w:val="24"/>
+          <w:szCs w:val="24"/>
+        </w:rPr>
+        <w:t>cơ</w:t>
+      </w:r>
+      <w:proofErr w:type="spellEnd"/>
+      <w:r>
+        <w:rPr>
+          <w:rFonts w:ascii="Calibri" w:hAnsi="Calibri" w:cs="Calibri"/>
+          <w:sz w:val="24"/>
+          <w:szCs w:val="24"/>
+        </w:rPr>
+        <w:t xml:space="preserve"> </w:t>
+      </w:r>
+      <w:proofErr w:type="spellStart"/>
+      <w:r>
+        <w:rPr>
+          <w:rFonts w:ascii="Calibri" w:hAnsi="Calibri" w:cs="Calibri"/>
+          <w:sz w:val="24"/>
+          <w:szCs w:val="24"/>
+        </w:rPr>
+        <w:t>sở</w:t>
+      </w:r>
+      <w:proofErr w:type="spellEnd"/>
+      <w:r>
+        <w:rPr>
+          <w:rFonts w:ascii="Calibri" w:hAnsi="Calibri" w:cs="Calibri"/>
+          <w:sz w:val="24"/>
+          <w:szCs w:val="24"/>
+        </w:rPr>
+        <w:t xml:space="preserve"> </w:t>
+      </w:r>
+      <w:proofErr w:type="spellStart"/>
+      <w:r>
+        <w:rPr>
+          <w:rFonts w:ascii="Calibri" w:hAnsi="Calibri" w:cs="Calibri"/>
+          <w:sz w:val="24"/>
+          <w:szCs w:val="24"/>
+        </w:rPr>
+        <w:t>dữ</w:t>
+      </w:r>
+      <w:proofErr w:type="spellEnd"/>
+      <w:r>
+        <w:rPr>
+          <w:rFonts w:ascii="Calibri" w:hAnsi="Calibri" w:cs="Calibri"/>
+          <w:sz w:val="24"/>
+          <w:szCs w:val="24"/>
+        </w:rPr>
+        <w:t xml:space="preserve"> </w:t>
+      </w:r>
+      <w:proofErr w:type="spellStart"/>
+      <w:r>
+        <w:rPr>
+          <w:rFonts w:ascii="Calibri" w:hAnsi="Calibri" w:cs="Calibri"/>
+          <w:sz w:val="24"/>
+          <w:szCs w:val="24"/>
+        </w:rPr>
+        <w:t>liệu</w:t>
+      </w:r>
+      <w:proofErr w:type="spellEnd"/>
     </w:p>
     <w:p>
       <w:pPr>
@@ -1604,13 +3974,293 @@
           <w:szCs w:val="24"/>
         </w:rPr>
       </w:pPr>
-      <w:r>
-        <w:rPr>
-          <w:rFonts w:ascii="Calibri" w:hAnsi="Calibri" w:cs="Calibri"/>
-          <w:sz w:val="24"/>
-          <w:szCs w:val="24"/>
-        </w:rPr>
-        <w:t>Nghiên cứu chuyên sâu về mã nguồn và phát triển các tính năng sử dụng Spring Boot và ReactJS</w:t>
+      <w:proofErr w:type="spellStart"/>
+      <w:r>
+        <w:rPr>
+          <w:rFonts w:ascii="Calibri" w:hAnsi="Calibri" w:cs="Calibri"/>
+          <w:sz w:val="24"/>
+          <w:szCs w:val="24"/>
+        </w:rPr>
+        <w:t>Nghiên</w:t>
+      </w:r>
+      <w:proofErr w:type="spellEnd"/>
+      <w:r>
+        <w:rPr>
+          <w:rFonts w:ascii="Calibri" w:hAnsi="Calibri" w:cs="Calibri"/>
+          <w:sz w:val="24"/>
+          <w:szCs w:val="24"/>
+        </w:rPr>
+        <w:t xml:space="preserve"> </w:t>
+      </w:r>
+      <w:proofErr w:type="spellStart"/>
+      <w:r>
+        <w:rPr>
+          <w:rFonts w:ascii="Calibri" w:hAnsi="Calibri" w:cs="Calibri"/>
+          <w:sz w:val="24"/>
+          <w:szCs w:val="24"/>
+        </w:rPr>
+        <w:t>cứu</w:t>
+      </w:r>
+      <w:proofErr w:type="spellEnd"/>
+      <w:r>
+        <w:rPr>
+          <w:rFonts w:ascii="Calibri" w:hAnsi="Calibri" w:cs="Calibri"/>
+          <w:sz w:val="24"/>
+          <w:szCs w:val="24"/>
+        </w:rPr>
+        <w:t xml:space="preserve"> </w:t>
+      </w:r>
+      <w:proofErr w:type="spellStart"/>
+      <w:r>
+        <w:rPr>
+          <w:rFonts w:ascii="Calibri" w:hAnsi="Calibri" w:cs="Calibri"/>
+          <w:sz w:val="24"/>
+          <w:szCs w:val="24"/>
+        </w:rPr>
+        <w:t>chuyên</w:t>
+      </w:r>
+      <w:proofErr w:type="spellEnd"/>
+      <w:r>
+        <w:rPr>
+          <w:rFonts w:ascii="Calibri" w:hAnsi="Calibri" w:cs="Calibri"/>
+          <w:sz w:val="24"/>
+          <w:szCs w:val="24"/>
+        </w:rPr>
+        <w:t xml:space="preserve"> </w:t>
+      </w:r>
+      <w:proofErr w:type="spellStart"/>
+      <w:r>
+        <w:rPr>
+          <w:rFonts w:ascii="Calibri" w:hAnsi="Calibri" w:cs="Calibri"/>
+          <w:sz w:val="24"/>
+          <w:szCs w:val="24"/>
+        </w:rPr>
+        <w:t>sâu</w:t>
+      </w:r>
+      <w:proofErr w:type="spellEnd"/>
+      <w:r>
+        <w:rPr>
+          <w:rFonts w:ascii="Calibri" w:hAnsi="Calibri" w:cs="Calibri"/>
+          <w:sz w:val="24"/>
+          <w:szCs w:val="24"/>
+        </w:rPr>
+        <w:t xml:space="preserve"> </w:t>
+      </w:r>
+      <w:proofErr w:type="spellStart"/>
+      <w:r>
+        <w:rPr>
+          <w:rFonts w:ascii="Calibri" w:hAnsi="Calibri" w:cs="Calibri"/>
+          <w:sz w:val="24"/>
+          <w:szCs w:val="24"/>
+        </w:rPr>
+        <w:t>về</w:t>
+      </w:r>
+      <w:proofErr w:type="spellEnd"/>
+      <w:r>
+        <w:rPr>
+          <w:rFonts w:ascii="Calibri" w:hAnsi="Calibri" w:cs="Calibri"/>
+          <w:sz w:val="24"/>
+          <w:szCs w:val="24"/>
+        </w:rPr>
+        <w:t xml:space="preserve"> </w:t>
+      </w:r>
+      <w:proofErr w:type="spellStart"/>
+      <w:r>
+        <w:rPr>
+          <w:rFonts w:ascii="Calibri" w:hAnsi="Calibri" w:cs="Calibri"/>
+          <w:sz w:val="24"/>
+          <w:szCs w:val="24"/>
+        </w:rPr>
+        <w:t>mã</w:t>
+      </w:r>
+      <w:proofErr w:type="spellEnd"/>
+      <w:r>
+        <w:rPr>
+          <w:rFonts w:ascii="Calibri" w:hAnsi="Calibri" w:cs="Calibri"/>
+          <w:sz w:val="24"/>
+          <w:szCs w:val="24"/>
+        </w:rPr>
+        <w:t xml:space="preserve"> </w:t>
+      </w:r>
+      <w:proofErr w:type="spellStart"/>
+      <w:r>
+        <w:rPr>
+          <w:rFonts w:ascii="Calibri" w:hAnsi="Calibri" w:cs="Calibri"/>
+          <w:sz w:val="24"/>
+          <w:szCs w:val="24"/>
+        </w:rPr>
+        <w:t>nguồn</w:t>
+      </w:r>
+      <w:proofErr w:type="spellEnd"/>
+      <w:r>
+        <w:rPr>
+          <w:rFonts w:ascii="Calibri" w:hAnsi="Calibri" w:cs="Calibri"/>
+          <w:sz w:val="24"/>
+          <w:szCs w:val="24"/>
+        </w:rPr>
+        <w:t xml:space="preserve"> </w:t>
+      </w:r>
+      <w:proofErr w:type="spellStart"/>
+      <w:r>
+        <w:rPr>
+          <w:rFonts w:ascii="Calibri" w:hAnsi="Calibri" w:cs="Calibri"/>
+          <w:sz w:val="24"/>
+          <w:szCs w:val="24"/>
+        </w:rPr>
+        <w:t>và</w:t>
+      </w:r>
+      <w:proofErr w:type="spellEnd"/>
+      <w:r>
+        <w:rPr>
+          <w:rFonts w:ascii="Calibri" w:hAnsi="Calibri" w:cs="Calibri"/>
+          <w:sz w:val="24"/>
+          <w:szCs w:val="24"/>
+        </w:rPr>
+        <w:t xml:space="preserve"> </w:t>
+      </w:r>
+      <w:proofErr w:type="spellStart"/>
+      <w:r>
+        <w:rPr>
+          <w:rFonts w:ascii="Calibri" w:hAnsi="Calibri" w:cs="Calibri"/>
+          <w:sz w:val="24"/>
+          <w:szCs w:val="24"/>
+        </w:rPr>
+        <w:t>phát</w:t>
+      </w:r>
+      <w:proofErr w:type="spellEnd"/>
+      <w:r>
+        <w:rPr>
+          <w:rFonts w:ascii="Calibri" w:hAnsi="Calibri" w:cs="Calibri"/>
+          <w:sz w:val="24"/>
+          <w:szCs w:val="24"/>
+        </w:rPr>
+        <w:t xml:space="preserve"> </w:t>
+      </w:r>
+      <w:proofErr w:type="spellStart"/>
+      <w:r>
+        <w:rPr>
+          <w:rFonts w:ascii="Calibri" w:hAnsi="Calibri" w:cs="Calibri"/>
+          <w:sz w:val="24"/>
+          <w:szCs w:val="24"/>
+        </w:rPr>
+        <w:t>triển</w:t>
+      </w:r>
+      <w:proofErr w:type="spellEnd"/>
+      <w:r>
+        <w:rPr>
+          <w:rFonts w:ascii="Calibri" w:hAnsi="Calibri" w:cs="Calibri"/>
+          <w:sz w:val="24"/>
+          <w:szCs w:val="24"/>
+        </w:rPr>
+        <w:t xml:space="preserve"> </w:t>
+      </w:r>
+      <w:proofErr w:type="spellStart"/>
+      <w:r>
+        <w:rPr>
+          <w:rFonts w:ascii="Calibri" w:hAnsi="Calibri" w:cs="Calibri"/>
+          <w:sz w:val="24"/>
+          <w:szCs w:val="24"/>
+        </w:rPr>
+        <w:t>các</w:t>
+      </w:r>
+      <w:proofErr w:type="spellEnd"/>
+      <w:r>
+        <w:rPr>
+          <w:rFonts w:ascii="Calibri" w:hAnsi="Calibri" w:cs="Calibri"/>
+          <w:sz w:val="24"/>
+          <w:szCs w:val="24"/>
+        </w:rPr>
+        <w:t xml:space="preserve"> </w:t>
+      </w:r>
+      <w:proofErr w:type="spellStart"/>
+      <w:r>
+        <w:rPr>
+          <w:rFonts w:ascii="Calibri" w:hAnsi="Calibri" w:cs="Calibri"/>
+          <w:sz w:val="24"/>
+          <w:szCs w:val="24"/>
+        </w:rPr>
+        <w:t>tính</w:t>
+      </w:r>
+      <w:proofErr w:type="spellEnd"/>
+      <w:r>
+        <w:rPr>
+          <w:rFonts w:ascii="Calibri" w:hAnsi="Calibri" w:cs="Calibri"/>
+          <w:sz w:val="24"/>
+          <w:szCs w:val="24"/>
+        </w:rPr>
+        <w:t xml:space="preserve"> </w:t>
+      </w:r>
+      <w:proofErr w:type="spellStart"/>
+      <w:r>
+        <w:rPr>
+          <w:rFonts w:ascii="Calibri" w:hAnsi="Calibri" w:cs="Calibri"/>
+          <w:sz w:val="24"/>
+          <w:szCs w:val="24"/>
+        </w:rPr>
+        <w:t>năng</w:t>
+      </w:r>
+      <w:proofErr w:type="spellEnd"/>
+      <w:r>
+        <w:rPr>
+          <w:rFonts w:ascii="Calibri" w:hAnsi="Calibri" w:cs="Calibri"/>
+          <w:sz w:val="24"/>
+          <w:szCs w:val="24"/>
+        </w:rPr>
+        <w:t xml:space="preserve"> </w:t>
+      </w:r>
+      <w:proofErr w:type="spellStart"/>
+      <w:r>
+        <w:rPr>
+          <w:rFonts w:ascii="Calibri" w:hAnsi="Calibri" w:cs="Calibri"/>
+          <w:sz w:val="24"/>
+          <w:szCs w:val="24"/>
+        </w:rPr>
+        <w:t>sử</w:t>
+      </w:r>
+      <w:proofErr w:type="spellEnd"/>
+      <w:r>
+        <w:rPr>
+          <w:rFonts w:ascii="Calibri" w:hAnsi="Calibri" w:cs="Calibri"/>
+          <w:sz w:val="24"/>
+          <w:szCs w:val="24"/>
+        </w:rPr>
+        <w:t xml:space="preserve"> </w:t>
+      </w:r>
+      <w:proofErr w:type="spellStart"/>
+      <w:r>
+        <w:rPr>
+          <w:rFonts w:ascii="Calibri" w:hAnsi="Calibri" w:cs="Calibri"/>
+          <w:sz w:val="24"/>
+          <w:szCs w:val="24"/>
+        </w:rPr>
+        <w:t>dụng</w:t>
+      </w:r>
+      <w:proofErr w:type="spellEnd"/>
+      <w:r>
+        <w:rPr>
+          <w:rFonts w:ascii="Calibri" w:hAnsi="Calibri" w:cs="Calibri"/>
+          <w:sz w:val="24"/>
+          <w:szCs w:val="24"/>
+        </w:rPr>
+        <w:t xml:space="preserve"> Spring Boot </w:t>
+      </w:r>
+      <w:proofErr w:type="spellStart"/>
+      <w:r>
+        <w:rPr>
+          <w:rFonts w:ascii="Calibri" w:hAnsi="Calibri" w:cs="Calibri"/>
+          <w:sz w:val="24"/>
+          <w:szCs w:val="24"/>
+        </w:rPr>
+        <w:t>và</w:t>
+      </w:r>
+      <w:proofErr w:type="spellEnd"/>
+      <w:r>
+        <w:rPr>
+          <w:rFonts w:ascii="Calibri" w:hAnsi="Calibri" w:cs="Calibri"/>
+          <w:sz w:val="24"/>
+          <w:szCs w:val="24"/>
+        </w:rPr>
+        <w:t xml:space="preserve"> ReactJS</w:t>
       </w:r>
     </w:p>
     <w:p>
@@ -1627,14 +4277,268 @@
           <w:szCs w:val="24"/>
         </w:rPr>
       </w:pPr>
-      <w:r>
-        <w:rPr>
-          <w:rFonts w:ascii="Calibri" w:hAnsi="Calibri" w:cs="Calibri"/>
-          <w:sz w:val="24"/>
-          <w:szCs w:val="24"/>
-        </w:rPr>
-        <w:t>Sử dụng Oracle DB để quản lý và duy trì hơn 100 bảng trong cơ sở dữ liệu</w:t>
-      </w:r>
+      <w:proofErr w:type="spellStart"/>
+      <w:r>
+        <w:rPr>
+          <w:rFonts w:ascii="Calibri" w:hAnsi="Calibri" w:cs="Calibri"/>
+          <w:sz w:val="24"/>
+          <w:szCs w:val="24"/>
+        </w:rPr>
+        <w:t>Sử</w:t>
+      </w:r>
+      <w:proofErr w:type="spellEnd"/>
+      <w:r>
+        <w:rPr>
+          <w:rFonts w:ascii="Calibri" w:hAnsi="Calibri" w:cs="Calibri"/>
+          <w:sz w:val="24"/>
+          <w:szCs w:val="24"/>
+        </w:rPr>
+        <w:t xml:space="preserve"> </w:t>
+      </w:r>
+      <w:proofErr w:type="spellStart"/>
+      <w:r>
+        <w:rPr>
+          <w:rFonts w:ascii="Calibri" w:hAnsi="Calibri" w:cs="Calibri"/>
+          <w:sz w:val="24"/>
+          <w:szCs w:val="24"/>
+        </w:rPr>
+        <w:t>dụng</w:t>
+      </w:r>
+      <w:proofErr w:type="spellEnd"/>
+      <w:r>
+        <w:rPr>
+          <w:rFonts w:ascii="Calibri" w:hAnsi="Calibri" w:cs="Calibri"/>
+          <w:sz w:val="24"/>
+          <w:szCs w:val="24"/>
+        </w:rPr>
+        <w:t xml:space="preserve"> Oracle DB </w:t>
+      </w:r>
+      <w:proofErr w:type="spellStart"/>
+      <w:r>
+        <w:rPr>
+          <w:rFonts w:ascii="Calibri" w:hAnsi="Calibri" w:cs="Calibri"/>
+          <w:sz w:val="24"/>
+          <w:szCs w:val="24"/>
+        </w:rPr>
+        <w:t>để</w:t>
+      </w:r>
+      <w:proofErr w:type="spellEnd"/>
+      <w:r>
+        <w:rPr>
+          <w:rFonts w:ascii="Calibri" w:hAnsi="Calibri" w:cs="Calibri"/>
+          <w:sz w:val="24"/>
+          <w:szCs w:val="24"/>
+        </w:rPr>
+        <w:t xml:space="preserve"> </w:t>
+      </w:r>
+      <w:proofErr w:type="spellStart"/>
+      <w:r>
+        <w:rPr>
+          <w:rFonts w:ascii="Calibri" w:hAnsi="Calibri" w:cs="Calibri"/>
+          <w:sz w:val="24"/>
+          <w:szCs w:val="24"/>
+        </w:rPr>
+        <w:t>quản</w:t>
+      </w:r>
+      <w:proofErr w:type="spellEnd"/>
+      <w:r>
+        <w:rPr>
+          <w:rFonts w:ascii="Calibri" w:hAnsi="Calibri" w:cs="Calibri"/>
+          <w:sz w:val="24"/>
+          <w:szCs w:val="24"/>
+        </w:rPr>
+        <w:t xml:space="preserve"> </w:t>
+      </w:r>
+      <w:proofErr w:type="spellStart"/>
+      <w:r>
+        <w:rPr>
+          <w:rFonts w:ascii="Calibri" w:hAnsi="Calibri" w:cs="Calibri"/>
+          <w:sz w:val="24"/>
+          <w:szCs w:val="24"/>
+        </w:rPr>
+        <w:t>lý</w:t>
+      </w:r>
+      <w:proofErr w:type="spellEnd"/>
+      <w:r>
+        <w:rPr>
+          <w:rFonts w:ascii="Calibri" w:hAnsi="Calibri" w:cs="Calibri"/>
+          <w:sz w:val="24"/>
+          <w:szCs w:val="24"/>
+        </w:rPr>
+        <w:t xml:space="preserve"> </w:t>
+      </w:r>
+      <w:proofErr w:type="spellStart"/>
+      <w:r>
+        <w:rPr>
+          <w:rFonts w:ascii="Calibri" w:hAnsi="Calibri" w:cs="Calibri"/>
+          <w:sz w:val="24"/>
+          <w:szCs w:val="24"/>
+        </w:rPr>
+        <w:t>và</w:t>
+      </w:r>
+      <w:proofErr w:type="spellEnd"/>
+      <w:r>
+        <w:rPr>
+          <w:rFonts w:ascii="Calibri" w:hAnsi="Calibri" w:cs="Calibri"/>
+          <w:sz w:val="24"/>
+          <w:szCs w:val="24"/>
+        </w:rPr>
+        <w:t xml:space="preserve"> </w:t>
+      </w:r>
+      <w:proofErr w:type="spellStart"/>
+      <w:r>
+        <w:rPr>
+          <w:rFonts w:ascii="Calibri" w:hAnsi="Calibri" w:cs="Calibri"/>
+          <w:sz w:val="24"/>
+          <w:szCs w:val="24"/>
+        </w:rPr>
+        <w:t>duy</w:t>
+      </w:r>
+      <w:proofErr w:type="spellEnd"/>
+      <w:r>
+        <w:rPr>
+          <w:rFonts w:ascii="Calibri" w:hAnsi="Calibri" w:cs="Calibri"/>
+          <w:sz w:val="24"/>
+          <w:szCs w:val="24"/>
+        </w:rPr>
+        <w:t xml:space="preserve"> </w:t>
+      </w:r>
+      <w:proofErr w:type="spellStart"/>
+      <w:r>
+        <w:rPr>
+          <w:rFonts w:ascii="Calibri" w:hAnsi="Calibri" w:cs="Calibri"/>
+          <w:sz w:val="24"/>
+          <w:szCs w:val="24"/>
+        </w:rPr>
+        <w:t>trì</w:t>
+      </w:r>
+      <w:proofErr w:type="spellEnd"/>
+      <w:r>
+        <w:rPr>
+          <w:rFonts w:ascii="Calibri" w:hAnsi="Calibri" w:cs="Calibri"/>
+          <w:sz w:val="24"/>
+          <w:szCs w:val="24"/>
+        </w:rPr>
+        <w:t xml:space="preserve"> </w:t>
+      </w:r>
+      <w:proofErr w:type="spellStart"/>
+      <w:r>
+        <w:rPr>
+          <w:rFonts w:ascii="Calibri" w:hAnsi="Calibri" w:cs="Calibri"/>
+          <w:sz w:val="24"/>
+          <w:szCs w:val="24"/>
+        </w:rPr>
+        <w:t>hơn</w:t>
+      </w:r>
+      <w:proofErr w:type="spellEnd"/>
+      <w:r>
+        <w:rPr>
+          <w:rFonts w:ascii="Calibri" w:hAnsi="Calibri" w:cs="Calibri"/>
+          <w:sz w:val="24"/>
+          <w:szCs w:val="24"/>
+        </w:rPr>
+        <w:t xml:space="preserve"> 100 </w:t>
+      </w:r>
+      <w:proofErr w:type="spellStart"/>
+      <w:r>
+        <w:rPr>
+          <w:rFonts w:ascii="Calibri" w:hAnsi="Calibri" w:cs="Calibri"/>
+          <w:sz w:val="24"/>
+          <w:szCs w:val="24"/>
+        </w:rPr>
+        <w:t>bảng</w:t>
+      </w:r>
+      <w:proofErr w:type="spellEnd"/>
+      <w:r>
+        <w:rPr>
+          <w:rFonts w:ascii="Calibri" w:hAnsi="Calibri" w:cs="Calibri"/>
+          <w:sz w:val="24"/>
+          <w:szCs w:val="24"/>
+        </w:rPr>
+        <w:t xml:space="preserve"> </w:t>
+      </w:r>
+      <w:proofErr w:type="spellStart"/>
+      <w:r>
+        <w:rPr>
+          <w:rFonts w:ascii="Calibri" w:hAnsi="Calibri" w:cs="Calibri"/>
+          <w:sz w:val="24"/>
+          <w:szCs w:val="24"/>
+        </w:rPr>
+        <w:t>trong</w:t>
+      </w:r>
+      <w:proofErr w:type="spellEnd"/>
+      <w:r>
+        <w:rPr>
+          <w:rFonts w:ascii="Calibri" w:hAnsi="Calibri" w:cs="Calibri"/>
+          <w:sz w:val="24"/>
+          <w:szCs w:val="24"/>
+        </w:rPr>
+        <w:t xml:space="preserve"> </w:t>
+      </w:r>
+      <w:proofErr w:type="spellStart"/>
+      <w:r>
+        <w:rPr>
+          <w:rFonts w:ascii="Calibri" w:hAnsi="Calibri" w:cs="Calibri"/>
+          <w:sz w:val="24"/>
+          <w:szCs w:val="24"/>
+        </w:rPr>
+        <w:t>cơ</w:t>
+      </w:r>
+      <w:proofErr w:type="spellEnd"/>
+      <w:r>
+        <w:rPr>
+          <w:rFonts w:ascii="Calibri" w:hAnsi="Calibri" w:cs="Calibri"/>
+          <w:sz w:val="24"/>
+          <w:szCs w:val="24"/>
+        </w:rPr>
+        <w:t xml:space="preserve"> </w:t>
+      </w:r>
+      <w:proofErr w:type="spellStart"/>
+      <w:r>
+        <w:rPr>
+          <w:rFonts w:ascii="Calibri" w:hAnsi="Calibri" w:cs="Calibri"/>
+          <w:sz w:val="24"/>
+          <w:szCs w:val="24"/>
+        </w:rPr>
+        <w:t>sở</w:t>
+      </w:r>
+      <w:proofErr w:type="spellEnd"/>
+      <w:r>
+        <w:rPr>
+          <w:rFonts w:ascii="Calibri" w:hAnsi="Calibri" w:cs="Calibri"/>
+          <w:sz w:val="24"/>
+          <w:szCs w:val="24"/>
+        </w:rPr>
+        <w:t xml:space="preserve"> </w:t>
+      </w:r>
+      <w:proofErr w:type="spellStart"/>
+      <w:r>
+        <w:rPr>
+          <w:rFonts w:ascii="Calibri" w:hAnsi="Calibri" w:cs="Calibri"/>
+          <w:sz w:val="24"/>
+          <w:szCs w:val="24"/>
+        </w:rPr>
+        <w:t>dữ</w:t>
+      </w:r>
+      <w:proofErr w:type="spellEnd"/>
+      <w:r>
+        <w:rPr>
+          <w:rFonts w:ascii="Calibri" w:hAnsi="Calibri" w:cs="Calibri"/>
+          <w:sz w:val="24"/>
+          <w:szCs w:val="24"/>
+        </w:rPr>
+        <w:t xml:space="preserve"> </w:t>
+      </w:r>
+      <w:proofErr w:type="spellStart"/>
+      <w:r>
+        <w:rPr>
+          <w:rFonts w:ascii="Calibri" w:hAnsi="Calibri" w:cs="Calibri"/>
+          <w:sz w:val="24"/>
+          <w:szCs w:val="24"/>
+        </w:rPr>
+        <w:t>liệu</w:t>
+      </w:r>
+      <w:proofErr w:type="spellEnd"/>
     </w:p>
     <w:p>
       <w:pPr>
@@ -1650,6 +4554,7 @@
           <w:szCs w:val="24"/>
         </w:rPr>
       </w:pPr>
+      <w:proofErr w:type="spellStart"/>
       <w:r>
         <w:rPr>
           <w:rFonts w:ascii="Calibri" w:hAnsi="Calibri" w:cs="Calibri"/>
@@ -1657,8 +4562,351 @@
           <w:szCs w:val="24"/>
         </w:rPr>
         <w:lastRenderedPageBreak/>
-        <w:t>Tối ưu hóa hiệu suất truy xuất dữ liệu bằng MyBatis và TanStack Query để nâng cao trải nghiệm người dùng</w:t>
-      </w:r>
+        <w:t>Tối</w:t>
+      </w:r>
+      <w:proofErr w:type="spellEnd"/>
+      <w:r>
+        <w:rPr>
+          <w:rFonts w:ascii="Calibri" w:hAnsi="Calibri" w:cs="Calibri"/>
+          <w:sz w:val="24"/>
+          <w:szCs w:val="24"/>
+        </w:rPr>
+        <w:t xml:space="preserve"> </w:t>
+      </w:r>
+      <w:proofErr w:type="spellStart"/>
+      <w:r>
+        <w:rPr>
+          <w:rFonts w:ascii="Calibri" w:hAnsi="Calibri" w:cs="Calibri"/>
+          <w:sz w:val="24"/>
+          <w:szCs w:val="24"/>
+        </w:rPr>
+        <w:t>ưu</w:t>
+      </w:r>
+      <w:proofErr w:type="spellEnd"/>
+      <w:r>
+        <w:rPr>
+          <w:rFonts w:ascii="Calibri" w:hAnsi="Calibri" w:cs="Calibri"/>
+          <w:sz w:val="24"/>
+          <w:szCs w:val="24"/>
+        </w:rPr>
+        <w:t xml:space="preserve"> </w:t>
+      </w:r>
+      <w:proofErr w:type="spellStart"/>
+      <w:r>
+        <w:rPr>
+          <w:rFonts w:ascii="Calibri" w:hAnsi="Calibri" w:cs="Calibri"/>
+          <w:sz w:val="24"/>
+          <w:szCs w:val="24"/>
+        </w:rPr>
+        <w:t>hóa</w:t>
+      </w:r>
+      <w:proofErr w:type="spellEnd"/>
+      <w:r>
+        <w:rPr>
+          <w:rFonts w:ascii="Calibri" w:hAnsi="Calibri" w:cs="Calibri"/>
+          <w:sz w:val="24"/>
+          <w:szCs w:val="24"/>
+        </w:rPr>
+        <w:t xml:space="preserve"> </w:t>
+      </w:r>
+      <w:proofErr w:type="spellStart"/>
+      <w:r>
+        <w:rPr>
+          <w:rFonts w:ascii="Calibri" w:hAnsi="Calibri" w:cs="Calibri"/>
+          <w:sz w:val="24"/>
+          <w:szCs w:val="24"/>
+        </w:rPr>
+        <w:t>hiệu</w:t>
+      </w:r>
+      <w:proofErr w:type="spellEnd"/>
+      <w:r>
+        <w:rPr>
+          <w:rFonts w:ascii="Calibri" w:hAnsi="Calibri" w:cs="Calibri"/>
+          <w:sz w:val="24"/>
+          <w:szCs w:val="24"/>
+        </w:rPr>
+        <w:t xml:space="preserve"> </w:t>
+      </w:r>
+      <w:proofErr w:type="spellStart"/>
+      <w:r>
+        <w:rPr>
+          <w:rFonts w:ascii="Calibri" w:hAnsi="Calibri" w:cs="Calibri"/>
+          <w:sz w:val="24"/>
+          <w:szCs w:val="24"/>
+        </w:rPr>
+        <w:t>suất</w:t>
+      </w:r>
+      <w:proofErr w:type="spellEnd"/>
+      <w:r>
+        <w:rPr>
+          <w:rFonts w:ascii="Calibri" w:hAnsi="Calibri" w:cs="Calibri"/>
+          <w:sz w:val="24"/>
+          <w:szCs w:val="24"/>
+        </w:rPr>
+        <w:t xml:space="preserve"> </w:t>
+      </w:r>
+      <w:proofErr w:type="spellStart"/>
+      <w:r>
+        <w:rPr>
+          <w:rFonts w:ascii="Calibri" w:hAnsi="Calibri" w:cs="Calibri"/>
+          <w:sz w:val="24"/>
+          <w:szCs w:val="24"/>
+        </w:rPr>
+        <w:t>truy</w:t>
+      </w:r>
+      <w:proofErr w:type="spellEnd"/>
+      <w:r>
+        <w:rPr>
+          <w:rFonts w:ascii="Calibri" w:hAnsi="Calibri" w:cs="Calibri"/>
+          <w:sz w:val="24"/>
+          <w:szCs w:val="24"/>
+        </w:rPr>
+        <w:t xml:space="preserve"> </w:t>
+      </w:r>
+      <w:proofErr w:type="spellStart"/>
+      <w:r>
+        <w:rPr>
+          <w:rFonts w:ascii="Calibri" w:hAnsi="Calibri" w:cs="Calibri"/>
+          <w:sz w:val="24"/>
+          <w:szCs w:val="24"/>
+        </w:rPr>
+        <w:t>xuất</w:t>
+      </w:r>
+      <w:proofErr w:type="spellEnd"/>
+      <w:r>
+        <w:rPr>
+          <w:rFonts w:ascii="Calibri" w:hAnsi="Calibri" w:cs="Calibri"/>
+          <w:sz w:val="24"/>
+          <w:szCs w:val="24"/>
+        </w:rPr>
+        <w:t xml:space="preserve"> </w:t>
+      </w:r>
+      <w:proofErr w:type="spellStart"/>
+      <w:r>
+        <w:rPr>
+          <w:rFonts w:ascii="Calibri" w:hAnsi="Calibri" w:cs="Calibri"/>
+          <w:sz w:val="24"/>
+          <w:szCs w:val="24"/>
+        </w:rPr>
+        <w:t>dữ</w:t>
+      </w:r>
+      <w:proofErr w:type="spellEnd"/>
+      <w:r>
+        <w:rPr>
+          <w:rFonts w:ascii="Calibri" w:hAnsi="Calibri" w:cs="Calibri"/>
+          <w:sz w:val="24"/>
+          <w:szCs w:val="24"/>
+        </w:rPr>
+        <w:t xml:space="preserve"> </w:t>
+      </w:r>
+      <w:proofErr w:type="spellStart"/>
+      <w:r>
+        <w:rPr>
+          <w:rFonts w:ascii="Calibri" w:hAnsi="Calibri" w:cs="Calibri"/>
+          <w:sz w:val="24"/>
+          <w:szCs w:val="24"/>
+        </w:rPr>
+        <w:t>liệu</w:t>
+      </w:r>
+      <w:proofErr w:type="spellEnd"/>
+      <w:r>
+        <w:rPr>
+          <w:rFonts w:ascii="Calibri" w:hAnsi="Calibri" w:cs="Calibri"/>
+          <w:sz w:val="24"/>
+          <w:szCs w:val="24"/>
+        </w:rPr>
+        <w:t xml:space="preserve"> </w:t>
+      </w:r>
+      <w:proofErr w:type="spellStart"/>
+      <w:r>
+        <w:rPr>
+          <w:rFonts w:ascii="Calibri" w:hAnsi="Calibri" w:cs="Calibri"/>
+          <w:sz w:val="24"/>
+          <w:szCs w:val="24"/>
+        </w:rPr>
+        <w:t>bằng</w:t>
+      </w:r>
+      <w:proofErr w:type="spellEnd"/>
+      <w:r>
+        <w:rPr>
+          <w:rFonts w:ascii="Calibri" w:hAnsi="Calibri" w:cs="Calibri"/>
+          <w:sz w:val="24"/>
+          <w:szCs w:val="24"/>
+        </w:rPr>
+        <w:t xml:space="preserve"> </w:t>
+      </w:r>
+      <w:proofErr w:type="spellStart"/>
+      <w:r>
+        <w:rPr>
+          <w:rFonts w:ascii="Calibri" w:hAnsi="Calibri" w:cs="Calibri"/>
+          <w:sz w:val="24"/>
+          <w:szCs w:val="24"/>
+        </w:rPr>
+        <w:t>MyBatis</w:t>
+      </w:r>
+      <w:proofErr w:type="spellEnd"/>
+      <w:r>
+        <w:rPr>
+          <w:rFonts w:ascii="Calibri" w:hAnsi="Calibri" w:cs="Calibri"/>
+          <w:sz w:val="24"/>
+          <w:szCs w:val="24"/>
+        </w:rPr>
+        <w:t xml:space="preserve"> </w:t>
+      </w:r>
+      <w:proofErr w:type="spellStart"/>
+      <w:r>
+        <w:rPr>
+          <w:rFonts w:ascii="Calibri" w:hAnsi="Calibri" w:cs="Calibri"/>
+          <w:sz w:val="24"/>
+          <w:szCs w:val="24"/>
+        </w:rPr>
+        <w:t>và</w:t>
+      </w:r>
+      <w:proofErr w:type="spellEnd"/>
+      <w:r>
+        <w:rPr>
+          <w:rFonts w:ascii="Calibri" w:hAnsi="Calibri" w:cs="Calibri"/>
+          <w:sz w:val="24"/>
+          <w:szCs w:val="24"/>
+        </w:rPr>
+        <w:t xml:space="preserve"> </w:t>
+      </w:r>
+      <w:proofErr w:type="spellStart"/>
+      <w:r>
+        <w:rPr>
+          <w:rFonts w:ascii="Calibri" w:hAnsi="Calibri" w:cs="Calibri"/>
+          <w:sz w:val="24"/>
+          <w:szCs w:val="24"/>
+        </w:rPr>
+        <w:t>TanStack</w:t>
+      </w:r>
+      <w:proofErr w:type="spellEnd"/>
+      <w:r>
+        <w:rPr>
+          <w:rFonts w:ascii="Calibri" w:hAnsi="Calibri" w:cs="Calibri"/>
+          <w:sz w:val="24"/>
+          <w:szCs w:val="24"/>
+        </w:rPr>
+        <w:t xml:space="preserve"> Query </w:t>
+      </w:r>
+      <w:proofErr w:type="spellStart"/>
+      <w:r>
+        <w:rPr>
+          <w:rFonts w:ascii="Calibri" w:hAnsi="Calibri" w:cs="Calibri"/>
+          <w:sz w:val="24"/>
+          <w:szCs w:val="24"/>
+        </w:rPr>
+        <w:t>để</w:t>
+      </w:r>
+      <w:proofErr w:type="spellEnd"/>
+      <w:r>
+        <w:rPr>
+          <w:rFonts w:ascii="Calibri" w:hAnsi="Calibri" w:cs="Calibri"/>
+          <w:sz w:val="24"/>
+          <w:szCs w:val="24"/>
+        </w:rPr>
+        <w:t xml:space="preserve"> </w:t>
+      </w:r>
+      <w:proofErr w:type="spellStart"/>
+      <w:r>
+        <w:rPr>
+          <w:rFonts w:ascii="Calibri" w:hAnsi="Calibri" w:cs="Calibri"/>
+          <w:sz w:val="24"/>
+          <w:szCs w:val="24"/>
+        </w:rPr>
+        <w:t>nâng</w:t>
+      </w:r>
+      <w:proofErr w:type="spellEnd"/>
+      <w:r>
+        <w:rPr>
+          <w:rFonts w:ascii="Calibri" w:hAnsi="Calibri" w:cs="Calibri"/>
+          <w:sz w:val="24"/>
+          <w:szCs w:val="24"/>
+        </w:rPr>
+        <w:t xml:space="preserve"> </w:t>
+      </w:r>
+      <w:proofErr w:type="spellStart"/>
+      <w:r>
+        <w:rPr>
+          <w:rFonts w:ascii="Calibri" w:hAnsi="Calibri" w:cs="Calibri"/>
+          <w:sz w:val="24"/>
+          <w:szCs w:val="24"/>
+        </w:rPr>
+        <w:t>cao</w:t>
+      </w:r>
+      <w:proofErr w:type="spellEnd"/>
+      <w:r>
+        <w:rPr>
+          <w:rFonts w:ascii="Calibri" w:hAnsi="Calibri" w:cs="Calibri"/>
+          <w:sz w:val="24"/>
+          <w:szCs w:val="24"/>
+        </w:rPr>
+        <w:t xml:space="preserve"> </w:t>
+      </w:r>
+      <w:proofErr w:type="spellStart"/>
+      <w:r>
+        <w:rPr>
+          <w:rFonts w:ascii="Calibri" w:hAnsi="Calibri" w:cs="Calibri"/>
+          <w:sz w:val="24"/>
+          <w:szCs w:val="24"/>
+        </w:rPr>
+        <w:t>trải</w:t>
+      </w:r>
+      <w:proofErr w:type="spellEnd"/>
+      <w:r>
+        <w:rPr>
+          <w:rFonts w:ascii="Calibri" w:hAnsi="Calibri" w:cs="Calibri"/>
+          <w:sz w:val="24"/>
+          <w:szCs w:val="24"/>
+        </w:rPr>
+        <w:t xml:space="preserve"> </w:t>
+      </w:r>
+      <w:proofErr w:type="spellStart"/>
+      <w:r>
+        <w:rPr>
+          <w:rFonts w:ascii="Calibri" w:hAnsi="Calibri" w:cs="Calibri"/>
+          <w:sz w:val="24"/>
+          <w:szCs w:val="24"/>
+        </w:rPr>
+        <w:t>nghiệm</w:t>
+      </w:r>
+      <w:proofErr w:type="spellEnd"/>
+      <w:r>
+        <w:rPr>
+          <w:rFonts w:ascii="Calibri" w:hAnsi="Calibri" w:cs="Calibri"/>
+          <w:sz w:val="24"/>
+          <w:szCs w:val="24"/>
+        </w:rPr>
+        <w:t xml:space="preserve"> </w:t>
+      </w:r>
+      <w:proofErr w:type="spellStart"/>
+      <w:r>
+        <w:rPr>
+          <w:rFonts w:ascii="Calibri" w:hAnsi="Calibri" w:cs="Calibri"/>
+          <w:sz w:val="24"/>
+          <w:szCs w:val="24"/>
+        </w:rPr>
+        <w:t>người</w:t>
+      </w:r>
+      <w:proofErr w:type="spellEnd"/>
+      <w:r>
+        <w:rPr>
+          <w:rFonts w:ascii="Calibri" w:hAnsi="Calibri" w:cs="Calibri"/>
+          <w:sz w:val="24"/>
+          <w:szCs w:val="24"/>
+        </w:rPr>
+        <w:t xml:space="preserve"> </w:t>
+      </w:r>
+      <w:proofErr w:type="spellStart"/>
+      <w:r>
+        <w:rPr>
+          <w:rFonts w:ascii="Calibri" w:hAnsi="Calibri" w:cs="Calibri"/>
+          <w:sz w:val="24"/>
+          <w:szCs w:val="24"/>
+        </w:rPr>
+        <w:t>dùng</w:t>
+      </w:r>
+      <w:proofErr w:type="spellEnd"/>
     </w:p>
     <w:p>
       <w:pPr>
@@ -1686,14 +4934,70 @@
         </w:rPr>
         <w:t xml:space="preserve">: </w:t>
       </w:r>
-      <w:r>
-        <w:rPr>
-          <w:rFonts w:ascii="Calibri" w:hAnsi="Calibri" w:cs="Calibri"/>
-          <w:sz w:val="24"/>
-          <w:szCs w:val="24"/>
-        </w:rPr>
-        <w:t>Hệ thống đặt chỗ</w:t>
-      </w:r>
+      <w:proofErr w:type="spellStart"/>
+      <w:r>
+        <w:rPr>
+          <w:rFonts w:ascii="Calibri" w:hAnsi="Calibri" w:cs="Calibri"/>
+          <w:sz w:val="24"/>
+          <w:szCs w:val="24"/>
+        </w:rPr>
+        <w:t>Hệ</w:t>
+      </w:r>
+      <w:proofErr w:type="spellEnd"/>
+      <w:r>
+        <w:rPr>
+          <w:rFonts w:ascii="Calibri" w:hAnsi="Calibri" w:cs="Calibri"/>
+          <w:sz w:val="24"/>
+          <w:szCs w:val="24"/>
+        </w:rPr>
+        <w:t xml:space="preserve"> </w:t>
+      </w:r>
+      <w:proofErr w:type="spellStart"/>
+      <w:r>
+        <w:rPr>
+          <w:rFonts w:ascii="Calibri" w:hAnsi="Calibri" w:cs="Calibri"/>
+          <w:sz w:val="24"/>
+          <w:szCs w:val="24"/>
+        </w:rPr>
+        <w:t>thống</w:t>
+      </w:r>
+      <w:proofErr w:type="spellEnd"/>
+      <w:r>
+        <w:rPr>
+          <w:rFonts w:ascii="Calibri" w:hAnsi="Calibri" w:cs="Calibri"/>
+          <w:sz w:val="24"/>
+          <w:szCs w:val="24"/>
+        </w:rPr>
+        <w:t xml:space="preserve"> </w:t>
+      </w:r>
+      <w:proofErr w:type="spellStart"/>
+      <w:r>
+        <w:rPr>
+          <w:rFonts w:ascii="Calibri" w:hAnsi="Calibri" w:cs="Calibri"/>
+          <w:sz w:val="24"/>
+          <w:szCs w:val="24"/>
+        </w:rPr>
+        <w:t>đặt</w:t>
+      </w:r>
+      <w:proofErr w:type="spellEnd"/>
+      <w:r>
+        <w:rPr>
+          <w:rFonts w:ascii="Calibri" w:hAnsi="Calibri" w:cs="Calibri"/>
+          <w:sz w:val="24"/>
+          <w:szCs w:val="24"/>
+        </w:rPr>
+        <w:t xml:space="preserve"> </w:t>
+      </w:r>
+      <w:proofErr w:type="spellStart"/>
+      <w:r>
+        <w:rPr>
+          <w:rFonts w:ascii="Calibri" w:hAnsi="Calibri" w:cs="Calibri"/>
+          <w:sz w:val="24"/>
+          <w:szCs w:val="24"/>
+        </w:rPr>
+        <w:t>chỗ</w:t>
+      </w:r>
+      <w:proofErr w:type="spellEnd"/>
       <w:r>
         <w:rPr>
           <w:rFonts w:ascii="Calibri" w:hAnsi="Calibri" w:cs="Calibri"/>
@@ -1702,14 +5006,34 @@
         </w:rPr>
         <w:t xml:space="preserve"> (4 </w:t>
       </w:r>
-      <w:r>
-        <w:rPr>
-          <w:rFonts w:ascii="Calibri" w:hAnsi="Calibri" w:cs="Calibri"/>
-          <w:sz w:val="24"/>
-          <w:szCs w:val="24"/>
-        </w:rPr>
-        <w:t>thành viên</w:t>
-      </w:r>
+      <w:proofErr w:type="spellStart"/>
+      <w:r>
+        <w:rPr>
+          <w:rFonts w:ascii="Calibri" w:hAnsi="Calibri" w:cs="Calibri"/>
+          <w:sz w:val="24"/>
+          <w:szCs w:val="24"/>
+        </w:rPr>
+        <w:t>thành</w:t>
+      </w:r>
+      <w:proofErr w:type="spellEnd"/>
+      <w:r>
+        <w:rPr>
+          <w:rFonts w:ascii="Calibri" w:hAnsi="Calibri" w:cs="Calibri"/>
+          <w:sz w:val="24"/>
+          <w:szCs w:val="24"/>
+        </w:rPr>
+        <w:t xml:space="preserve"> </w:t>
+      </w:r>
+      <w:proofErr w:type="spellStart"/>
+      <w:r>
+        <w:rPr>
+          <w:rFonts w:ascii="Calibri" w:hAnsi="Calibri" w:cs="Calibri"/>
+          <w:sz w:val="24"/>
+          <w:szCs w:val="24"/>
+        </w:rPr>
+        <w:t>viên</w:t>
+      </w:r>
+      <w:proofErr w:type="spellEnd"/>
       <w:r>
         <w:rPr>
           <w:rFonts w:ascii="Calibri" w:hAnsi="Calibri" w:cs="Calibri"/>
@@ -1752,15 +5076,37 @@
           <w:szCs w:val="24"/>
         </w:rPr>
       </w:pPr>
-      <w:r>
-        <w:rPr>
-          <w:rFonts w:ascii="Calibri" w:hAnsi="Calibri" w:cs="Calibri"/>
-          <w:b/>
-          <w:sz w:val="24"/>
-          <w:szCs w:val="24"/>
-        </w:rPr>
-        <w:t>Mô tả</w:t>
-      </w:r>
+      <w:proofErr w:type="spellStart"/>
+      <w:r>
+        <w:rPr>
+          <w:rFonts w:ascii="Calibri" w:hAnsi="Calibri" w:cs="Calibri"/>
+          <w:b/>
+          <w:sz w:val="24"/>
+          <w:szCs w:val="24"/>
+        </w:rPr>
+        <w:t>Mô</w:t>
+      </w:r>
+      <w:proofErr w:type="spellEnd"/>
+      <w:r>
+        <w:rPr>
+          <w:rFonts w:ascii="Calibri" w:hAnsi="Calibri" w:cs="Calibri"/>
+          <w:b/>
+          <w:sz w:val="24"/>
+          <w:szCs w:val="24"/>
+        </w:rPr>
+        <w:t xml:space="preserve"> </w:t>
+      </w:r>
+      <w:proofErr w:type="spellStart"/>
+      <w:r>
+        <w:rPr>
+          <w:rFonts w:ascii="Calibri" w:hAnsi="Calibri" w:cs="Calibri"/>
+          <w:b/>
+          <w:sz w:val="24"/>
+          <w:szCs w:val="24"/>
+        </w:rPr>
+        <w:t>tả</w:t>
+      </w:r>
+      <w:proofErr w:type="spellEnd"/>
       <w:r>
         <w:rPr>
           <w:rFonts w:ascii="Calibri" w:hAnsi="Calibri" w:cs="Calibri"/>
@@ -1770,29 +5116,221 @@
         </w:rPr>
         <w:t xml:space="preserve">: </w:t>
       </w:r>
-      <w:r>
-        <w:rPr>
-          <w:rFonts w:ascii="Calibri" w:hAnsi="Calibri" w:cs="Calibri"/>
-          <w:sz w:val="24"/>
-          <w:szCs w:val="24"/>
-        </w:rPr>
-        <w:t>Ứng dụng web đặt chỗ</w:t>
-      </w:r>
-      <w:r>
-        <w:rPr>
-          <w:rFonts w:ascii="Calibri" w:hAnsi="Calibri" w:cs="Calibri"/>
-          <w:sz w:val="24"/>
-          <w:szCs w:val="24"/>
-        </w:rPr>
-        <w:t xml:space="preserve"> </w:t>
-      </w:r>
-      <w:r>
-        <w:rPr>
-          <w:rFonts w:ascii="Calibri" w:hAnsi="Calibri" w:cs="Calibri"/>
-          <w:sz w:val="24"/>
-          <w:szCs w:val="24"/>
-        </w:rPr>
-        <w:t>để tạo và quản lý đặt chỗ ngồi.</w:t>
+      <w:proofErr w:type="spellStart"/>
+      <w:r>
+        <w:rPr>
+          <w:rFonts w:ascii="Calibri" w:hAnsi="Calibri" w:cs="Calibri"/>
+          <w:sz w:val="24"/>
+          <w:szCs w:val="24"/>
+        </w:rPr>
+        <w:t>Ứng</w:t>
+      </w:r>
+      <w:proofErr w:type="spellEnd"/>
+      <w:r>
+        <w:rPr>
+          <w:rFonts w:ascii="Calibri" w:hAnsi="Calibri" w:cs="Calibri"/>
+          <w:sz w:val="24"/>
+          <w:szCs w:val="24"/>
+        </w:rPr>
+        <w:t xml:space="preserve"> </w:t>
+      </w:r>
+      <w:proofErr w:type="spellStart"/>
+      <w:r>
+        <w:rPr>
+          <w:rFonts w:ascii="Calibri" w:hAnsi="Calibri" w:cs="Calibri"/>
+          <w:sz w:val="24"/>
+          <w:szCs w:val="24"/>
+        </w:rPr>
+        <w:t>dụng</w:t>
+      </w:r>
+      <w:proofErr w:type="spellEnd"/>
+      <w:r>
+        <w:rPr>
+          <w:rFonts w:ascii="Calibri" w:hAnsi="Calibri" w:cs="Calibri"/>
+          <w:sz w:val="24"/>
+          <w:szCs w:val="24"/>
+        </w:rPr>
+        <w:t xml:space="preserve"> web </w:t>
+      </w:r>
+      <w:proofErr w:type="spellStart"/>
+      <w:r>
+        <w:rPr>
+          <w:rFonts w:ascii="Calibri" w:hAnsi="Calibri" w:cs="Calibri"/>
+          <w:sz w:val="24"/>
+          <w:szCs w:val="24"/>
+        </w:rPr>
+        <w:t>đặt</w:t>
+      </w:r>
+      <w:proofErr w:type="spellEnd"/>
+      <w:r>
+        <w:rPr>
+          <w:rFonts w:ascii="Calibri" w:hAnsi="Calibri" w:cs="Calibri"/>
+          <w:sz w:val="24"/>
+          <w:szCs w:val="24"/>
+        </w:rPr>
+        <w:t xml:space="preserve"> </w:t>
+      </w:r>
+      <w:proofErr w:type="spellStart"/>
+      <w:r>
+        <w:rPr>
+          <w:rFonts w:ascii="Calibri" w:hAnsi="Calibri" w:cs="Calibri"/>
+          <w:sz w:val="24"/>
+          <w:szCs w:val="24"/>
+        </w:rPr>
+        <w:t>chỗ</w:t>
+      </w:r>
+      <w:proofErr w:type="spellEnd"/>
+      <w:r>
+        <w:rPr>
+          <w:rFonts w:ascii="Calibri" w:hAnsi="Calibri" w:cs="Calibri"/>
+          <w:sz w:val="24"/>
+          <w:szCs w:val="24"/>
+        </w:rPr>
+        <w:t xml:space="preserve"> </w:t>
+      </w:r>
+      <w:proofErr w:type="spellStart"/>
+      <w:r>
+        <w:rPr>
+          <w:rFonts w:ascii="Calibri" w:hAnsi="Calibri" w:cs="Calibri"/>
+          <w:sz w:val="24"/>
+          <w:szCs w:val="24"/>
+        </w:rPr>
+        <w:t>để</w:t>
+      </w:r>
+      <w:proofErr w:type="spellEnd"/>
+      <w:r>
+        <w:rPr>
+          <w:rFonts w:ascii="Calibri" w:hAnsi="Calibri" w:cs="Calibri"/>
+          <w:sz w:val="24"/>
+          <w:szCs w:val="24"/>
+        </w:rPr>
+        <w:t xml:space="preserve"> </w:t>
+      </w:r>
+      <w:proofErr w:type="spellStart"/>
+      <w:r>
+        <w:rPr>
+          <w:rFonts w:ascii="Calibri" w:hAnsi="Calibri" w:cs="Calibri"/>
+          <w:sz w:val="24"/>
+          <w:szCs w:val="24"/>
+        </w:rPr>
+        <w:t>tạo</w:t>
+      </w:r>
+      <w:proofErr w:type="spellEnd"/>
+      <w:r>
+        <w:rPr>
+          <w:rFonts w:ascii="Calibri" w:hAnsi="Calibri" w:cs="Calibri"/>
+          <w:sz w:val="24"/>
+          <w:szCs w:val="24"/>
+        </w:rPr>
+        <w:t xml:space="preserve"> </w:t>
+      </w:r>
+      <w:proofErr w:type="spellStart"/>
+      <w:r>
+        <w:rPr>
+          <w:rFonts w:ascii="Calibri" w:hAnsi="Calibri" w:cs="Calibri"/>
+          <w:sz w:val="24"/>
+          <w:szCs w:val="24"/>
+        </w:rPr>
+        <w:t>và</w:t>
+      </w:r>
+      <w:proofErr w:type="spellEnd"/>
+      <w:r>
+        <w:rPr>
+          <w:rFonts w:ascii="Calibri" w:hAnsi="Calibri" w:cs="Calibri"/>
+          <w:sz w:val="24"/>
+          <w:szCs w:val="24"/>
+        </w:rPr>
+        <w:t xml:space="preserve"> </w:t>
+      </w:r>
+      <w:proofErr w:type="spellStart"/>
+      <w:r>
+        <w:rPr>
+          <w:rFonts w:ascii="Calibri" w:hAnsi="Calibri" w:cs="Calibri"/>
+          <w:sz w:val="24"/>
+          <w:szCs w:val="24"/>
+        </w:rPr>
+        <w:t>quản</w:t>
+      </w:r>
+      <w:proofErr w:type="spellEnd"/>
+      <w:r>
+        <w:rPr>
+          <w:rFonts w:ascii="Calibri" w:hAnsi="Calibri" w:cs="Calibri"/>
+          <w:sz w:val="24"/>
+          <w:szCs w:val="24"/>
+        </w:rPr>
+        <w:t xml:space="preserve"> </w:t>
+      </w:r>
+      <w:proofErr w:type="spellStart"/>
+      <w:r>
+        <w:rPr>
+          <w:rFonts w:ascii="Calibri" w:hAnsi="Calibri" w:cs="Calibri"/>
+          <w:sz w:val="24"/>
+          <w:szCs w:val="24"/>
+        </w:rPr>
+        <w:t>lý</w:t>
+      </w:r>
+      <w:proofErr w:type="spellEnd"/>
+      <w:r>
+        <w:rPr>
+          <w:rFonts w:ascii="Calibri" w:hAnsi="Calibri" w:cs="Calibri"/>
+          <w:sz w:val="24"/>
+          <w:szCs w:val="24"/>
+        </w:rPr>
+        <w:t xml:space="preserve"> </w:t>
+      </w:r>
+      <w:proofErr w:type="spellStart"/>
+      <w:r>
+        <w:rPr>
+          <w:rFonts w:ascii="Calibri" w:hAnsi="Calibri" w:cs="Calibri"/>
+          <w:sz w:val="24"/>
+          <w:szCs w:val="24"/>
+        </w:rPr>
+        <w:t>đặt</w:t>
+      </w:r>
+      <w:proofErr w:type="spellEnd"/>
+      <w:r>
+        <w:rPr>
+          <w:rFonts w:ascii="Calibri" w:hAnsi="Calibri" w:cs="Calibri"/>
+          <w:sz w:val="24"/>
+          <w:szCs w:val="24"/>
+        </w:rPr>
+        <w:t xml:space="preserve"> </w:t>
+      </w:r>
+      <w:proofErr w:type="spellStart"/>
+      <w:r>
+        <w:rPr>
+          <w:rFonts w:ascii="Calibri" w:hAnsi="Calibri" w:cs="Calibri"/>
+          <w:sz w:val="24"/>
+          <w:szCs w:val="24"/>
+        </w:rPr>
+        <w:t>chỗ</w:t>
+      </w:r>
+      <w:proofErr w:type="spellEnd"/>
+      <w:r>
+        <w:rPr>
+          <w:rFonts w:ascii="Calibri" w:hAnsi="Calibri" w:cs="Calibri"/>
+          <w:sz w:val="24"/>
+          <w:szCs w:val="24"/>
+        </w:rPr>
+        <w:t xml:space="preserve"> </w:t>
+      </w:r>
+      <w:proofErr w:type="spellStart"/>
+      <w:r>
+        <w:rPr>
+          <w:rFonts w:ascii="Calibri" w:hAnsi="Calibri" w:cs="Calibri"/>
+          <w:sz w:val="24"/>
+          <w:szCs w:val="24"/>
+        </w:rPr>
+        <w:t>ngồi</w:t>
+      </w:r>
+      <w:proofErr w:type="spellEnd"/>
+      <w:r>
+        <w:rPr>
+          <w:rFonts w:ascii="Calibri" w:hAnsi="Calibri" w:cs="Calibri"/>
+          <w:sz w:val="24"/>
+          <w:szCs w:val="24"/>
+        </w:rPr>
+        <w:t>.</w:t>
       </w:r>
     </w:p>
     <w:p>
@@ -1817,8 +5355,19 @@
           <w:sz w:val="24"/>
           <w:szCs w:val="24"/>
         </w:rPr>
-        <w:t>Công nghệ</w:t>
-      </w:r>
+        <w:t xml:space="preserve">Công </w:t>
+      </w:r>
+      <w:proofErr w:type="spellStart"/>
+      <w:r>
+        <w:rPr>
+          <w:rFonts w:ascii="Calibri" w:hAnsi="Calibri" w:cs="Calibri"/>
+          <w:b/>
+          <w:sz w:val="24"/>
+          <w:szCs w:val="24"/>
+        </w:rPr>
+        <w:t>nghệ</w:t>
+      </w:r>
+      <w:proofErr w:type="spellEnd"/>
       <w:r>
         <w:rPr>
           <w:rFonts w:ascii="Calibri" w:hAnsi="Calibri" w:cs="Calibri"/>
@@ -1853,6 +5402,7 @@
         </w:rPr>
         <w:t xml:space="preserve">Front-end: </w:t>
       </w:r>
+      <w:proofErr w:type="spellStart"/>
       <w:r>
         <w:rPr>
           <w:rFonts w:ascii="Calibri" w:hAnsi="Calibri" w:cs="Calibri"/>
@@ -1860,7 +5410,37 @@
           <w:sz w:val="24"/>
           <w:szCs w:val="24"/>
         </w:rPr>
-        <w:t>VueJS, Vuex, TypeScript</w:t>
+        <w:t>VueJS</w:t>
+      </w:r>
+      <w:proofErr w:type="spellEnd"/>
+      <w:r>
+        <w:rPr>
+          <w:rFonts w:ascii="Calibri" w:hAnsi="Calibri" w:cs="Calibri"/>
+          <w:bCs/>
+          <w:sz w:val="24"/>
+          <w:szCs w:val="24"/>
+        </w:rPr>
+        <w:t xml:space="preserve">, </w:t>
+      </w:r>
+      <w:proofErr w:type="spellStart"/>
+      <w:r>
+        <w:rPr>
+          <w:rFonts w:ascii="Calibri" w:hAnsi="Calibri" w:cs="Calibri"/>
+          <w:bCs/>
+          <w:sz w:val="24"/>
+          <w:szCs w:val="24"/>
+        </w:rPr>
+        <w:t>Vuex</w:t>
+      </w:r>
+      <w:proofErr w:type="spellEnd"/>
+      <w:r>
+        <w:rPr>
+          <w:rFonts w:ascii="Calibri" w:hAnsi="Calibri" w:cs="Calibri"/>
+          <w:bCs/>
+          <w:sz w:val="24"/>
+          <w:szCs w:val="24"/>
+        </w:rPr>
+        <w:t>, TypeScript</w:t>
       </w:r>
     </w:p>
     <w:p>
@@ -1939,15 +5519,37 @@
           <w:szCs w:val="24"/>
         </w:rPr>
       </w:pPr>
-      <w:r>
-        <w:rPr>
-          <w:rFonts w:ascii="Calibri" w:hAnsi="Calibri" w:cs="Calibri"/>
-          <w:b/>
-          <w:sz w:val="24"/>
-          <w:szCs w:val="24"/>
-        </w:rPr>
-        <w:t>Trách nhiệm</w:t>
-      </w:r>
+      <w:proofErr w:type="spellStart"/>
+      <w:r>
+        <w:rPr>
+          <w:rFonts w:ascii="Calibri" w:hAnsi="Calibri" w:cs="Calibri"/>
+          <w:b/>
+          <w:sz w:val="24"/>
+          <w:szCs w:val="24"/>
+        </w:rPr>
+        <w:t>Trách</w:t>
+      </w:r>
+      <w:proofErr w:type="spellEnd"/>
+      <w:r>
+        <w:rPr>
+          <w:rFonts w:ascii="Calibri" w:hAnsi="Calibri" w:cs="Calibri"/>
+          <w:b/>
+          <w:sz w:val="24"/>
+          <w:szCs w:val="24"/>
+        </w:rPr>
+        <w:t xml:space="preserve"> </w:t>
+      </w:r>
+      <w:proofErr w:type="spellStart"/>
+      <w:r>
+        <w:rPr>
+          <w:rFonts w:ascii="Calibri" w:hAnsi="Calibri" w:cs="Calibri"/>
+          <w:b/>
+          <w:sz w:val="24"/>
+          <w:szCs w:val="24"/>
+        </w:rPr>
+        <w:t>nhiệm</w:t>
+      </w:r>
+      <w:proofErr w:type="spellEnd"/>
       <w:r>
         <w:rPr>
           <w:rFonts w:ascii="Calibri" w:hAnsi="Calibri" w:cs="Calibri"/>
@@ -1972,14 +5574,340 @@
           <w:szCs w:val="24"/>
         </w:rPr>
       </w:pPr>
-      <w:r>
-        <w:rPr>
-          <w:rFonts w:ascii="Calibri" w:hAnsi="Calibri" w:cs="Calibri"/>
-          <w:sz w:val="24"/>
-          <w:szCs w:val="24"/>
-        </w:rPr>
-        <w:t>Phân tích yêu cầu nghiệp vụ để thiết kế API RESTful và tối ưu hóa lược đồ cơ sở dữ liệu</w:t>
-      </w:r>
+      <w:proofErr w:type="spellStart"/>
+      <w:r>
+        <w:rPr>
+          <w:rFonts w:ascii="Calibri" w:hAnsi="Calibri" w:cs="Calibri"/>
+          <w:sz w:val="24"/>
+          <w:szCs w:val="24"/>
+        </w:rPr>
+        <w:t>Phân</w:t>
+      </w:r>
+      <w:proofErr w:type="spellEnd"/>
+      <w:r>
+        <w:rPr>
+          <w:rFonts w:ascii="Calibri" w:hAnsi="Calibri" w:cs="Calibri"/>
+          <w:sz w:val="24"/>
+          <w:szCs w:val="24"/>
+        </w:rPr>
+        <w:t xml:space="preserve"> </w:t>
+      </w:r>
+      <w:proofErr w:type="spellStart"/>
+      <w:r>
+        <w:rPr>
+          <w:rFonts w:ascii="Calibri" w:hAnsi="Calibri" w:cs="Calibri"/>
+          <w:sz w:val="24"/>
+          <w:szCs w:val="24"/>
+        </w:rPr>
+        <w:t>tích</w:t>
+      </w:r>
+      <w:proofErr w:type="spellEnd"/>
+      <w:r>
+        <w:rPr>
+          <w:rFonts w:ascii="Calibri" w:hAnsi="Calibri" w:cs="Calibri"/>
+          <w:sz w:val="24"/>
+          <w:szCs w:val="24"/>
+        </w:rPr>
+        <w:t xml:space="preserve"> </w:t>
+      </w:r>
+      <w:proofErr w:type="spellStart"/>
+      <w:r>
+        <w:rPr>
+          <w:rFonts w:ascii="Calibri" w:hAnsi="Calibri" w:cs="Calibri"/>
+          <w:sz w:val="24"/>
+          <w:szCs w:val="24"/>
+        </w:rPr>
+        <w:t>yêu</w:t>
+      </w:r>
+      <w:proofErr w:type="spellEnd"/>
+      <w:r>
+        <w:rPr>
+          <w:rFonts w:ascii="Calibri" w:hAnsi="Calibri" w:cs="Calibri"/>
+          <w:sz w:val="24"/>
+          <w:szCs w:val="24"/>
+        </w:rPr>
+        <w:t xml:space="preserve"> </w:t>
+      </w:r>
+      <w:proofErr w:type="spellStart"/>
+      <w:r>
+        <w:rPr>
+          <w:rFonts w:ascii="Calibri" w:hAnsi="Calibri" w:cs="Calibri"/>
+          <w:sz w:val="24"/>
+          <w:szCs w:val="24"/>
+        </w:rPr>
+        <w:t>cầu</w:t>
+      </w:r>
+      <w:proofErr w:type="spellEnd"/>
+      <w:r>
+        <w:rPr>
+          <w:rFonts w:ascii="Calibri" w:hAnsi="Calibri" w:cs="Calibri"/>
+          <w:sz w:val="24"/>
+          <w:szCs w:val="24"/>
+        </w:rPr>
+        <w:t xml:space="preserve"> </w:t>
+      </w:r>
+      <w:proofErr w:type="spellStart"/>
+      <w:r>
+        <w:rPr>
+          <w:rFonts w:ascii="Calibri" w:hAnsi="Calibri" w:cs="Calibri"/>
+          <w:sz w:val="24"/>
+          <w:szCs w:val="24"/>
+        </w:rPr>
+        <w:t>nghiệp</w:t>
+      </w:r>
+      <w:proofErr w:type="spellEnd"/>
+      <w:r>
+        <w:rPr>
+          <w:rFonts w:ascii="Calibri" w:hAnsi="Calibri" w:cs="Calibri"/>
+          <w:sz w:val="24"/>
+          <w:szCs w:val="24"/>
+        </w:rPr>
+        <w:t xml:space="preserve"> </w:t>
+      </w:r>
+      <w:proofErr w:type="spellStart"/>
+      <w:r>
+        <w:rPr>
+          <w:rFonts w:ascii="Calibri" w:hAnsi="Calibri" w:cs="Calibri"/>
+          <w:sz w:val="24"/>
+          <w:szCs w:val="24"/>
+        </w:rPr>
+        <w:t>vụ</w:t>
+      </w:r>
+      <w:proofErr w:type="spellEnd"/>
+      <w:r>
+        <w:rPr>
+          <w:rFonts w:ascii="Calibri" w:hAnsi="Calibri" w:cs="Calibri"/>
+          <w:sz w:val="24"/>
+          <w:szCs w:val="24"/>
+        </w:rPr>
+        <w:t xml:space="preserve"> </w:t>
+      </w:r>
+      <w:proofErr w:type="spellStart"/>
+      <w:r>
+        <w:rPr>
+          <w:rFonts w:ascii="Calibri" w:hAnsi="Calibri" w:cs="Calibri"/>
+          <w:sz w:val="24"/>
+          <w:szCs w:val="24"/>
+        </w:rPr>
+        <w:t>để</w:t>
+      </w:r>
+      <w:proofErr w:type="spellEnd"/>
+      <w:r>
+        <w:rPr>
+          <w:rFonts w:ascii="Calibri" w:hAnsi="Calibri" w:cs="Calibri"/>
+          <w:sz w:val="24"/>
+          <w:szCs w:val="24"/>
+        </w:rPr>
+        <w:t xml:space="preserve"> </w:t>
+      </w:r>
+      <w:proofErr w:type="spellStart"/>
+      <w:r>
+        <w:rPr>
+          <w:rFonts w:ascii="Calibri" w:hAnsi="Calibri" w:cs="Calibri"/>
+          <w:sz w:val="24"/>
+          <w:szCs w:val="24"/>
+        </w:rPr>
+        <w:t>thiết</w:t>
+      </w:r>
+      <w:proofErr w:type="spellEnd"/>
+      <w:r>
+        <w:rPr>
+          <w:rFonts w:ascii="Calibri" w:hAnsi="Calibri" w:cs="Calibri"/>
+          <w:sz w:val="24"/>
+          <w:szCs w:val="24"/>
+        </w:rPr>
+        <w:t xml:space="preserve"> </w:t>
+      </w:r>
+      <w:proofErr w:type="spellStart"/>
+      <w:r>
+        <w:rPr>
+          <w:rFonts w:ascii="Calibri" w:hAnsi="Calibri" w:cs="Calibri"/>
+          <w:sz w:val="24"/>
+          <w:szCs w:val="24"/>
+        </w:rPr>
+        <w:t>kế</w:t>
+      </w:r>
+      <w:proofErr w:type="spellEnd"/>
+      <w:r>
+        <w:rPr>
+          <w:rFonts w:ascii="Calibri" w:hAnsi="Calibri" w:cs="Calibri"/>
+          <w:sz w:val="24"/>
+          <w:szCs w:val="24"/>
+        </w:rPr>
+        <w:t xml:space="preserve"> API RESTful </w:t>
+      </w:r>
+      <w:proofErr w:type="spellStart"/>
+      <w:r>
+        <w:rPr>
+          <w:rFonts w:ascii="Calibri" w:hAnsi="Calibri" w:cs="Calibri"/>
+          <w:sz w:val="24"/>
+          <w:szCs w:val="24"/>
+        </w:rPr>
+        <w:t>và</w:t>
+      </w:r>
+      <w:proofErr w:type="spellEnd"/>
+      <w:r>
+        <w:rPr>
+          <w:rFonts w:ascii="Calibri" w:hAnsi="Calibri" w:cs="Calibri"/>
+          <w:sz w:val="24"/>
+          <w:szCs w:val="24"/>
+        </w:rPr>
+        <w:t xml:space="preserve"> </w:t>
+      </w:r>
+      <w:proofErr w:type="spellStart"/>
+      <w:r>
+        <w:rPr>
+          <w:rFonts w:ascii="Calibri" w:hAnsi="Calibri" w:cs="Calibri"/>
+          <w:sz w:val="24"/>
+          <w:szCs w:val="24"/>
+        </w:rPr>
+        <w:t>tối</w:t>
+      </w:r>
+      <w:proofErr w:type="spellEnd"/>
+      <w:r>
+        <w:rPr>
+          <w:rFonts w:ascii="Calibri" w:hAnsi="Calibri" w:cs="Calibri"/>
+          <w:sz w:val="24"/>
+          <w:szCs w:val="24"/>
+        </w:rPr>
+        <w:t xml:space="preserve"> </w:t>
+      </w:r>
+      <w:proofErr w:type="spellStart"/>
+      <w:r>
+        <w:rPr>
+          <w:rFonts w:ascii="Calibri" w:hAnsi="Calibri" w:cs="Calibri"/>
+          <w:sz w:val="24"/>
+          <w:szCs w:val="24"/>
+        </w:rPr>
+        <w:t>ưu</w:t>
+      </w:r>
+      <w:proofErr w:type="spellEnd"/>
+      <w:r>
+        <w:rPr>
+          <w:rFonts w:ascii="Calibri" w:hAnsi="Calibri" w:cs="Calibri"/>
+          <w:sz w:val="24"/>
+          <w:szCs w:val="24"/>
+        </w:rPr>
+        <w:t xml:space="preserve"> </w:t>
+      </w:r>
+      <w:proofErr w:type="spellStart"/>
+      <w:r>
+        <w:rPr>
+          <w:rFonts w:ascii="Calibri" w:hAnsi="Calibri" w:cs="Calibri"/>
+          <w:sz w:val="24"/>
+          <w:szCs w:val="24"/>
+        </w:rPr>
+        <w:t>hóa</w:t>
+      </w:r>
+      <w:proofErr w:type="spellEnd"/>
+      <w:r>
+        <w:rPr>
+          <w:rFonts w:ascii="Calibri" w:hAnsi="Calibri" w:cs="Calibri"/>
+          <w:sz w:val="24"/>
+          <w:szCs w:val="24"/>
+        </w:rPr>
+        <w:t xml:space="preserve"> </w:t>
+      </w:r>
+      <w:proofErr w:type="spellStart"/>
+      <w:r>
+        <w:rPr>
+          <w:rFonts w:ascii="Calibri" w:hAnsi="Calibri" w:cs="Calibri"/>
+          <w:sz w:val="24"/>
+          <w:szCs w:val="24"/>
+        </w:rPr>
+        <w:t>lược</w:t>
+      </w:r>
+      <w:proofErr w:type="spellEnd"/>
+      <w:r>
+        <w:rPr>
+          <w:rFonts w:ascii="Calibri" w:hAnsi="Calibri" w:cs="Calibri"/>
+          <w:sz w:val="24"/>
+          <w:szCs w:val="24"/>
+        </w:rPr>
+        <w:t xml:space="preserve"> </w:t>
+      </w:r>
+      <w:proofErr w:type="spellStart"/>
+      <w:r>
+        <w:rPr>
+          <w:rFonts w:ascii="Calibri" w:hAnsi="Calibri" w:cs="Calibri"/>
+          <w:sz w:val="24"/>
+          <w:szCs w:val="24"/>
+        </w:rPr>
+        <w:t>đồ</w:t>
+      </w:r>
+      <w:proofErr w:type="spellEnd"/>
+      <w:r>
+        <w:rPr>
+          <w:rFonts w:ascii="Calibri" w:hAnsi="Calibri" w:cs="Calibri"/>
+          <w:sz w:val="24"/>
+          <w:szCs w:val="24"/>
+        </w:rPr>
+        <w:t xml:space="preserve"> </w:t>
+      </w:r>
+      <w:proofErr w:type="spellStart"/>
+      <w:r>
+        <w:rPr>
+          <w:rFonts w:ascii="Calibri" w:hAnsi="Calibri" w:cs="Calibri"/>
+          <w:sz w:val="24"/>
+          <w:szCs w:val="24"/>
+        </w:rPr>
+        <w:t>cơ</w:t>
+      </w:r>
+      <w:proofErr w:type="spellEnd"/>
+      <w:r>
+        <w:rPr>
+          <w:rFonts w:ascii="Calibri" w:hAnsi="Calibri" w:cs="Calibri"/>
+          <w:sz w:val="24"/>
+          <w:szCs w:val="24"/>
+        </w:rPr>
+        <w:t xml:space="preserve"> </w:t>
+      </w:r>
+      <w:proofErr w:type="spellStart"/>
+      <w:r>
+        <w:rPr>
+          <w:rFonts w:ascii="Calibri" w:hAnsi="Calibri" w:cs="Calibri"/>
+          <w:sz w:val="24"/>
+          <w:szCs w:val="24"/>
+        </w:rPr>
+        <w:t>sở</w:t>
+      </w:r>
+      <w:proofErr w:type="spellEnd"/>
+      <w:r>
+        <w:rPr>
+          <w:rFonts w:ascii="Calibri" w:hAnsi="Calibri" w:cs="Calibri"/>
+          <w:sz w:val="24"/>
+          <w:szCs w:val="24"/>
+        </w:rPr>
+        <w:t xml:space="preserve"> </w:t>
+      </w:r>
+      <w:proofErr w:type="spellStart"/>
+      <w:r>
+        <w:rPr>
+          <w:rFonts w:ascii="Calibri" w:hAnsi="Calibri" w:cs="Calibri"/>
+          <w:sz w:val="24"/>
+          <w:szCs w:val="24"/>
+        </w:rPr>
+        <w:t>dữ</w:t>
+      </w:r>
+      <w:proofErr w:type="spellEnd"/>
+      <w:r>
+        <w:rPr>
+          <w:rFonts w:ascii="Calibri" w:hAnsi="Calibri" w:cs="Calibri"/>
+          <w:sz w:val="24"/>
+          <w:szCs w:val="24"/>
+        </w:rPr>
+        <w:t xml:space="preserve"> </w:t>
+      </w:r>
+      <w:proofErr w:type="spellStart"/>
+      <w:r>
+        <w:rPr>
+          <w:rFonts w:ascii="Calibri" w:hAnsi="Calibri" w:cs="Calibri"/>
+          <w:sz w:val="24"/>
+          <w:szCs w:val="24"/>
+        </w:rPr>
+        <w:t>liệu</w:t>
+      </w:r>
+      <w:proofErr w:type="spellEnd"/>
     </w:p>
     <w:p>
       <w:pPr>
@@ -1995,14 +5923,412 @@
           <w:szCs w:val="24"/>
         </w:rPr>
       </w:pPr>
-      <w:r>
-        <w:rPr>
-          <w:rFonts w:ascii="Calibri" w:hAnsi="Calibri" w:cs="Calibri"/>
-          <w:sz w:val="24"/>
-          <w:szCs w:val="24"/>
-        </w:rPr>
-        <w:t>Phát triển các dịch vụ backend sử dụng Spring Boot, tập trung vào tính toàn vẹn giao dịch và cơ chế khóa chỗ ngồi hiệu quả</w:t>
-      </w:r>
+      <w:proofErr w:type="spellStart"/>
+      <w:r>
+        <w:rPr>
+          <w:rFonts w:ascii="Calibri" w:hAnsi="Calibri" w:cs="Calibri"/>
+          <w:sz w:val="24"/>
+          <w:szCs w:val="24"/>
+        </w:rPr>
+        <w:t>Phát</w:t>
+      </w:r>
+      <w:proofErr w:type="spellEnd"/>
+      <w:r>
+        <w:rPr>
+          <w:rFonts w:ascii="Calibri" w:hAnsi="Calibri" w:cs="Calibri"/>
+          <w:sz w:val="24"/>
+          <w:szCs w:val="24"/>
+        </w:rPr>
+        <w:t xml:space="preserve"> </w:t>
+      </w:r>
+      <w:proofErr w:type="spellStart"/>
+      <w:r>
+        <w:rPr>
+          <w:rFonts w:ascii="Calibri" w:hAnsi="Calibri" w:cs="Calibri"/>
+          <w:sz w:val="24"/>
+          <w:szCs w:val="24"/>
+        </w:rPr>
+        <w:t>triển</w:t>
+      </w:r>
+      <w:proofErr w:type="spellEnd"/>
+      <w:r>
+        <w:rPr>
+          <w:rFonts w:ascii="Calibri" w:hAnsi="Calibri" w:cs="Calibri"/>
+          <w:sz w:val="24"/>
+          <w:szCs w:val="24"/>
+        </w:rPr>
+        <w:t xml:space="preserve"> </w:t>
+      </w:r>
+      <w:proofErr w:type="spellStart"/>
+      <w:r>
+        <w:rPr>
+          <w:rFonts w:ascii="Calibri" w:hAnsi="Calibri" w:cs="Calibri"/>
+          <w:sz w:val="24"/>
+          <w:szCs w:val="24"/>
+        </w:rPr>
+        <w:t>các</w:t>
+      </w:r>
+      <w:proofErr w:type="spellEnd"/>
+      <w:r>
+        <w:rPr>
+          <w:rFonts w:ascii="Calibri" w:hAnsi="Calibri" w:cs="Calibri"/>
+          <w:sz w:val="24"/>
+          <w:szCs w:val="24"/>
+        </w:rPr>
+        <w:t xml:space="preserve"> </w:t>
+      </w:r>
+      <w:proofErr w:type="spellStart"/>
+      <w:r>
+        <w:rPr>
+          <w:rFonts w:ascii="Calibri" w:hAnsi="Calibri" w:cs="Calibri"/>
+          <w:sz w:val="24"/>
+          <w:szCs w:val="24"/>
+        </w:rPr>
+        <w:t>dịch</w:t>
+      </w:r>
+      <w:proofErr w:type="spellEnd"/>
+      <w:r>
+        <w:rPr>
+          <w:rFonts w:ascii="Calibri" w:hAnsi="Calibri" w:cs="Calibri"/>
+          <w:sz w:val="24"/>
+          <w:szCs w:val="24"/>
+        </w:rPr>
+        <w:t xml:space="preserve"> </w:t>
+      </w:r>
+      <w:proofErr w:type="spellStart"/>
+      <w:r>
+        <w:rPr>
+          <w:rFonts w:ascii="Calibri" w:hAnsi="Calibri" w:cs="Calibri"/>
+          <w:sz w:val="24"/>
+          <w:szCs w:val="24"/>
+        </w:rPr>
+        <w:t>vụ</w:t>
+      </w:r>
+      <w:proofErr w:type="spellEnd"/>
+      <w:r>
+        <w:rPr>
+          <w:rFonts w:ascii="Calibri" w:hAnsi="Calibri" w:cs="Calibri"/>
+          <w:sz w:val="24"/>
+          <w:szCs w:val="24"/>
+        </w:rPr>
+        <w:t xml:space="preserve"> backend </w:t>
+      </w:r>
+      <w:proofErr w:type="spellStart"/>
+      <w:r>
+        <w:rPr>
+          <w:rFonts w:ascii="Calibri" w:hAnsi="Calibri" w:cs="Calibri"/>
+          <w:sz w:val="24"/>
+          <w:szCs w:val="24"/>
+        </w:rPr>
+        <w:t>sử</w:t>
+      </w:r>
+      <w:proofErr w:type="spellEnd"/>
+      <w:r>
+        <w:rPr>
+          <w:rFonts w:ascii="Calibri" w:hAnsi="Calibri" w:cs="Calibri"/>
+          <w:sz w:val="24"/>
+          <w:szCs w:val="24"/>
+        </w:rPr>
+        <w:t xml:space="preserve"> </w:t>
+      </w:r>
+      <w:proofErr w:type="spellStart"/>
+      <w:r>
+        <w:rPr>
+          <w:rFonts w:ascii="Calibri" w:hAnsi="Calibri" w:cs="Calibri"/>
+          <w:sz w:val="24"/>
+          <w:szCs w:val="24"/>
+        </w:rPr>
+        <w:t>dụng</w:t>
+      </w:r>
+      <w:proofErr w:type="spellEnd"/>
+      <w:r>
+        <w:rPr>
+          <w:rFonts w:ascii="Calibri" w:hAnsi="Calibri" w:cs="Calibri"/>
+          <w:sz w:val="24"/>
+          <w:szCs w:val="24"/>
+        </w:rPr>
+        <w:t xml:space="preserve"> Spring Boot, </w:t>
+      </w:r>
+      <w:proofErr w:type="spellStart"/>
+      <w:r>
+        <w:rPr>
+          <w:rFonts w:ascii="Calibri" w:hAnsi="Calibri" w:cs="Calibri"/>
+          <w:sz w:val="24"/>
+          <w:szCs w:val="24"/>
+        </w:rPr>
+        <w:t>tập</w:t>
+      </w:r>
+      <w:proofErr w:type="spellEnd"/>
+      <w:r>
+        <w:rPr>
+          <w:rFonts w:ascii="Calibri" w:hAnsi="Calibri" w:cs="Calibri"/>
+          <w:sz w:val="24"/>
+          <w:szCs w:val="24"/>
+        </w:rPr>
+        <w:t xml:space="preserve"> </w:t>
+      </w:r>
+      <w:proofErr w:type="spellStart"/>
+      <w:r>
+        <w:rPr>
+          <w:rFonts w:ascii="Calibri" w:hAnsi="Calibri" w:cs="Calibri"/>
+          <w:sz w:val="24"/>
+          <w:szCs w:val="24"/>
+        </w:rPr>
+        <w:t>trung</w:t>
+      </w:r>
+      <w:proofErr w:type="spellEnd"/>
+      <w:r>
+        <w:rPr>
+          <w:rFonts w:ascii="Calibri" w:hAnsi="Calibri" w:cs="Calibri"/>
+          <w:sz w:val="24"/>
+          <w:szCs w:val="24"/>
+        </w:rPr>
+        <w:t xml:space="preserve"> </w:t>
+      </w:r>
+      <w:proofErr w:type="spellStart"/>
+      <w:r>
+        <w:rPr>
+          <w:rFonts w:ascii="Calibri" w:hAnsi="Calibri" w:cs="Calibri"/>
+          <w:sz w:val="24"/>
+          <w:szCs w:val="24"/>
+        </w:rPr>
+        <w:t>vào</w:t>
+      </w:r>
+      <w:proofErr w:type="spellEnd"/>
+      <w:r>
+        <w:rPr>
+          <w:rFonts w:ascii="Calibri" w:hAnsi="Calibri" w:cs="Calibri"/>
+          <w:sz w:val="24"/>
+          <w:szCs w:val="24"/>
+        </w:rPr>
+        <w:t xml:space="preserve"> </w:t>
+      </w:r>
+      <w:proofErr w:type="spellStart"/>
+      <w:r>
+        <w:rPr>
+          <w:rFonts w:ascii="Calibri" w:hAnsi="Calibri" w:cs="Calibri"/>
+          <w:sz w:val="24"/>
+          <w:szCs w:val="24"/>
+        </w:rPr>
+        <w:t>tính</w:t>
+      </w:r>
+      <w:proofErr w:type="spellEnd"/>
+      <w:r>
+        <w:rPr>
+          <w:rFonts w:ascii="Calibri" w:hAnsi="Calibri" w:cs="Calibri"/>
+          <w:sz w:val="24"/>
+          <w:szCs w:val="24"/>
+        </w:rPr>
+        <w:t xml:space="preserve"> </w:t>
+      </w:r>
+      <w:proofErr w:type="spellStart"/>
+      <w:r>
+        <w:rPr>
+          <w:rFonts w:ascii="Calibri" w:hAnsi="Calibri" w:cs="Calibri"/>
+          <w:sz w:val="24"/>
+          <w:szCs w:val="24"/>
+        </w:rPr>
+        <w:t>toàn</w:t>
+      </w:r>
+      <w:proofErr w:type="spellEnd"/>
+      <w:r>
+        <w:rPr>
+          <w:rFonts w:ascii="Calibri" w:hAnsi="Calibri" w:cs="Calibri"/>
+          <w:sz w:val="24"/>
+          <w:szCs w:val="24"/>
+        </w:rPr>
+        <w:t xml:space="preserve"> </w:t>
+      </w:r>
+      <w:proofErr w:type="spellStart"/>
+      <w:r>
+        <w:rPr>
+          <w:rFonts w:ascii="Calibri" w:hAnsi="Calibri" w:cs="Calibri"/>
+          <w:sz w:val="24"/>
+          <w:szCs w:val="24"/>
+        </w:rPr>
+        <w:t>vẹn</w:t>
+      </w:r>
+      <w:proofErr w:type="spellEnd"/>
+      <w:r>
+        <w:rPr>
+          <w:rFonts w:ascii="Calibri" w:hAnsi="Calibri" w:cs="Calibri"/>
+          <w:sz w:val="24"/>
+          <w:szCs w:val="24"/>
+        </w:rPr>
+        <w:t xml:space="preserve"> </w:t>
+      </w:r>
+      <w:proofErr w:type="spellStart"/>
+      <w:r>
+        <w:rPr>
+          <w:rFonts w:ascii="Calibri" w:hAnsi="Calibri" w:cs="Calibri"/>
+          <w:sz w:val="24"/>
+          <w:szCs w:val="24"/>
+        </w:rPr>
+        <w:t>giao</w:t>
+      </w:r>
+      <w:proofErr w:type="spellEnd"/>
+      <w:r>
+        <w:rPr>
+          <w:rFonts w:ascii="Calibri" w:hAnsi="Calibri" w:cs="Calibri"/>
+          <w:sz w:val="24"/>
+          <w:szCs w:val="24"/>
+        </w:rPr>
+        <w:t xml:space="preserve"> </w:t>
+      </w:r>
+      <w:proofErr w:type="spellStart"/>
+      <w:r>
+        <w:rPr>
+          <w:rFonts w:ascii="Calibri" w:hAnsi="Calibri" w:cs="Calibri"/>
+          <w:sz w:val="24"/>
+          <w:szCs w:val="24"/>
+        </w:rPr>
+        <w:t>dịch</w:t>
+      </w:r>
+      <w:proofErr w:type="spellEnd"/>
+      <w:r>
+        <w:rPr>
+          <w:rFonts w:ascii="Calibri" w:hAnsi="Calibri" w:cs="Calibri"/>
+          <w:sz w:val="24"/>
+          <w:szCs w:val="24"/>
+        </w:rPr>
+        <w:t xml:space="preserve"> </w:t>
+      </w:r>
+      <w:proofErr w:type="spellStart"/>
+      <w:r>
+        <w:rPr>
+          <w:rFonts w:ascii="Calibri" w:hAnsi="Calibri" w:cs="Calibri"/>
+          <w:sz w:val="24"/>
+          <w:szCs w:val="24"/>
+        </w:rPr>
+        <w:t>và</w:t>
+      </w:r>
+      <w:proofErr w:type="spellEnd"/>
+      <w:r>
+        <w:rPr>
+          <w:rFonts w:ascii="Calibri" w:hAnsi="Calibri" w:cs="Calibri"/>
+          <w:sz w:val="24"/>
+          <w:szCs w:val="24"/>
+        </w:rPr>
+        <w:t xml:space="preserve"> </w:t>
+      </w:r>
+      <w:proofErr w:type="spellStart"/>
+      <w:r>
+        <w:rPr>
+          <w:rFonts w:ascii="Calibri" w:hAnsi="Calibri" w:cs="Calibri"/>
+          <w:sz w:val="24"/>
+          <w:szCs w:val="24"/>
+        </w:rPr>
+        <w:t>cơ</w:t>
+      </w:r>
+      <w:proofErr w:type="spellEnd"/>
+      <w:r>
+        <w:rPr>
+          <w:rFonts w:ascii="Calibri" w:hAnsi="Calibri" w:cs="Calibri"/>
+          <w:sz w:val="24"/>
+          <w:szCs w:val="24"/>
+        </w:rPr>
+        <w:t xml:space="preserve"> </w:t>
+      </w:r>
+      <w:proofErr w:type="spellStart"/>
+      <w:r>
+        <w:rPr>
+          <w:rFonts w:ascii="Calibri" w:hAnsi="Calibri" w:cs="Calibri"/>
+          <w:sz w:val="24"/>
+          <w:szCs w:val="24"/>
+        </w:rPr>
+        <w:t>chế</w:t>
+      </w:r>
+      <w:proofErr w:type="spellEnd"/>
+      <w:r>
+        <w:rPr>
+          <w:rFonts w:ascii="Calibri" w:hAnsi="Calibri" w:cs="Calibri"/>
+          <w:sz w:val="24"/>
+          <w:szCs w:val="24"/>
+        </w:rPr>
+        <w:t xml:space="preserve"> </w:t>
+      </w:r>
+      <w:proofErr w:type="spellStart"/>
+      <w:r>
+        <w:rPr>
+          <w:rFonts w:ascii="Calibri" w:hAnsi="Calibri" w:cs="Calibri"/>
+          <w:sz w:val="24"/>
+          <w:szCs w:val="24"/>
+        </w:rPr>
+        <w:t>khóa</w:t>
+      </w:r>
+      <w:proofErr w:type="spellEnd"/>
+      <w:r>
+        <w:rPr>
+          <w:rFonts w:ascii="Calibri" w:hAnsi="Calibri" w:cs="Calibri"/>
+          <w:sz w:val="24"/>
+          <w:szCs w:val="24"/>
+        </w:rPr>
+        <w:t xml:space="preserve"> </w:t>
+      </w:r>
+      <w:proofErr w:type="spellStart"/>
+      <w:r>
+        <w:rPr>
+          <w:rFonts w:ascii="Calibri" w:hAnsi="Calibri" w:cs="Calibri"/>
+          <w:sz w:val="24"/>
+          <w:szCs w:val="24"/>
+        </w:rPr>
+        <w:t>chỗ</w:t>
+      </w:r>
+      <w:proofErr w:type="spellEnd"/>
+      <w:r>
+        <w:rPr>
+          <w:rFonts w:ascii="Calibri" w:hAnsi="Calibri" w:cs="Calibri"/>
+          <w:sz w:val="24"/>
+          <w:szCs w:val="24"/>
+        </w:rPr>
+        <w:t xml:space="preserve"> </w:t>
+      </w:r>
+      <w:proofErr w:type="spellStart"/>
+      <w:r>
+        <w:rPr>
+          <w:rFonts w:ascii="Calibri" w:hAnsi="Calibri" w:cs="Calibri"/>
+          <w:sz w:val="24"/>
+          <w:szCs w:val="24"/>
+        </w:rPr>
+        <w:t>ngồi</w:t>
+      </w:r>
+      <w:proofErr w:type="spellEnd"/>
+      <w:r>
+        <w:rPr>
+          <w:rFonts w:ascii="Calibri" w:hAnsi="Calibri" w:cs="Calibri"/>
+          <w:sz w:val="24"/>
+          <w:szCs w:val="24"/>
+        </w:rPr>
+        <w:t xml:space="preserve"> </w:t>
+      </w:r>
+      <w:proofErr w:type="spellStart"/>
+      <w:r>
+        <w:rPr>
+          <w:rFonts w:ascii="Calibri" w:hAnsi="Calibri" w:cs="Calibri"/>
+          <w:sz w:val="24"/>
+          <w:szCs w:val="24"/>
+        </w:rPr>
+        <w:t>hiệu</w:t>
+      </w:r>
+      <w:proofErr w:type="spellEnd"/>
+      <w:r>
+        <w:rPr>
+          <w:rFonts w:ascii="Calibri" w:hAnsi="Calibri" w:cs="Calibri"/>
+          <w:sz w:val="24"/>
+          <w:szCs w:val="24"/>
+        </w:rPr>
+        <w:t xml:space="preserve"> </w:t>
+      </w:r>
+      <w:proofErr w:type="spellStart"/>
+      <w:r>
+        <w:rPr>
+          <w:rFonts w:ascii="Calibri" w:hAnsi="Calibri" w:cs="Calibri"/>
+          <w:sz w:val="24"/>
+          <w:szCs w:val="24"/>
+        </w:rPr>
+        <w:t>quả</w:t>
+      </w:r>
+      <w:proofErr w:type="spellEnd"/>
     </w:p>
     <w:p>
       <w:pPr>
@@ -2018,13 +6344,275 @@
           <w:szCs w:val="24"/>
         </w:rPr>
       </w:pPr>
-      <w:r>
-        <w:rPr>
-          <w:rFonts w:ascii="Calibri" w:hAnsi="Calibri" w:cs="Calibri"/>
-          <w:sz w:val="24"/>
-          <w:szCs w:val="24"/>
-        </w:rPr>
-        <w:t>Triển khai các lớp xác thực và ủy quyền an toàn bằng cách sử dụng JWT và Spring Security</w:t>
+      <w:proofErr w:type="spellStart"/>
+      <w:r>
+        <w:rPr>
+          <w:rFonts w:ascii="Calibri" w:hAnsi="Calibri" w:cs="Calibri"/>
+          <w:sz w:val="24"/>
+          <w:szCs w:val="24"/>
+        </w:rPr>
+        <w:t>Triển</w:t>
+      </w:r>
+      <w:proofErr w:type="spellEnd"/>
+      <w:r>
+        <w:rPr>
+          <w:rFonts w:ascii="Calibri" w:hAnsi="Calibri" w:cs="Calibri"/>
+          <w:sz w:val="24"/>
+          <w:szCs w:val="24"/>
+        </w:rPr>
+        <w:t xml:space="preserve"> </w:t>
+      </w:r>
+      <w:proofErr w:type="spellStart"/>
+      <w:r>
+        <w:rPr>
+          <w:rFonts w:ascii="Calibri" w:hAnsi="Calibri" w:cs="Calibri"/>
+          <w:sz w:val="24"/>
+          <w:szCs w:val="24"/>
+        </w:rPr>
+        <w:t>khai</w:t>
+      </w:r>
+      <w:proofErr w:type="spellEnd"/>
+      <w:r>
+        <w:rPr>
+          <w:rFonts w:ascii="Calibri" w:hAnsi="Calibri" w:cs="Calibri"/>
+          <w:sz w:val="24"/>
+          <w:szCs w:val="24"/>
+        </w:rPr>
+        <w:t xml:space="preserve"> </w:t>
+      </w:r>
+      <w:proofErr w:type="spellStart"/>
+      <w:r>
+        <w:rPr>
+          <w:rFonts w:ascii="Calibri" w:hAnsi="Calibri" w:cs="Calibri"/>
+          <w:sz w:val="24"/>
+          <w:szCs w:val="24"/>
+        </w:rPr>
+        <w:t>các</w:t>
+      </w:r>
+      <w:proofErr w:type="spellEnd"/>
+      <w:r>
+        <w:rPr>
+          <w:rFonts w:ascii="Calibri" w:hAnsi="Calibri" w:cs="Calibri"/>
+          <w:sz w:val="24"/>
+          <w:szCs w:val="24"/>
+        </w:rPr>
+        <w:t xml:space="preserve"> </w:t>
+      </w:r>
+      <w:proofErr w:type="spellStart"/>
+      <w:r>
+        <w:rPr>
+          <w:rFonts w:ascii="Calibri" w:hAnsi="Calibri" w:cs="Calibri"/>
+          <w:sz w:val="24"/>
+          <w:szCs w:val="24"/>
+        </w:rPr>
+        <w:t>lớp</w:t>
+      </w:r>
+      <w:proofErr w:type="spellEnd"/>
+      <w:r>
+        <w:rPr>
+          <w:rFonts w:ascii="Calibri" w:hAnsi="Calibri" w:cs="Calibri"/>
+          <w:sz w:val="24"/>
+          <w:szCs w:val="24"/>
+        </w:rPr>
+        <w:t xml:space="preserve"> </w:t>
+      </w:r>
+      <w:proofErr w:type="spellStart"/>
+      <w:r>
+        <w:rPr>
+          <w:rFonts w:ascii="Calibri" w:hAnsi="Calibri" w:cs="Calibri"/>
+          <w:sz w:val="24"/>
+          <w:szCs w:val="24"/>
+        </w:rPr>
+        <w:t>xác</w:t>
+      </w:r>
+      <w:proofErr w:type="spellEnd"/>
+      <w:r>
+        <w:rPr>
+          <w:rFonts w:ascii="Calibri" w:hAnsi="Calibri" w:cs="Calibri"/>
+          <w:sz w:val="24"/>
+          <w:szCs w:val="24"/>
+        </w:rPr>
+        <w:t xml:space="preserve"> </w:t>
+      </w:r>
+      <w:proofErr w:type="spellStart"/>
+      <w:r>
+        <w:rPr>
+          <w:rFonts w:ascii="Calibri" w:hAnsi="Calibri" w:cs="Calibri"/>
+          <w:sz w:val="24"/>
+          <w:szCs w:val="24"/>
+        </w:rPr>
+        <w:t>thực</w:t>
+      </w:r>
+      <w:proofErr w:type="spellEnd"/>
+      <w:r>
+        <w:rPr>
+          <w:rFonts w:ascii="Calibri" w:hAnsi="Calibri" w:cs="Calibri"/>
+          <w:sz w:val="24"/>
+          <w:szCs w:val="24"/>
+        </w:rPr>
+        <w:t xml:space="preserve"> </w:t>
+      </w:r>
+      <w:proofErr w:type="spellStart"/>
+      <w:r>
+        <w:rPr>
+          <w:rFonts w:ascii="Calibri" w:hAnsi="Calibri" w:cs="Calibri"/>
+          <w:sz w:val="24"/>
+          <w:szCs w:val="24"/>
+        </w:rPr>
+        <w:t>và</w:t>
+      </w:r>
+      <w:proofErr w:type="spellEnd"/>
+      <w:r>
+        <w:rPr>
+          <w:rFonts w:ascii="Calibri" w:hAnsi="Calibri" w:cs="Calibri"/>
+          <w:sz w:val="24"/>
+          <w:szCs w:val="24"/>
+        </w:rPr>
+        <w:t xml:space="preserve"> </w:t>
+      </w:r>
+      <w:proofErr w:type="spellStart"/>
+      <w:r>
+        <w:rPr>
+          <w:rFonts w:ascii="Calibri" w:hAnsi="Calibri" w:cs="Calibri"/>
+          <w:sz w:val="24"/>
+          <w:szCs w:val="24"/>
+        </w:rPr>
+        <w:t>ủy</w:t>
+      </w:r>
+      <w:proofErr w:type="spellEnd"/>
+      <w:r>
+        <w:rPr>
+          <w:rFonts w:ascii="Calibri" w:hAnsi="Calibri" w:cs="Calibri"/>
+          <w:sz w:val="24"/>
+          <w:szCs w:val="24"/>
+        </w:rPr>
+        <w:t xml:space="preserve"> </w:t>
+      </w:r>
+      <w:proofErr w:type="spellStart"/>
+      <w:r>
+        <w:rPr>
+          <w:rFonts w:ascii="Calibri" w:hAnsi="Calibri" w:cs="Calibri"/>
+          <w:sz w:val="24"/>
+          <w:szCs w:val="24"/>
+        </w:rPr>
+        <w:t>quyền</w:t>
+      </w:r>
+      <w:proofErr w:type="spellEnd"/>
+      <w:r>
+        <w:rPr>
+          <w:rFonts w:ascii="Calibri" w:hAnsi="Calibri" w:cs="Calibri"/>
+          <w:sz w:val="24"/>
+          <w:szCs w:val="24"/>
+        </w:rPr>
+        <w:t xml:space="preserve"> an </w:t>
+      </w:r>
+      <w:proofErr w:type="spellStart"/>
+      <w:r>
+        <w:rPr>
+          <w:rFonts w:ascii="Calibri" w:hAnsi="Calibri" w:cs="Calibri"/>
+          <w:sz w:val="24"/>
+          <w:szCs w:val="24"/>
+        </w:rPr>
+        <w:t>toàn</w:t>
+      </w:r>
+      <w:proofErr w:type="spellEnd"/>
+      <w:r>
+        <w:rPr>
+          <w:rFonts w:ascii="Calibri" w:hAnsi="Calibri" w:cs="Calibri"/>
+          <w:sz w:val="24"/>
+          <w:szCs w:val="24"/>
+        </w:rPr>
+        <w:t xml:space="preserve"> </w:t>
+      </w:r>
+      <w:proofErr w:type="spellStart"/>
+      <w:r>
+        <w:rPr>
+          <w:rFonts w:ascii="Calibri" w:hAnsi="Calibri" w:cs="Calibri"/>
+          <w:sz w:val="24"/>
+          <w:szCs w:val="24"/>
+        </w:rPr>
+        <w:t>bằng</w:t>
+      </w:r>
+      <w:proofErr w:type="spellEnd"/>
+      <w:r>
+        <w:rPr>
+          <w:rFonts w:ascii="Calibri" w:hAnsi="Calibri" w:cs="Calibri"/>
+          <w:sz w:val="24"/>
+          <w:szCs w:val="24"/>
+        </w:rPr>
+        <w:t xml:space="preserve"> </w:t>
+      </w:r>
+      <w:proofErr w:type="spellStart"/>
+      <w:r>
+        <w:rPr>
+          <w:rFonts w:ascii="Calibri" w:hAnsi="Calibri" w:cs="Calibri"/>
+          <w:sz w:val="24"/>
+          <w:szCs w:val="24"/>
+        </w:rPr>
+        <w:t>cách</w:t>
+      </w:r>
+      <w:proofErr w:type="spellEnd"/>
+      <w:r>
+        <w:rPr>
+          <w:rFonts w:ascii="Calibri" w:hAnsi="Calibri" w:cs="Calibri"/>
+          <w:sz w:val="24"/>
+          <w:szCs w:val="24"/>
+        </w:rPr>
+        <w:t xml:space="preserve"> </w:t>
+      </w:r>
+      <w:proofErr w:type="spellStart"/>
+      <w:r>
+        <w:rPr>
+          <w:rFonts w:ascii="Calibri" w:hAnsi="Calibri" w:cs="Calibri"/>
+          <w:sz w:val="24"/>
+          <w:szCs w:val="24"/>
+        </w:rPr>
+        <w:t>sử</w:t>
+      </w:r>
+      <w:proofErr w:type="spellEnd"/>
+      <w:r>
+        <w:rPr>
+          <w:rFonts w:ascii="Calibri" w:hAnsi="Calibri" w:cs="Calibri"/>
+          <w:sz w:val="24"/>
+          <w:szCs w:val="24"/>
+        </w:rPr>
+        <w:t xml:space="preserve"> </w:t>
+      </w:r>
+      <w:proofErr w:type="spellStart"/>
+      <w:r>
+        <w:rPr>
+          <w:rFonts w:ascii="Calibri" w:hAnsi="Calibri" w:cs="Calibri"/>
+          <w:sz w:val="24"/>
+          <w:szCs w:val="24"/>
+        </w:rPr>
+        <w:t>dụng</w:t>
+      </w:r>
+      <w:proofErr w:type="spellEnd"/>
+      <w:r>
+        <w:rPr>
+          <w:rFonts w:ascii="Calibri" w:hAnsi="Calibri" w:cs="Calibri"/>
+          <w:sz w:val="24"/>
+          <w:szCs w:val="24"/>
+        </w:rPr>
+        <w:t xml:space="preserve"> JWT </w:t>
+      </w:r>
+      <w:proofErr w:type="spellStart"/>
+      <w:r>
+        <w:rPr>
+          <w:rFonts w:ascii="Calibri" w:hAnsi="Calibri" w:cs="Calibri"/>
+          <w:sz w:val="24"/>
+          <w:szCs w:val="24"/>
+        </w:rPr>
+        <w:t>và</w:t>
+      </w:r>
+      <w:proofErr w:type="spellEnd"/>
+      <w:r>
+        <w:rPr>
+          <w:rFonts w:ascii="Calibri" w:hAnsi="Calibri" w:cs="Calibri"/>
+          <w:sz w:val="24"/>
+          <w:szCs w:val="24"/>
+        </w:rPr>
+        <w:t xml:space="preserve"> Spring Security</w:t>
       </w:r>
     </w:p>
     <w:p>
@@ -2047,7 +6635,475 @@
           <w:sz w:val="24"/>
           <w:szCs w:val="24"/>
         </w:rPr>
-        <w:t>Quản lý và bảo trì cơ sở dữ liệu với hơn 10 bảng trong MySQL, sử dụng MyBatis để tối ưu hóa truy vấn và ánh xạ dữ liệu.</w:t>
+        <w:t xml:space="preserve">Quản </w:t>
+      </w:r>
+      <w:proofErr w:type="spellStart"/>
+      <w:r>
+        <w:rPr>
+          <w:rFonts w:ascii="Calibri" w:hAnsi="Calibri" w:cs="Calibri"/>
+          <w:sz w:val="24"/>
+          <w:szCs w:val="24"/>
+        </w:rPr>
+        <w:t>lý</w:t>
+      </w:r>
+      <w:proofErr w:type="spellEnd"/>
+      <w:r>
+        <w:rPr>
+          <w:rFonts w:ascii="Calibri" w:hAnsi="Calibri" w:cs="Calibri"/>
+          <w:sz w:val="24"/>
+          <w:szCs w:val="24"/>
+        </w:rPr>
+        <w:t xml:space="preserve"> </w:t>
+      </w:r>
+      <w:proofErr w:type="spellStart"/>
+      <w:r>
+        <w:rPr>
+          <w:rFonts w:ascii="Calibri" w:hAnsi="Calibri" w:cs="Calibri"/>
+          <w:sz w:val="24"/>
+          <w:szCs w:val="24"/>
+        </w:rPr>
+        <w:t>và</w:t>
+      </w:r>
+      <w:proofErr w:type="spellEnd"/>
+      <w:r>
+        <w:rPr>
+          <w:rFonts w:ascii="Calibri" w:hAnsi="Calibri" w:cs="Calibri"/>
+          <w:sz w:val="24"/>
+          <w:szCs w:val="24"/>
+        </w:rPr>
+        <w:t xml:space="preserve"> </w:t>
+      </w:r>
+      <w:proofErr w:type="spellStart"/>
+      <w:r>
+        <w:rPr>
+          <w:rFonts w:ascii="Calibri" w:hAnsi="Calibri" w:cs="Calibri"/>
+          <w:sz w:val="24"/>
+          <w:szCs w:val="24"/>
+        </w:rPr>
+        <w:t>bảo</w:t>
+      </w:r>
+      <w:proofErr w:type="spellEnd"/>
+      <w:r>
+        <w:rPr>
+          <w:rFonts w:ascii="Calibri" w:hAnsi="Calibri" w:cs="Calibri"/>
+          <w:sz w:val="24"/>
+          <w:szCs w:val="24"/>
+        </w:rPr>
+        <w:t xml:space="preserve"> </w:t>
+      </w:r>
+      <w:proofErr w:type="spellStart"/>
+      <w:r>
+        <w:rPr>
+          <w:rFonts w:ascii="Calibri" w:hAnsi="Calibri" w:cs="Calibri"/>
+          <w:sz w:val="24"/>
+          <w:szCs w:val="24"/>
+        </w:rPr>
+        <w:t>trì</w:t>
+      </w:r>
+      <w:proofErr w:type="spellEnd"/>
+      <w:r>
+        <w:rPr>
+          <w:rFonts w:ascii="Calibri" w:hAnsi="Calibri" w:cs="Calibri"/>
+          <w:sz w:val="24"/>
+          <w:szCs w:val="24"/>
+        </w:rPr>
+        <w:t xml:space="preserve"> </w:t>
+      </w:r>
+      <w:proofErr w:type="spellStart"/>
+      <w:r>
+        <w:rPr>
+          <w:rFonts w:ascii="Calibri" w:hAnsi="Calibri" w:cs="Calibri"/>
+          <w:sz w:val="24"/>
+          <w:szCs w:val="24"/>
+        </w:rPr>
+        <w:t>cơ</w:t>
+      </w:r>
+      <w:proofErr w:type="spellEnd"/>
+      <w:r>
+        <w:rPr>
+          <w:rFonts w:ascii="Calibri" w:hAnsi="Calibri" w:cs="Calibri"/>
+          <w:sz w:val="24"/>
+          <w:szCs w:val="24"/>
+        </w:rPr>
+        <w:t xml:space="preserve"> </w:t>
+      </w:r>
+      <w:proofErr w:type="spellStart"/>
+      <w:r>
+        <w:rPr>
+          <w:rFonts w:ascii="Calibri" w:hAnsi="Calibri" w:cs="Calibri"/>
+          <w:sz w:val="24"/>
+          <w:szCs w:val="24"/>
+        </w:rPr>
+        <w:t>sở</w:t>
+      </w:r>
+      <w:proofErr w:type="spellEnd"/>
+      <w:r>
+        <w:rPr>
+          <w:rFonts w:ascii="Calibri" w:hAnsi="Calibri" w:cs="Calibri"/>
+          <w:sz w:val="24"/>
+          <w:szCs w:val="24"/>
+        </w:rPr>
+        <w:t xml:space="preserve"> </w:t>
+      </w:r>
+      <w:proofErr w:type="spellStart"/>
+      <w:r>
+        <w:rPr>
+          <w:rFonts w:ascii="Calibri" w:hAnsi="Calibri" w:cs="Calibri"/>
+          <w:sz w:val="24"/>
+          <w:szCs w:val="24"/>
+        </w:rPr>
+        <w:t>dữ</w:t>
+      </w:r>
+      <w:proofErr w:type="spellEnd"/>
+      <w:r>
+        <w:rPr>
+          <w:rFonts w:ascii="Calibri" w:hAnsi="Calibri" w:cs="Calibri"/>
+          <w:sz w:val="24"/>
+          <w:szCs w:val="24"/>
+        </w:rPr>
+        <w:t xml:space="preserve"> </w:t>
+      </w:r>
+      <w:proofErr w:type="spellStart"/>
+      <w:r>
+        <w:rPr>
+          <w:rFonts w:ascii="Calibri" w:hAnsi="Calibri" w:cs="Calibri"/>
+          <w:sz w:val="24"/>
+          <w:szCs w:val="24"/>
+        </w:rPr>
+        <w:t>liệu</w:t>
+      </w:r>
+      <w:proofErr w:type="spellEnd"/>
+      <w:r>
+        <w:rPr>
+          <w:rFonts w:ascii="Calibri" w:hAnsi="Calibri" w:cs="Calibri"/>
+          <w:sz w:val="24"/>
+          <w:szCs w:val="24"/>
+        </w:rPr>
+        <w:t xml:space="preserve"> </w:t>
+      </w:r>
+      <w:proofErr w:type="spellStart"/>
+      <w:r>
+        <w:rPr>
+          <w:rFonts w:ascii="Calibri" w:hAnsi="Calibri" w:cs="Calibri"/>
+          <w:sz w:val="24"/>
+          <w:szCs w:val="24"/>
+        </w:rPr>
+        <w:t>với</w:t>
+      </w:r>
+      <w:proofErr w:type="spellEnd"/>
+      <w:r>
+        <w:rPr>
+          <w:rFonts w:ascii="Calibri" w:hAnsi="Calibri" w:cs="Calibri"/>
+          <w:sz w:val="24"/>
+          <w:szCs w:val="24"/>
+        </w:rPr>
+        <w:t xml:space="preserve"> </w:t>
+      </w:r>
+      <w:proofErr w:type="spellStart"/>
+      <w:r>
+        <w:rPr>
+          <w:rFonts w:ascii="Calibri" w:hAnsi="Calibri" w:cs="Calibri"/>
+          <w:sz w:val="24"/>
+          <w:szCs w:val="24"/>
+        </w:rPr>
+        <w:t>hơn</w:t>
+      </w:r>
+      <w:proofErr w:type="spellEnd"/>
+      <w:r>
+        <w:rPr>
+          <w:rFonts w:ascii="Calibri" w:hAnsi="Calibri" w:cs="Calibri"/>
+          <w:sz w:val="24"/>
+          <w:szCs w:val="24"/>
+        </w:rPr>
+        <w:t xml:space="preserve"> 10 </w:t>
+      </w:r>
+      <w:proofErr w:type="spellStart"/>
+      <w:r>
+        <w:rPr>
+          <w:rFonts w:ascii="Calibri" w:hAnsi="Calibri" w:cs="Calibri"/>
+          <w:sz w:val="24"/>
+          <w:szCs w:val="24"/>
+        </w:rPr>
+        <w:t>bảng</w:t>
+      </w:r>
+      <w:proofErr w:type="spellEnd"/>
+      <w:r>
+        <w:rPr>
+          <w:rFonts w:ascii="Calibri" w:hAnsi="Calibri" w:cs="Calibri"/>
+          <w:sz w:val="24"/>
+          <w:szCs w:val="24"/>
+        </w:rPr>
+        <w:t xml:space="preserve"> </w:t>
+      </w:r>
+      <w:proofErr w:type="spellStart"/>
+      <w:r>
+        <w:rPr>
+          <w:rFonts w:ascii="Calibri" w:hAnsi="Calibri" w:cs="Calibri"/>
+          <w:sz w:val="24"/>
+          <w:szCs w:val="24"/>
+        </w:rPr>
+        <w:t>trong</w:t>
+      </w:r>
+      <w:proofErr w:type="spellEnd"/>
+      <w:r>
+        <w:rPr>
+          <w:rFonts w:ascii="Calibri" w:hAnsi="Calibri" w:cs="Calibri"/>
+          <w:sz w:val="24"/>
+          <w:szCs w:val="24"/>
+        </w:rPr>
+        <w:t xml:space="preserve"> MySQL, </w:t>
+      </w:r>
+      <w:proofErr w:type="spellStart"/>
+      <w:r>
+        <w:rPr>
+          <w:rFonts w:ascii="Calibri" w:hAnsi="Calibri" w:cs="Calibri"/>
+          <w:sz w:val="24"/>
+          <w:szCs w:val="24"/>
+        </w:rPr>
+        <w:t>sử</w:t>
+      </w:r>
+      <w:proofErr w:type="spellEnd"/>
+      <w:r>
+        <w:rPr>
+          <w:rFonts w:ascii="Calibri" w:hAnsi="Calibri" w:cs="Calibri"/>
+          <w:sz w:val="24"/>
+          <w:szCs w:val="24"/>
+        </w:rPr>
+        <w:t xml:space="preserve"> </w:t>
+      </w:r>
+      <w:proofErr w:type="spellStart"/>
+      <w:r>
+        <w:rPr>
+          <w:rFonts w:ascii="Calibri" w:hAnsi="Calibri" w:cs="Calibri"/>
+          <w:sz w:val="24"/>
+          <w:szCs w:val="24"/>
+        </w:rPr>
+        <w:t>dụng</w:t>
+      </w:r>
+      <w:proofErr w:type="spellEnd"/>
+      <w:r>
+        <w:rPr>
+          <w:rFonts w:ascii="Calibri" w:hAnsi="Calibri" w:cs="Calibri"/>
+          <w:sz w:val="24"/>
+          <w:szCs w:val="24"/>
+        </w:rPr>
+        <w:t xml:space="preserve"> </w:t>
+      </w:r>
+      <w:proofErr w:type="spellStart"/>
+      <w:r>
+        <w:rPr>
+          <w:rFonts w:ascii="Calibri" w:hAnsi="Calibri" w:cs="Calibri"/>
+          <w:sz w:val="24"/>
+          <w:szCs w:val="24"/>
+        </w:rPr>
+        <w:t>MyBatis</w:t>
+      </w:r>
+      <w:proofErr w:type="spellEnd"/>
+      <w:r>
+        <w:rPr>
+          <w:rFonts w:ascii="Calibri" w:hAnsi="Calibri" w:cs="Calibri"/>
+          <w:sz w:val="24"/>
+          <w:szCs w:val="24"/>
+        </w:rPr>
+        <w:t xml:space="preserve"> </w:t>
+      </w:r>
+      <w:proofErr w:type="spellStart"/>
+      <w:r>
+        <w:rPr>
+          <w:rFonts w:ascii="Calibri" w:hAnsi="Calibri" w:cs="Calibri"/>
+          <w:sz w:val="24"/>
+          <w:szCs w:val="24"/>
+        </w:rPr>
+        <w:t>để</w:t>
+      </w:r>
+      <w:proofErr w:type="spellEnd"/>
+      <w:r>
+        <w:rPr>
+          <w:rFonts w:ascii="Calibri" w:hAnsi="Calibri" w:cs="Calibri"/>
+          <w:sz w:val="24"/>
+          <w:szCs w:val="24"/>
+        </w:rPr>
+        <w:t xml:space="preserve"> </w:t>
+      </w:r>
+      <w:proofErr w:type="spellStart"/>
+      <w:r>
+        <w:rPr>
+          <w:rFonts w:ascii="Calibri" w:hAnsi="Calibri" w:cs="Calibri"/>
+          <w:sz w:val="24"/>
+          <w:szCs w:val="24"/>
+        </w:rPr>
+        <w:t>tối</w:t>
+      </w:r>
+      <w:proofErr w:type="spellEnd"/>
+      <w:r>
+        <w:rPr>
+          <w:rFonts w:ascii="Calibri" w:hAnsi="Calibri" w:cs="Calibri"/>
+          <w:sz w:val="24"/>
+          <w:szCs w:val="24"/>
+        </w:rPr>
+        <w:t xml:space="preserve"> </w:t>
+      </w:r>
+      <w:proofErr w:type="spellStart"/>
+      <w:r>
+        <w:rPr>
+          <w:rFonts w:ascii="Calibri" w:hAnsi="Calibri" w:cs="Calibri"/>
+          <w:sz w:val="24"/>
+          <w:szCs w:val="24"/>
+        </w:rPr>
+        <w:t>ưu</w:t>
+      </w:r>
+      <w:proofErr w:type="spellEnd"/>
+      <w:r>
+        <w:rPr>
+          <w:rFonts w:ascii="Calibri" w:hAnsi="Calibri" w:cs="Calibri"/>
+          <w:sz w:val="24"/>
+          <w:szCs w:val="24"/>
+        </w:rPr>
+        <w:t xml:space="preserve"> </w:t>
+      </w:r>
+      <w:proofErr w:type="spellStart"/>
+      <w:r>
+        <w:rPr>
+          <w:rFonts w:ascii="Calibri" w:hAnsi="Calibri" w:cs="Calibri"/>
+          <w:sz w:val="24"/>
+          <w:szCs w:val="24"/>
+        </w:rPr>
+        <w:t>hóa</w:t>
+      </w:r>
+      <w:proofErr w:type="spellEnd"/>
+      <w:r>
+        <w:rPr>
+          <w:rFonts w:ascii="Calibri" w:hAnsi="Calibri" w:cs="Calibri"/>
+          <w:sz w:val="24"/>
+          <w:szCs w:val="24"/>
+        </w:rPr>
+        <w:t xml:space="preserve"> </w:t>
+      </w:r>
+      <w:proofErr w:type="spellStart"/>
+      <w:r>
+        <w:rPr>
+          <w:rFonts w:ascii="Calibri" w:hAnsi="Calibri" w:cs="Calibri"/>
+          <w:sz w:val="24"/>
+          <w:szCs w:val="24"/>
+        </w:rPr>
+        <w:t>truy</w:t>
+      </w:r>
+      <w:proofErr w:type="spellEnd"/>
+      <w:r>
+        <w:rPr>
+          <w:rFonts w:ascii="Calibri" w:hAnsi="Calibri" w:cs="Calibri"/>
+          <w:sz w:val="24"/>
+          <w:szCs w:val="24"/>
+        </w:rPr>
+        <w:t xml:space="preserve"> </w:t>
+      </w:r>
+      <w:proofErr w:type="spellStart"/>
+      <w:r>
+        <w:rPr>
+          <w:rFonts w:ascii="Calibri" w:hAnsi="Calibri" w:cs="Calibri"/>
+          <w:sz w:val="24"/>
+          <w:szCs w:val="24"/>
+        </w:rPr>
+        <w:t>vấn</w:t>
+      </w:r>
+      <w:proofErr w:type="spellEnd"/>
+      <w:r>
+        <w:rPr>
+          <w:rFonts w:ascii="Calibri" w:hAnsi="Calibri" w:cs="Calibri"/>
+          <w:sz w:val="24"/>
+          <w:szCs w:val="24"/>
+        </w:rPr>
+        <w:t xml:space="preserve"> </w:t>
+      </w:r>
+      <w:proofErr w:type="spellStart"/>
+      <w:r>
+        <w:rPr>
+          <w:rFonts w:ascii="Calibri" w:hAnsi="Calibri" w:cs="Calibri"/>
+          <w:sz w:val="24"/>
+          <w:szCs w:val="24"/>
+        </w:rPr>
+        <w:t>và</w:t>
+      </w:r>
+      <w:proofErr w:type="spellEnd"/>
+      <w:r>
+        <w:rPr>
+          <w:rFonts w:ascii="Calibri" w:hAnsi="Calibri" w:cs="Calibri"/>
+          <w:sz w:val="24"/>
+          <w:szCs w:val="24"/>
+        </w:rPr>
+        <w:t xml:space="preserve"> </w:t>
+      </w:r>
+      <w:proofErr w:type="spellStart"/>
+      <w:r>
+        <w:rPr>
+          <w:rFonts w:ascii="Calibri" w:hAnsi="Calibri" w:cs="Calibri"/>
+          <w:sz w:val="24"/>
+          <w:szCs w:val="24"/>
+        </w:rPr>
+        <w:t>ánh</w:t>
+      </w:r>
+      <w:proofErr w:type="spellEnd"/>
+      <w:r>
+        <w:rPr>
+          <w:rFonts w:ascii="Calibri" w:hAnsi="Calibri" w:cs="Calibri"/>
+          <w:sz w:val="24"/>
+          <w:szCs w:val="24"/>
+        </w:rPr>
+        <w:t xml:space="preserve"> </w:t>
+      </w:r>
+      <w:proofErr w:type="spellStart"/>
+      <w:r>
+        <w:rPr>
+          <w:rFonts w:ascii="Calibri" w:hAnsi="Calibri" w:cs="Calibri"/>
+          <w:sz w:val="24"/>
+          <w:szCs w:val="24"/>
+        </w:rPr>
+        <w:t>xạ</w:t>
+      </w:r>
+      <w:proofErr w:type="spellEnd"/>
+      <w:r>
+        <w:rPr>
+          <w:rFonts w:ascii="Calibri" w:hAnsi="Calibri" w:cs="Calibri"/>
+          <w:sz w:val="24"/>
+          <w:szCs w:val="24"/>
+        </w:rPr>
+        <w:t xml:space="preserve"> </w:t>
+      </w:r>
+      <w:proofErr w:type="spellStart"/>
+      <w:r>
+        <w:rPr>
+          <w:rFonts w:ascii="Calibri" w:hAnsi="Calibri" w:cs="Calibri"/>
+          <w:sz w:val="24"/>
+          <w:szCs w:val="24"/>
+        </w:rPr>
+        <w:t>dữ</w:t>
+      </w:r>
+      <w:proofErr w:type="spellEnd"/>
+      <w:r>
+        <w:rPr>
+          <w:rFonts w:ascii="Calibri" w:hAnsi="Calibri" w:cs="Calibri"/>
+          <w:sz w:val="24"/>
+          <w:szCs w:val="24"/>
+        </w:rPr>
+        <w:t xml:space="preserve"> </w:t>
+      </w:r>
+      <w:proofErr w:type="spellStart"/>
+      <w:r>
+        <w:rPr>
+          <w:rFonts w:ascii="Calibri" w:hAnsi="Calibri" w:cs="Calibri"/>
+          <w:sz w:val="24"/>
+          <w:szCs w:val="24"/>
+        </w:rPr>
+        <w:t>liệu</w:t>
+      </w:r>
+      <w:proofErr w:type="spellEnd"/>
+      <w:r>
+        <w:rPr>
+          <w:rFonts w:ascii="Calibri" w:hAnsi="Calibri" w:cs="Calibri"/>
+          <w:sz w:val="24"/>
+          <w:szCs w:val="24"/>
+        </w:rPr>
+        <w:t>.</w:t>
       </w:r>
     </w:p>
     <w:p>
@@ -2068,6 +7124,7 @@
         </w:rPr>
         <w:t xml:space="preserve">Công ty </w:t>
       </w:r>
+      <w:proofErr w:type="spellStart"/>
       <w:r>
         <w:rPr>
           <w:rFonts w:ascii="Calibri" w:hAnsi="Calibri" w:cs="Calibri"/>
@@ -2077,6 +7134,7 @@
         </w:rPr>
         <w:t>Bitsco</w:t>
       </w:r>
+      <w:proofErr w:type="spellEnd"/>
       <w:r>
         <w:rPr>
           <w:rFonts w:ascii="Calibri" w:hAnsi="Calibri" w:cs="Calibri"/>
@@ -2111,8 +7169,59 @@
           <w:sz w:val="24"/>
           <w:szCs w:val="24"/>
         </w:rPr>
-        <w:t xml:space="preserve"> Lập trình viên</w:t>
-      </w:r>
+        <w:t xml:space="preserve"> </w:t>
+      </w:r>
+      <w:proofErr w:type="spellStart"/>
+      <w:r>
+        <w:rPr>
+          <w:rFonts w:ascii="Calibri" w:hAnsi="Calibri" w:cs="Calibri"/>
+          <w:b/>
+          <w:sz w:val="24"/>
+          <w:szCs w:val="24"/>
+        </w:rPr>
+        <w:t>Lập</w:t>
+      </w:r>
+      <w:proofErr w:type="spellEnd"/>
+      <w:r>
+        <w:rPr>
+          <w:rFonts w:ascii="Calibri" w:hAnsi="Calibri" w:cs="Calibri"/>
+          <w:b/>
+          <w:sz w:val="24"/>
+          <w:szCs w:val="24"/>
+        </w:rPr>
+        <w:t xml:space="preserve"> </w:t>
+      </w:r>
+      <w:proofErr w:type="spellStart"/>
+      <w:r>
+        <w:rPr>
+          <w:rFonts w:ascii="Calibri" w:hAnsi="Calibri" w:cs="Calibri"/>
+          <w:b/>
+          <w:sz w:val="24"/>
+          <w:szCs w:val="24"/>
+        </w:rPr>
+        <w:t>trình</w:t>
+      </w:r>
+      <w:proofErr w:type="spellEnd"/>
+      <w:r>
+        <w:rPr>
+          <w:rFonts w:ascii="Calibri" w:hAnsi="Calibri" w:cs="Calibri"/>
+          <w:b/>
+          <w:sz w:val="24"/>
+          <w:szCs w:val="24"/>
+        </w:rPr>
+        <w:t xml:space="preserve"> </w:t>
+      </w:r>
+      <w:proofErr w:type="spellStart"/>
+      <w:r>
+        <w:rPr>
+          <w:rFonts w:ascii="Calibri" w:hAnsi="Calibri" w:cs="Calibri"/>
+          <w:b/>
+          <w:sz w:val="24"/>
+          <w:szCs w:val="24"/>
+        </w:rPr>
+        <w:t>viên</w:t>
+      </w:r>
+      <w:proofErr w:type="spellEnd"/>
       <w:r>
         <w:rPr>
           <w:rFonts w:ascii="Calibri" w:hAnsi="Calibri" w:cs="Calibri"/>
@@ -2217,23 +7326,77 @@
           <w:sz w:val="24"/>
           <w:szCs w:val="24"/>
         </w:rPr>
-        <w:t xml:space="preserve"> Website</w:t>
-      </w:r>
-      <w:r>
-        <w:rPr>
-          <w:rFonts w:ascii="Calibri" w:hAnsi="Calibri" w:cs="Calibri"/>
-          <w:sz w:val="24"/>
-          <w:szCs w:val="24"/>
-        </w:rPr>
-        <w:t xml:space="preserve"> </w:t>
-      </w:r>
-      <w:r>
-        <w:rPr>
-          <w:rFonts w:ascii="Calibri" w:hAnsi="Calibri" w:cs="Calibri"/>
-          <w:sz w:val="24"/>
-          <w:szCs w:val="24"/>
-        </w:rPr>
-        <w:t xml:space="preserve"> (4 member, 3 front-end, 1 back-end)</w:t>
+        <w:t xml:space="preserve"> </w:t>
+      </w:r>
+      <w:proofErr w:type="gramStart"/>
+      <w:r>
+        <w:rPr>
+          <w:rFonts w:ascii="Calibri" w:hAnsi="Calibri" w:cs="Calibri"/>
+          <w:sz w:val="24"/>
+          <w:szCs w:val="24"/>
+        </w:rPr>
+        <w:t>Website</w:t>
+      </w:r>
+      <w:r>
+        <w:rPr>
+          <w:rFonts w:ascii="Calibri" w:hAnsi="Calibri" w:cs="Calibri"/>
+          <w:sz w:val="24"/>
+          <w:szCs w:val="24"/>
+        </w:rPr>
+        <w:t xml:space="preserve"> </w:t>
+      </w:r>
+      <w:r>
+        <w:rPr>
+          <w:rFonts w:ascii="Calibri" w:hAnsi="Calibri" w:cs="Calibri"/>
+          <w:sz w:val="24"/>
+          <w:szCs w:val="24"/>
+        </w:rPr>
+        <w:t xml:space="preserve"> (</w:t>
+      </w:r>
+      <w:proofErr w:type="gramEnd"/>
+      <w:r>
+        <w:rPr>
+          <w:rFonts w:ascii="Calibri" w:hAnsi="Calibri" w:cs="Calibri"/>
+          <w:sz w:val="24"/>
+          <w:szCs w:val="24"/>
+        </w:rPr>
+        <w:t xml:space="preserve">4 </w:t>
+      </w:r>
+      <w:proofErr w:type="spellStart"/>
+      <w:r>
+        <w:rPr>
+          <w:rFonts w:ascii="Calibri" w:hAnsi="Calibri" w:cs="Calibri"/>
+          <w:sz w:val="24"/>
+          <w:szCs w:val="24"/>
+        </w:rPr>
+        <w:t>thành</w:t>
+      </w:r>
+      <w:proofErr w:type="spellEnd"/>
+      <w:r>
+        <w:rPr>
+          <w:rFonts w:ascii="Calibri" w:hAnsi="Calibri" w:cs="Calibri"/>
+          <w:sz w:val="24"/>
+          <w:szCs w:val="24"/>
+        </w:rPr>
+        <w:t xml:space="preserve"> </w:t>
+      </w:r>
+      <w:proofErr w:type="spellStart"/>
+      <w:r>
+        <w:rPr>
+          <w:rFonts w:ascii="Calibri" w:hAnsi="Calibri" w:cs="Calibri"/>
+          <w:sz w:val="24"/>
+          <w:szCs w:val="24"/>
+        </w:rPr>
+        <w:t>viên</w:t>
+      </w:r>
+      <w:proofErr w:type="spellEnd"/>
+      <w:r>
+        <w:rPr>
+          <w:rFonts w:ascii="Calibri" w:hAnsi="Calibri" w:cs="Calibri"/>
+          <w:sz w:val="24"/>
+          <w:szCs w:val="24"/>
+        </w:rPr>
+        <w:t>, 3 front-end, 1 back-end)</w:t>
       </w:r>
       <w:r>
         <w:rPr>
@@ -2277,15 +7440,37 @@
           <w:szCs w:val="24"/>
         </w:rPr>
       </w:pPr>
-      <w:r>
-        <w:rPr>
-          <w:rFonts w:ascii="Calibri" w:hAnsi="Calibri" w:cs="Calibri"/>
-          <w:b/>
-          <w:sz w:val="24"/>
-          <w:szCs w:val="24"/>
-        </w:rPr>
-        <w:t>Mô tả</w:t>
-      </w:r>
+      <w:proofErr w:type="spellStart"/>
+      <w:r>
+        <w:rPr>
+          <w:rFonts w:ascii="Calibri" w:hAnsi="Calibri" w:cs="Calibri"/>
+          <w:b/>
+          <w:sz w:val="24"/>
+          <w:szCs w:val="24"/>
+        </w:rPr>
+        <w:t>Mô</w:t>
+      </w:r>
+      <w:proofErr w:type="spellEnd"/>
+      <w:r>
+        <w:rPr>
+          <w:rFonts w:ascii="Calibri" w:hAnsi="Calibri" w:cs="Calibri"/>
+          <w:b/>
+          <w:sz w:val="24"/>
+          <w:szCs w:val="24"/>
+        </w:rPr>
+        <w:t xml:space="preserve"> </w:t>
+      </w:r>
+      <w:proofErr w:type="spellStart"/>
+      <w:r>
+        <w:rPr>
+          <w:rFonts w:ascii="Calibri" w:hAnsi="Calibri" w:cs="Calibri"/>
+          <w:b/>
+          <w:sz w:val="24"/>
+          <w:szCs w:val="24"/>
+        </w:rPr>
+        <w:t>tả</w:t>
+      </w:r>
+      <w:proofErr w:type="spellEnd"/>
       <w:r>
         <w:rPr>
           <w:rFonts w:ascii="Calibri" w:hAnsi="Calibri" w:cs="Calibri"/>
@@ -2295,13 +7480,23 @@
         </w:rPr>
         <w:t xml:space="preserve">: </w:t>
       </w:r>
-      <w:r>
-        <w:rPr>
-          <w:rFonts w:ascii="Calibri" w:hAnsi="Calibri" w:cs="Calibri"/>
-          <w:sz w:val="24"/>
-          <w:szCs w:val="24"/>
-        </w:rPr>
-        <w:t xml:space="preserve">Một </w:t>
+      <w:proofErr w:type="spellStart"/>
+      <w:r>
+        <w:rPr>
+          <w:rFonts w:ascii="Calibri" w:hAnsi="Calibri" w:cs="Calibri"/>
+          <w:sz w:val="24"/>
+          <w:szCs w:val="24"/>
+        </w:rPr>
+        <w:t>Một</w:t>
+      </w:r>
+      <w:proofErr w:type="spellEnd"/>
+      <w:r>
+        <w:rPr>
+          <w:rFonts w:ascii="Calibri" w:hAnsi="Calibri" w:cs="Calibri"/>
+          <w:sz w:val="24"/>
+          <w:szCs w:val="24"/>
+        </w:rPr>
+        <w:t xml:space="preserve"> </w:t>
       </w:r>
       <w:r>
         <w:rPr>
@@ -2311,14 +7506,214 @@
         </w:rPr>
         <w:t xml:space="preserve">web </w:t>
       </w:r>
-      <w:r>
-        <w:rPr>
-          <w:rFonts w:ascii="Calibri" w:hAnsi="Calibri" w:cs="Calibri"/>
-          <w:sz w:val="24"/>
-          <w:szCs w:val="24"/>
-        </w:rPr>
-        <w:t>thư viện trường sử dụng để quản lý sách và tài liệu</w:t>
-      </w:r>
+      <w:proofErr w:type="spellStart"/>
+      <w:r>
+        <w:rPr>
+          <w:rFonts w:ascii="Calibri" w:hAnsi="Calibri" w:cs="Calibri"/>
+          <w:sz w:val="24"/>
+          <w:szCs w:val="24"/>
+        </w:rPr>
+        <w:t>thư</w:t>
+      </w:r>
+      <w:proofErr w:type="spellEnd"/>
+      <w:r>
+        <w:rPr>
+          <w:rFonts w:ascii="Calibri" w:hAnsi="Calibri" w:cs="Calibri"/>
+          <w:sz w:val="24"/>
+          <w:szCs w:val="24"/>
+        </w:rPr>
+        <w:t xml:space="preserve"> </w:t>
+      </w:r>
+      <w:proofErr w:type="spellStart"/>
+      <w:r>
+        <w:rPr>
+          <w:rFonts w:ascii="Calibri" w:hAnsi="Calibri" w:cs="Calibri"/>
+          <w:sz w:val="24"/>
+          <w:szCs w:val="24"/>
+        </w:rPr>
+        <w:t>viện</w:t>
+      </w:r>
+      <w:proofErr w:type="spellEnd"/>
+      <w:r>
+        <w:rPr>
+          <w:rFonts w:ascii="Calibri" w:hAnsi="Calibri" w:cs="Calibri"/>
+          <w:sz w:val="24"/>
+          <w:szCs w:val="24"/>
+        </w:rPr>
+        <w:t xml:space="preserve"> </w:t>
+      </w:r>
+      <w:proofErr w:type="spellStart"/>
+      <w:r>
+        <w:rPr>
+          <w:rFonts w:ascii="Calibri" w:hAnsi="Calibri" w:cs="Calibri"/>
+          <w:sz w:val="24"/>
+          <w:szCs w:val="24"/>
+        </w:rPr>
+        <w:t>trường</w:t>
+      </w:r>
+      <w:proofErr w:type="spellEnd"/>
+      <w:r>
+        <w:rPr>
+          <w:rFonts w:ascii="Calibri" w:hAnsi="Calibri" w:cs="Calibri"/>
+          <w:sz w:val="24"/>
+          <w:szCs w:val="24"/>
+        </w:rPr>
+        <w:t xml:space="preserve"> </w:t>
+      </w:r>
+      <w:proofErr w:type="spellStart"/>
+      <w:r>
+        <w:rPr>
+          <w:rFonts w:ascii="Calibri" w:hAnsi="Calibri" w:cs="Calibri"/>
+          <w:sz w:val="24"/>
+          <w:szCs w:val="24"/>
+        </w:rPr>
+        <w:t>sử</w:t>
+      </w:r>
+      <w:proofErr w:type="spellEnd"/>
+      <w:r>
+        <w:rPr>
+          <w:rFonts w:ascii="Calibri" w:hAnsi="Calibri" w:cs="Calibri"/>
+          <w:sz w:val="24"/>
+          <w:szCs w:val="24"/>
+        </w:rPr>
+        <w:t xml:space="preserve"> </w:t>
+      </w:r>
+      <w:proofErr w:type="spellStart"/>
+      <w:r>
+        <w:rPr>
+          <w:rFonts w:ascii="Calibri" w:hAnsi="Calibri" w:cs="Calibri"/>
+          <w:sz w:val="24"/>
+          <w:szCs w:val="24"/>
+        </w:rPr>
+        <w:t>dụng</w:t>
+      </w:r>
+      <w:proofErr w:type="spellEnd"/>
+      <w:r>
+        <w:rPr>
+          <w:rFonts w:ascii="Calibri" w:hAnsi="Calibri" w:cs="Calibri"/>
+          <w:sz w:val="24"/>
+          <w:szCs w:val="24"/>
+        </w:rPr>
+        <w:t xml:space="preserve"> </w:t>
+      </w:r>
+      <w:proofErr w:type="spellStart"/>
+      <w:r>
+        <w:rPr>
+          <w:rFonts w:ascii="Calibri" w:hAnsi="Calibri" w:cs="Calibri"/>
+          <w:sz w:val="24"/>
+          <w:szCs w:val="24"/>
+        </w:rPr>
+        <w:t>để</w:t>
+      </w:r>
+      <w:proofErr w:type="spellEnd"/>
+      <w:r>
+        <w:rPr>
+          <w:rFonts w:ascii="Calibri" w:hAnsi="Calibri" w:cs="Calibri"/>
+          <w:sz w:val="24"/>
+          <w:szCs w:val="24"/>
+        </w:rPr>
+        <w:t xml:space="preserve"> </w:t>
+      </w:r>
+      <w:proofErr w:type="spellStart"/>
+      <w:r>
+        <w:rPr>
+          <w:rFonts w:ascii="Calibri" w:hAnsi="Calibri" w:cs="Calibri"/>
+          <w:sz w:val="24"/>
+          <w:szCs w:val="24"/>
+        </w:rPr>
+        <w:t>quản</w:t>
+      </w:r>
+      <w:proofErr w:type="spellEnd"/>
+      <w:r>
+        <w:rPr>
+          <w:rFonts w:ascii="Calibri" w:hAnsi="Calibri" w:cs="Calibri"/>
+          <w:sz w:val="24"/>
+          <w:szCs w:val="24"/>
+        </w:rPr>
+        <w:t xml:space="preserve"> </w:t>
+      </w:r>
+      <w:proofErr w:type="spellStart"/>
+      <w:r>
+        <w:rPr>
+          <w:rFonts w:ascii="Calibri" w:hAnsi="Calibri" w:cs="Calibri"/>
+          <w:sz w:val="24"/>
+          <w:szCs w:val="24"/>
+        </w:rPr>
+        <w:t>lý</w:t>
+      </w:r>
+      <w:proofErr w:type="spellEnd"/>
+      <w:r>
+        <w:rPr>
+          <w:rFonts w:ascii="Calibri" w:hAnsi="Calibri" w:cs="Calibri"/>
+          <w:sz w:val="24"/>
+          <w:szCs w:val="24"/>
+        </w:rPr>
+        <w:t xml:space="preserve"> </w:t>
+      </w:r>
+      <w:proofErr w:type="spellStart"/>
+      <w:r>
+        <w:rPr>
+          <w:rFonts w:ascii="Calibri" w:hAnsi="Calibri" w:cs="Calibri"/>
+          <w:sz w:val="24"/>
+          <w:szCs w:val="24"/>
+        </w:rPr>
+        <w:t>sách</w:t>
+      </w:r>
+      <w:proofErr w:type="spellEnd"/>
+      <w:r>
+        <w:rPr>
+          <w:rFonts w:ascii="Calibri" w:hAnsi="Calibri" w:cs="Calibri"/>
+          <w:sz w:val="24"/>
+          <w:szCs w:val="24"/>
+        </w:rPr>
+        <w:t xml:space="preserve"> </w:t>
+      </w:r>
+      <w:proofErr w:type="spellStart"/>
+      <w:r>
+        <w:rPr>
+          <w:rFonts w:ascii="Calibri" w:hAnsi="Calibri" w:cs="Calibri"/>
+          <w:sz w:val="24"/>
+          <w:szCs w:val="24"/>
+        </w:rPr>
+        <w:t>và</w:t>
+      </w:r>
+      <w:proofErr w:type="spellEnd"/>
+      <w:r>
+        <w:rPr>
+          <w:rFonts w:ascii="Calibri" w:hAnsi="Calibri" w:cs="Calibri"/>
+          <w:sz w:val="24"/>
+          <w:szCs w:val="24"/>
+        </w:rPr>
+        <w:t xml:space="preserve"> </w:t>
+      </w:r>
+      <w:proofErr w:type="spellStart"/>
+      <w:r>
+        <w:rPr>
+          <w:rFonts w:ascii="Calibri" w:hAnsi="Calibri" w:cs="Calibri"/>
+          <w:sz w:val="24"/>
+          <w:szCs w:val="24"/>
+        </w:rPr>
+        <w:t>tài</w:t>
+      </w:r>
+      <w:proofErr w:type="spellEnd"/>
+      <w:r>
+        <w:rPr>
+          <w:rFonts w:ascii="Calibri" w:hAnsi="Calibri" w:cs="Calibri"/>
+          <w:sz w:val="24"/>
+          <w:szCs w:val="24"/>
+        </w:rPr>
+        <w:t xml:space="preserve"> </w:t>
+      </w:r>
+      <w:proofErr w:type="spellStart"/>
+      <w:r>
+        <w:rPr>
+          <w:rFonts w:ascii="Calibri" w:hAnsi="Calibri" w:cs="Calibri"/>
+          <w:sz w:val="24"/>
+          <w:szCs w:val="24"/>
+        </w:rPr>
+        <w:t>liệu</w:t>
+      </w:r>
+      <w:proofErr w:type="spellEnd"/>
       <w:r>
         <w:rPr>
           <w:rFonts w:ascii="Calibri" w:hAnsi="Calibri" w:cs="Calibri"/>
@@ -2350,8 +7745,19 @@
           <w:sz w:val="24"/>
           <w:szCs w:val="24"/>
         </w:rPr>
-        <w:t>Công nghệ</w:t>
-      </w:r>
+        <w:t xml:space="preserve">Công </w:t>
+      </w:r>
+      <w:proofErr w:type="spellStart"/>
+      <w:r>
+        <w:rPr>
+          <w:rFonts w:ascii="Calibri" w:hAnsi="Calibri" w:cs="Calibri"/>
+          <w:b/>
+          <w:sz w:val="24"/>
+          <w:szCs w:val="24"/>
+        </w:rPr>
+        <w:t>nghệ</w:t>
+      </w:r>
+      <w:proofErr w:type="spellEnd"/>
       <w:r>
         <w:rPr>
           <w:rFonts w:ascii="Calibri" w:hAnsi="Calibri" w:cs="Calibri"/>
@@ -2478,15 +7884,37 @@
           <w:szCs w:val="24"/>
         </w:rPr>
       </w:pPr>
-      <w:r>
-        <w:rPr>
-          <w:rFonts w:ascii="Calibri" w:hAnsi="Calibri" w:cs="Calibri"/>
-          <w:b/>
-          <w:sz w:val="24"/>
-          <w:szCs w:val="24"/>
-        </w:rPr>
-        <w:t>Trách nhiệm</w:t>
-      </w:r>
+      <w:proofErr w:type="spellStart"/>
+      <w:r>
+        <w:rPr>
+          <w:rFonts w:ascii="Calibri" w:hAnsi="Calibri" w:cs="Calibri"/>
+          <w:b/>
+          <w:sz w:val="24"/>
+          <w:szCs w:val="24"/>
+        </w:rPr>
+        <w:t>Trách</w:t>
+      </w:r>
+      <w:proofErr w:type="spellEnd"/>
+      <w:r>
+        <w:rPr>
+          <w:rFonts w:ascii="Calibri" w:hAnsi="Calibri" w:cs="Calibri"/>
+          <w:b/>
+          <w:sz w:val="24"/>
+          <w:szCs w:val="24"/>
+        </w:rPr>
+        <w:t xml:space="preserve"> </w:t>
+      </w:r>
+      <w:proofErr w:type="spellStart"/>
+      <w:r>
+        <w:rPr>
+          <w:rFonts w:ascii="Calibri" w:hAnsi="Calibri" w:cs="Calibri"/>
+          <w:b/>
+          <w:sz w:val="24"/>
+          <w:szCs w:val="24"/>
+        </w:rPr>
+        <w:t>nhiệm</w:t>
+      </w:r>
+      <w:proofErr w:type="spellEnd"/>
       <w:r>
         <w:rPr>
           <w:rFonts w:ascii="Calibri" w:hAnsi="Calibri" w:cs="Calibri"/>
@@ -2511,14 +7939,366 @@
           <w:szCs w:val="24"/>
         </w:rPr>
       </w:pPr>
-      <w:r>
-        <w:rPr>
-          <w:rFonts w:ascii="Calibri" w:hAnsi="Calibri" w:cs="Calibri"/>
-          <w:sz w:val="24"/>
-          <w:szCs w:val="24"/>
-        </w:rPr>
-        <w:t>hiết kế UX/UI và triển khai các chức năng (cả phần back-end và front-end) dựa trên yêu cầu của các bên liên quan</w:t>
-      </w:r>
+      <w:proofErr w:type="spellStart"/>
+      <w:r>
+        <w:rPr>
+          <w:rFonts w:ascii="Calibri" w:hAnsi="Calibri" w:cs="Calibri"/>
+          <w:sz w:val="24"/>
+          <w:szCs w:val="24"/>
+        </w:rPr>
+        <w:t>T</w:t>
+      </w:r>
+      <w:r>
+        <w:rPr>
+          <w:rFonts w:ascii="Calibri" w:hAnsi="Calibri" w:cs="Calibri"/>
+          <w:sz w:val="24"/>
+          <w:szCs w:val="24"/>
+        </w:rPr>
+        <w:t>hiết</w:t>
+      </w:r>
+      <w:proofErr w:type="spellEnd"/>
+      <w:r>
+        <w:rPr>
+          <w:rFonts w:ascii="Calibri" w:hAnsi="Calibri" w:cs="Calibri"/>
+          <w:sz w:val="24"/>
+          <w:szCs w:val="24"/>
+        </w:rPr>
+        <w:t xml:space="preserve"> </w:t>
+      </w:r>
+      <w:proofErr w:type="spellStart"/>
+      <w:r>
+        <w:rPr>
+          <w:rFonts w:ascii="Calibri" w:hAnsi="Calibri" w:cs="Calibri"/>
+          <w:sz w:val="24"/>
+          <w:szCs w:val="24"/>
+        </w:rPr>
+        <w:t>kế</w:t>
+      </w:r>
+      <w:proofErr w:type="spellEnd"/>
+      <w:r>
+        <w:rPr>
+          <w:rFonts w:ascii="Calibri" w:hAnsi="Calibri" w:cs="Calibri"/>
+          <w:sz w:val="24"/>
+          <w:szCs w:val="24"/>
+        </w:rPr>
+        <w:t xml:space="preserve"> UX/UI </w:t>
+      </w:r>
+      <w:proofErr w:type="spellStart"/>
+      <w:r>
+        <w:rPr>
+          <w:rFonts w:ascii="Calibri" w:hAnsi="Calibri" w:cs="Calibri"/>
+          <w:sz w:val="24"/>
+          <w:szCs w:val="24"/>
+        </w:rPr>
+        <w:t>và</w:t>
+      </w:r>
+      <w:proofErr w:type="spellEnd"/>
+      <w:r>
+        <w:rPr>
+          <w:rFonts w:ascii="Calibri" w:hAnsi="Calibri" w:cs="Calibri"/>
+          <w:sz w:val="24"/>
+          <w:szCs w:val="24"/>
+        </w:rPr>
+        <w:t xml:space="preserve"> </w:t>
+      </w:r>
+      <w:proofErr w:type="spellStart"/>
+      <w:r>
+        <w:rPr>
+          <w:rFonts w:ascii="Calibri" w:hAnsi="Calibri" w:cs="Calibri"/>
+          <w:sz w:val="24"/>
+          <w:szCs w:val="24"/>
+        </w:rPr>
+        <w:t>triển</w:t>
+      </w:r>
+      <w:proofErr w:type="spellEnd"/>
+      <w:r>
+        <w:rPr>
+          <w:rFonts w:ascii="Calibri" w:hAnsi="Calibri" w:cs="Calibri"/>
+          <w:sz w:val="24"/>
+          <w:szCs w:val="24"/>
+        </w:rPr>
+        <w:t xml:space="preserve"> </w:t>
+      </w:r>
+      <w:proofErr w:type="spellStart"/>
+      <w:r>
+        <w:rPr>
+          <w:rFonts w:ascii="Calibri" w:hAnsi="Calibri" w:cs="Calibri"/>
+          <w:sz w:val="24"/>
+          <w:szCs w:val="24"/>
+        </w:rPr>
+        <w:t>khai</w:t>
+      </w:r>
+      <w:proofErr w:type="spellEnd"/>
+      <w:r>
+        <w:rPr>
+          <w:rFonts w:ascii="Calibri" w:hAnsi="Calibri" w:cs="Calibri"/>
+          <w:sz w:val="24"/>
+          <w:szCs w:val="24"/>
+        </w:rPr>
+        <w:t xml:space="preserve"> </w:t>
+      </w:r>
+      <w:proofErr w:type="spellStart"/>
+      <w:r>
+        <w:rPr>
+          <w:rFonts w:ascii="Calibri" w:hAnsi="Calibri" w:cs="Calibri"/>
+          <w:sz w:val="24"/>
+          <w:szCs w:val="24"/>
+        </w:rPr>
+        <w:t>các</w:t>
+      </w:r>
+      <w:proofErr w:type="spellEnd"/>
+      <w:r>
+        <w:rPr>
+          <w:rFonts w:ascii="Calibri" w:hAnsi="Calibri" w:cs="Calibri"/>
+          <w:sz w:val="24"/>
+          <w:szCs w:val="24"/>
+        </w:rPr>
+        <w:t xml:space="preserve"> </w:t>
+      </w:r>
+      <w:proofErr w:type="spellStart"/>
+      <w:r>
+        <w:rPr>
+          <w:rFonts w:ascii="Calibri" w:hAnsi="Calibri" w:cs="Calibri"/>
+          <w:sz w:val="24"/>
+          <w:szCs w:val="24"/>
+        </w:rPr>
+        <w:t>chức</w:t>
+      </w:r>
+      <w:proofErr w:type="spellEnd"/>
+      <w:r>
+        <w:rPr>
+          <w:rFonts w:ascii="Calibri" w:hAnsi="Calibri" w:cs="Calibri"/>
+          <w:sz w:val="24"/>
+          <w:szCs w:val="24"/>
+        </w:rPr>
+        <w:t xml:space="preserve"> </w:t>
+      </w:r>
+      <w:proofErr w:type="spellStart"/>
+      <w:r>
+        <w:rPr>
+          <w:rFonts w:ascii="Calibri" w:hAnsi="Calibri" w:cs="Calibri"/>
+          <w:sz w:val="24"/>
+          <w:szCs w:val="24"/>
+        </w:rPr>
+        <w:t>năng</w:t>
+      </w:r>
+      <w:proofErr w:type="spellEnd"/>
+      <w:r>
+        <w:rPr>
+          <w:rFonts w:ascii="Calibri" w:hAnsi="Calibri" w:cs="Calibri"/>
+          <w:sz w:val="24"/>
+          <w:szCs w:val="24"/>
+        </w:rPr>
+        <w:t xml:space="preserve"> (</w:t>
+      </w:r>
+      <w:proofErr w:type="spellStart"/>
+      <w:r>
+        <w:rPr>
+          <w:rFonts w:ascii="Calibri" w:hAnsi="Calibri" w:cs="Calibri"/>
+          <w:sz w:val="24"/>
+          <w:szCs w:val="24"/>
+        </w:rPr>
+        <w:t>cả</w:t>
+      </w:r>
+      <w:proofErr w:type="spellEnd"/>
+      <w:r>
+        <w:rPr>
+          <w:rFonts w:ascii="Calibri" w:hAnsi="Calibri" w:cs="Calibri"/>
+          <w:sz w:val="24"/>
+          <w:szCs w:val="24"/>
+        </w:rPr>
+        <w:t xml:space="preserve"> </w:t>
+      </w:r>
+      <w:proofErr w:type="spellStart"/>
+      <w:r>
+        <w:rPr>
+          <w:rFonts w:ascii="Calibri" w:hAnsi="Calibri" w:cs="Calibri"/>
+          <w:sz w:val="24"/>
+          <w:szCs w:val="24"/>
+        </w:rPr>
+        <w:t>phần</w:t>
+      </w:r>
+      <w:proofErr w:type="spellEnd"/>
+      <w:r>
+        <w:rPr>
+          <w:rFonts w:ascii="Calibri" w:hAnsi="Calibri" w:cs="Calibri"/>
+          <w:sz w:val="24"/>
+          <w:szCs w:val="24"/>
+        </w:rPr>
+        <w:t xml:space="preserve"> back-end </w:t>
+      </w:r>
+      <w:proofErr w:type="spellStart"/>
+      <w:r>
+        <w:rPr>
+          <w:rFonts w:ascii="Calibri" w:hAnsi="Calibri" w:cs="Calibri"/>
+          <w:sz w:val="24"/>
+          <w:szCs w:val="24"/>
+        </w:rPr>
+        <w:t>và</w:t>
+      </w:r>
+      <w:proofErr w:type="spellEnd"/>
+      <w:r>
+        <w:rPr>
+          <w:rFonts w:ascii="Calibri" w:hAnsi="Calibri" w:cs="Calibri"/>
+          <w:sz w:val="24"/>
+          <w:szCs w:val="24"/>
+        </w:rPr>
+        <w:t xml:space="preserve"> front-end) </w:t>
+      </w:r>
+      <w:proofErr w:type="spellStart"/>
+      <w:r>
+        <w:rPr>
+          <w:rFonts w:ascii="Calibri" w:hAnsi="Calibri" w:cs="Calibri"/>
+          <w:sz w:val="24"/>
+          <w:szCs w:val="24"/>
+        </w:rPr>
+        <w:t>dựa</w:t>
+      </w:r>
+      <w:proofErr w:type="spellEnd"/>
+      <w:r>
+        <w:rPr>
+          <w:rFonts w:ascii="Calibri" w:hAnsi="Calibri" w:cs="Calibri"/>
+          <w:sz w:val="24"/>
+          <w:szCs w:val="24"/>
+        </w:rPr>
+        <w:t xml:space="preserve"> </w:t>
+      </w:r>
+      <w:proofErr w:type="spellStart"/>
+      <w:r>
+        <w:rPr>
+          <w:rFonts w:ascii="Calibri" w:hAnsi="Calibri" w:cs="Calibri"/>
+          <w:sz w:val="24"/>
+          <w:szCs w:val="24"/>
+        </w:rPr>
+        <w:t>trên</w:t>
+      </w:r>
+      <w:proofErr w:type="spellEnd"/>
+      <w:r>
+        <w:rPr>
+          <w:rFonts w:ascii="Calibri" w:hAnsi="Calibri" w:cs="Calibri"/>
+          <w:sz w:val="24"/>
+          <w:szCs w:val="24"/>
+        </w:rPr>
+        <w:t xml:space="preserve"> </w:t>
+      </w:r>
+      <w:proofErr w:type="spellStart"/>
+      <w:r>
+        <w:rPr>
+          <w:rFonts w:ascii="Calibri" w:hAnsi="Calibri" w:cs="Calibri"/>
+          <w:sz w:val="24"/>
+          <w:szCs w:val="24"/>
+        </w:rPr>
+        <w:t>yêu</w:t>
+      </w:r>
+      <w:proofErr w:type="spellEnd"/>
+      <w:r>
+        <w:rPr>
+          <w:rFonts w:ascii="Calibri" w:hAnsi="Calibri" w:cs="Calibri"/>
+          <w:sz w:val="24"/>
+          <w:szCs w:val="24"/>
+        </w:rPr>
+        <w:t xml:space="preserve"> </w:t>
+      </w:r>
+      <w:proofErr w:type="spellStart"/>
+      <w:r>
+        <w:rPr>
+          <w:rFonts w:ascii="Calibri" w:hAnsi="Calibri" w:cs="Calibri"/>
+          <w:sz w:val="24"/>
+          <w:szCs w:val="24"/>
+        </w:rPr>
+        <w:t>cầu</w:t>
+      </w:r>
+      <w:proofErr w:type="spellEnd"/>
+      <w:r>
+        <w:rPr>
+          <w:rFonts w:ascii="Calibri" w:hAnsi="Calibri" w:cs="Calibri"/>
+          <w:sz w:val="24"/>
+          <w:szCs w:val="24"/>
+        </w:rPr>
+        <w:t xml:space="preserve"> </w:t>
+      </w:r>
+      <w:proofErr w:type="spellStart"/>
+      <w:r>
+        <w:rPr>
+          <w:rFonts w:ascii="Calibri" w:hAnsi="Calibri" w:cs="Calibri"/>
+          <w:sz w:val="24"/>
+          <w:szCs w:val="24"/>
+        </w:rPr>
+        <w:t>của</w:t>
+      </w:r>
+      <w:proofErr w:type="spellEnd"/>
+      <w:r>
+        <w:rPr>
+          <w:rFonts w:ascii="Calibri" w:hAnsi="Calibri" w:cs="Calibri"/>
+          <w:sz w:val="24"/>
+          <w:szCs w:val="24"/>
+        </w:rPr>
+        <w:t xml:space="preserve"> </w:t>
+      </w:r>
+      <w:proofErr w:type="spellStart"/>
+      <w:r>
+        <w:rPr>
+          <w:rFonts w:ascii="Calibri" w:hAnsi="Calibri" w:cs="Calibri"/>
+          <w:sz w:val="24"/>
+          <w:szCs w:val="24"/>
+        </w:rPr>
+        <w:t>các</w:t>
+      </w:r>
+      <w:proofErr w:type="spellEnd"/>
+      <w:r>
+        <w:rPr>
+          <w:rFonts w:ascii="Calibri" w:hAnsi="Calibri" w:cs="Calibri"/>
+          <w:sz w:val="24"/>
+          <w:szCs w:val="24"/>
+        </w:rPr>
+        <w:t xml:space="preserve"> </w:t>
+      </w:r>
+      <w:proofErr w:type="spellStart"/>
+      <w:r>
+        <w:rPr>
+          <w:rFonts w:ascii="Calibri" w:hAnsi="Calibri" w:cs="Calibri"/>
+          <w:sz w:val="24"/>
+          <w:szCs w:val="24"/>
+        </w:rPr>
+        <w:t>bên</w:t>
+      </w:r>
+      <w:proofErr w:type="spellEnd"/>
+      <w:r>
+        <w:rPr>
+          <w:rFonts w:ascii="Calibri" w:hAnsi="Calibri" w:cs="Calibri"/>
+          <w:sz w:val="24"/>
+          <w:szCs w:val="24"/>
+        </w:rPr>
+        <w:t xml:space="preserve"> </w:t>
+      </w:r>
+      <w:proofErr w:type="spellStart"/>
+      <w:r>
+        <w:rPr>
+          <w:rFonts w:ascii="Calibri" w:hAnsi="Calibri" w:cs="Calibri"/>
+          <w:sz w:val="24"/>
+          <w:szCs w:val="24"/>
+        </w:rPr>
+        <w:t>liên</w:t>
+      </w:r>
+      <w:proofErr w:type="spellEnd"/>
+      <w:r>
+        <w:rPr>
+          <w:rFonts w:ascii="Calibri" w:hAnsi="Calibri" w:cs="Calibri"/>
+          <w:sz w:val="24"/>
+          <w:szCs w:val="24"/>
+        </w:rPr>
+        <w:t xml:space="preserve"> </w:t>
+      </w:r>
+      <w:proofErr w:type="spellStart"/>
+      <w:r>
+        <w:rPr>
+          <w:rFonts w:ascii="Calibri" w:hAnsi="Calibri" w:cs="Calibri"/>
+          <w:sz w:val="24"/>
+          <w:szCs w:val="24"/>
+        </w:rPr>
+        <w:t>quan</w:t>
+      </w:r>
+      <w:proofErr w:type="spellEnd"/>
     </w:p>
     <w:p>
       <w:pPr>
@@ -2534,14 +8314,412 @@
           <w:szCs w:val="24"/>
         </w:rPr>
       </w:pPr>
-      <w:r>
-        <w:rPr>
-          <w:rFonts w:ascii="Calibri" w:hAnsi="Calibri" w:cs="Calibri"/>
-          <w:sz w:val="24"/>
-          <w:szCs w:val="24"/>
-        </w:rPr>
-        <w:t>Thiết kế lược đồ cơ sở dữ liệu, sử dụng MySQL để quản lý và bảo trì hơn 20 bảng trong cơ sở dữ liệu</w:t>
-      </w:r>
+      <w:proofErr w:type="spellStart"/>
+      <w:r>
+        <w:rPr>
+          <w:rFonts w:ascii="Calibri" w:hAnsi="Calibri" w:cs="Calibri"/>
+          <w:sz w:val="24"/>
+          <w:szCs w:val="24"/>
+        </w:rPr>
+        <w:t>Thiết</w:t>
+      </w:r>
+      <w:proofErr w:type="spellEnd"/>
+      <w:r>
+        <w:rPr>
+          <w:rFonts w:ascii="Calibri" w:hAnsi="Calibri" w:cs="Calibri"/>
+          <w:sz w:val="24"/>
+          <w:szCs w:val="24"/>
+        </w:rPr>
+        <w:t xml:space="preserve"> </w:t>
+      </w:r>
+      <w:proofErr w:type="spellStart"/>
+      <w:r>
+        <w:rPr>
+          <w:rFonts w:ascii="Calibri" w:hAnsi="Calibri" w:cs="Calibri"/>
+          <w:sz w:val="24"/>
+          <w:szCs w:val="24"/>
+        </w:rPr>
+        <w:t>kế</w:t>
+      </w:r>
+      <w:proofErr w:type="spellEnd"/>
+      <w:r>
+        <w:rPr>
+          <w:rFonts w:ascii="Calibri" w:hAnsi="Calibri" w:cs="Calibri"/>
+          <w:sz w:val="24"/>
+          <w:szCs w:val="24"/>
+        </w:rPr>
+        <w:t xml:space="preserve"> </w:t>
+      </w:r>
+      <w:proofErr w:type="spellStart"/>
+      <w:r>
+        <w:rPr>
+          <w:rFonts w:ascii="Calibri" w:hAnsi="Calibri" w:cs="Calibri"/>
+          <w:sz w:val="24"/>
+          <w:szCs w:val="24"/>
+        </w:rPr>
+        <w:t>lược</w:t>
+      </w:r>
+      <w:proofErr w:type="spellEnd"/>
+      <w:r>
+        <w:rPr>
+          <w:rFonts w:ascii="Calibri" w:hAnsi="Calibri" w:cs="Calibri"/>
+          <w:sz w:val="24"/>
+          <w:szCs w:val="24"/>
+        </w:rPr>
+        <w:t xml:space="preserve"> </w:t>
+      </w:r>
+      <w:proofErr w:type="spellStart"/>
+      <w:r>
+        <w:rPr>
+          <w:rFonts w:ascii="Calibri" w:hAnsi="Calibri" w:cs="Calibri"/>
+          <w:sz w:val="24"/>
+          <w:szCs w:val="24"/>
+        </w:rPr>
+        <w:t>đồ</w:t>
+      </w:r>
+      <w:proofErr w:type="spellEnd"/>
+      <w:r>
+        <w:rPr>
+          <w:rFonts w:ascii="Calibri" w:hAnsi="Calibri" w:cs="Calibri"/>
+          <w:sz w:val="24"/>
+          <w:szCs w:val="24"/>
+        </w:rPr>
+        <w:t xml:space="preserve"> </w:t>
+      </w:r>
+      <w:proofErr w:type="spellStart"/>
+      <w:r>
+        <w:rPr>
+          <w:rFonts w:ascii="Calibri" w:hAnsi="Calibri" w:cs="Calibri"/>
+          <w:sz w:val="24"/>
+          <w:szCs w:val="24"/>
+        </w:rPr>
+        <w:t>cơ</w:t>
+      </w:r>
+      <w:proofErr w:type="spellEnd"/>
+      <w:r>
+        <w:rPr>
+          <w:rFonts w:ascii="Calibri" w:hAnsi="Calibri" w:cs="Calibri"/>
+          <w:sz w:val="24"/>
+          <w:szCs w:val="24"/>
+        </w:rPr>
+        <w:t xml:space="preserve"> </w:t>
+      </w:r>
+      <w:proofErr w:type="spellStart"/>
+      <w:r>
+        <w:rPr>
+          <w:rFonts w:ascii="Calibri" w:hAnsi="Calibri" w:cs="Calibri"/>
+          <w:sz w:val="24"/>
+          <w:szCs w:val="24"/>
+        </w:rPr>
+        <w:t>sở</w:t>
+      </w:r>
+      <w:proofErr w:type="spellEnd"/>
+      <w:r>
+        <w:rPr>
+          <w:rFonts w:ascii="Calibri" w:hAnsi="Calibri" w:cs="Calibri"/>
+          <w:sz w:val="24"/>
+          <w:szCs w:val="24"/>
+        </w:rPr>
+        <w:t xml:space="preserve"> </w:t>
+      </w:r>
+      <w:proofErr w:type="spellStart"/>
+      <w:r>
+        <w:rPr>
+          <w:rFonts w:ascii="Calibri" w:hAnsi="Calibri" w:cs="Calibri"/>
+          <w:sz w:val="24"/>
+          <w:szCs w:val="24"/>
+        </w:rPr>
+        <w:t>dữ</w:t>
+      </w:r>
+      <w:proofErr w:type="spellEnd"/>
+      <w:r>
+        <w:rPr>
+          <w:rFonts w:ascii="Calibri" w:hAnsi="Calibri" w:cs="Calibri"/>
+          <w:sz w:val="24"/>
+          <w:szCs w:val="24"/>
+        </w:rPr>
+        <w:t xml:space="preserve"> </w:t>
+      </w:r>
+      <w:proofErr w:type="spellStart"/>
+      <w:r>
+        <w:rPr>
+          <w:rFonts w:ascii="Calibri" w:hAnsi="Calibri" w:cs="Calibri"/>
+          <w:sz w:val="24"/>
+          <w:szCs w:val="24"/>
+        </w:rPr>
+        <w:t>liệu</w:t>
+      </w:r>
+      <w:proofErr w:type="spellEnd"/>
+      <w:r>
+        <w:rPr>
+          <w:rFonts w:ascii="Calibri" w:hAnsi="Calibri" w:cs="Calibri"/>
+          <w:sz w:val="24"/>
+          <w:szCs w:val="24"/>
+        </w:rPr>
+        <w:t xml:space="preserve">, </w:t>
+      </w:r>
+      <w:proofErr w:type="spellStart"/>
+      <w:r>
+        <w:rPr>
+          <w:rFonts w:ascii="Calibri" w:hAnsi="Calibri" w:cs="Calibri"/>
+          <w:sz w:val="24"/>
+          <w:szCs w:val="24"/>
+        </w:rPr>
+        <w:t>sử</w:t>
+      </w:r>
+      <w:proofErr w:type="spellEnd"/>
+      <w:r>
+        <w:rPr>
+          <w:rFonts w:ascii="Calibri" w:hAnsi="Calibri" w:cs="Calibri"/>
+          <w:sz w:val="24"/>
+          <w:szCs w:val="24"/>
+        </w:rPr>
+        <w:t xml:space="preserve"> </w:t>
+      </w:r>
+      <w:proofErr w:type="spellStart"/>
+      <w:r>
+        <w:rPr>
+          <w:rFonts w:ascii="Calibri" w:hAnsi="Calibri" w:cs="Calibri"/>
+          <w:sz w:val="24"/>
+          <w:szCs w:val="24"/>
+        </w:rPr>
+        <w:t>dụng</w:t>
+      </w:r>
+      <w:proofErr w:type="spellEnd"/>
+      <w:r>
+        <w:rPr>
+          <w:rFonts w:ascii="Calibri" w:hAnsi="Calibri" w:cs="Calibri"/>
+          <w:sz w:val="24"/>
+          <w:szCs w:val="24"/>
+        </w:rPr>
+        <w:t xml:space="preserve"> MySQL </w:t>
+      </w:r>
+      <w:proofErr w:type="spellStart"/>
+      <w:r>
+        <w:rPr>
+          <w:rFonts w:ascii="Calibri" w:hAnsi="Calibri" w:cs="Calibri"/>
+          <w:sz w:val="24"/>
+          <w:szCs w:val="24"/>
+        </w:rPr>
+        <w:t>để</w:t>
+      </w:r>
+      <w:proofErr w:type="spellEnd"/>
+      <w:r>
+        <w:rPr>
+          <w:rFonts w:ascii="Calibri" w:hAnsi="Calibri" w:cs="Calibri"/>
+          <w:sz w:val="24"/>
+          <w:szCs w:val="24"/>
+        </w:rPr>
+        <w:t xml:space="preserve"> </w:t>
+      </w:r>
+      <w:proofErr w:type="spellStart"/>
+      <w:r>
+        <w:rPr>
+          <w:rFonts w:ascii="Calibri" w:hAnsi="Calibri" w:cs="Calibri"/>
+          <w:sz w:val="24"/>
+          <w:szCs w:val="24"/>
+        </w:rPr>
+        <w:t>quản</w:t>
+      </w:r>
+      <w:proofErr w:type="spellEnd"/>
+      <w:r>
+        <w:rPr>
+          <w:rFonts w:ascii="Calibri" w:hAnsi="Calibri" w:cs="Calibri"/>
+          <w:sz w:val="24"/>
+          <w:szCs w:val="24"/>
+        </w:rPr>
+        <w:t xml:space="preserve"> </w:t>
+      </w:r>
+      <w:proofErr w:type="spellStart"/>
+      <w:r>
+        <w:rPr>
+          <w:rFonts w:ascii="Calibri" w:hAnsi="Calibri" w:cs="Calibri"/>
+          <w:sz w:val="24"/>
+          <w:szCs w:val="24"/>
+        </w:rPr>
+        <w:t>lý</w:t>
+      </w:r>
+      <w:proofErr w:type="spellEnd"/>
+      <w:r>
+        <w:rPr>
+          <w:rFonts w:ascii="Calibri" w:hAnsi="Calibri" w:cs="Calibri"/>
+          <w:sz w:val="24"/>
+          <w:szCs w:val="24"/>
+        </w:rPr>
+        <w:t xml:space="preserve"> </w:t>
+      </w:r>
+      <w:proofErr w:type="spellStart"/>
+      <w:r>
+        <w:rPr>
+          <w:rFonts w:ascii="Calibri" w:hAnsi="Calibri" w:cs="Calibri"/>
+          <w:sz w:val="24"/>
+          <w:szCs w:val="24"/>
+        </w:rPr>
+        <w:t>và</w:t>
+      </w:r>
+      <w:proofErr w:type="spellEnd"/>
+      <w:r>
+        <w:rPr>
+          <w:rFonts w:ascii="Calibri" w:hAnsi="Calibri" w:cs="Calibri"/>
+          <w:sz w:val="24"/>
+          <w:szCs w:val="24"/>
+        </w:rPr>
+        <w:t xml:space="preserve"> </w:t>
+      </w:r>
+      <w:proofErr w:type="spellStart"/>
+      <w:r>
+        <w:rPr>
+          <w:rFonts w:ascii="Calibri" w:hAnsi="Calibri" w:cs="Calibri"/>
+          <w:sz w:val="24"/>
+          <w:szCs w:val="24"/>
+        </w:rPr>
+        <w:t>bảo</w:t>
+      </w:r>
+      <w:proofErr w:type="spellEnd"/>
+      <w:r>
+        <w:rPr>
+          <w:rFonts w:ascii="Calibri" w:hAnsi="Calibri" w:cs="Calibri"/>
+          <w:sz w:val="24"/>
+          <w:szCs w:val="24"/>
+        </w:rPr>
+        <w:t xml:space="preserve"> </w:t>
+      </w:r>
+      <w:proofErr w:type="spellStart"/>
+      <w:r>
+        <w:rPr>
+          <w:rFonts w:ascii="Calibri" w:hAnsi="Calibri" w:cs="Calibri"/>
+          <w:sz w:val="24"/>
+          <w:szCs w:val="24"/>
+        </w:rPr>
+        <w:t>trì</w:t>
+      </w:r>
+      <w:proofErr w:type="spellEnd"/>
+      <w:r>
+        <w:rPr>
+          <w:rFonts w:ascii="Calibri" w:hAnsi="Calibri" w:cs="Calibri"/>
+          <w:sz w:val="24"/>
+          <w:szCs w:val="24"/>
+        </w:rPr>
+        <w:t xml:space="preserve"> </w:t>
+      </w:r>
+      <w:proofErr w:type="spellStart"/>
+      <w:r>
+        <w:rPr>
+          <w:rFonts w:ascii="Calibri" w:hAnsi="Calibri" w:cs="Calibri"/>
+          <w:sz w:val="24"/>
+          <w:szCs w:val="24"/>
+        </w:rPr>
+        <w:t>hơn</w:t>
+      </w:r>
+      <w:proofErr w:type="spellEnd"/>
+      <w:r>
+        <w:rPr>
+          <w:rFonts w:ascii="Calibri" w:hAnsi="Calibri" w:cs="Calibri"/>
+          <w:sz w:val="24"/>
+          <w:szCs w:val="24"/>
+        </w:rPr>
+        <w:t xml:space="preserve"> 20 </w:t>
+      </w:r>
+      <w:proofErr w:type="spellStart"/>
+      <w:r>
+        <w:rPr>
+          <w:rFonts w:ascii="Calibri" w:hAnsi="Calibri" w:cs="Calibri"/>
+          <w:sz w:val="24"/>
+          <w:szCs w:val="24"/>
+        </w:rPr>
+        <w:t>bảng</w:t>
+      </w:r>
+      <w:proofErr w:type="spellEnd"/>
+      <w:r>
+        <w:rPr>
+          <w:rFonts w:ascii="Calibri" w:hAnsi="Calibri" w:cs="Calibri"/>
+          <w:sz w:val="24"/>
+          <w:szCs w:val="24"/>
+        </w:rPr>
+        <w:t xml:space="preserve"> </w:t>
+      </w:r>
+      <w:proofErr w:type="spellStart"/>
+      <w:r>
+        <w:rPr>
+          <w:rFonts w:ascii="Calibri" w:hAnsi="Calibri" w:cs="Calibri"/>
+          <w:sz w:val="24"/>
+          <w:szCs w:val="24"/>
+        </w:rPr>
+        <w:t>trong</w:t>
+      </w:r>
+      <w:proofErr w:type="spellEnd"/>
+      <w:r>
+        <w:rPr>
+          <w:rFonts w:ascii="Calibri" w:hAnsi="Calibri" w:cs="Calibri"/>
+          <w:sz w:val="24"/>
+          <w:szCs w:val="24"/>
+        </w:rPr>
+        <w:t xml:space="preserve"> </w:t>
+      </w:r>
+      <w:proofErr w:type="spellStart"/>
+      <w:r>
+        <w:rPr>
+          <w:rFonts w:ascii="Calibri" w:hAnsi="Calibri" w:cs="Calibri"/>
+          <w:sz w:val="24"/>
+          <w:szCs w:val="24"/>
+        </w:rPr>
+        <w:t>cơ</w:t>
+      </w:r>
+      <w:proofErr w:type="spellEnd"/>
+      <w:r>
+        <w:rPr>
+          <w:rFonts w:ascii="Calibri" w:hAnsi="Calibri" w:cs="Calibri"/>
+          <w:sz w:val="24"/>
+          <w:szCs w:val="24"/>
+        </w:rPr>
+        <w:t xml:space="preserve"> </w:t>
+      </w:r>
+      <w:proofErr w:type="spellStart"/>
+      <w:r>
+        <w:rPr>
+          <w:rFonts w:ascii="Calibri" w:hAnsi="Calibri" w:cs="Calibri"/>
+          <w:sz w:val="24"/>
+          <w:szCs w:val="24"/>
+        </w:rPr>
+        <w:t>sở</w:t>
+      </w:r>
+      <w:proofErr w:type="spellEnd"/>
+      <w:r>
+        <w:rPr>
+          <w:rFonts w:ascii="Calibri" w:hAnsi="Calibri" w:cs="Calibri"/>
+          <w:sz w:val="24"/>
+          <w:szCs w:val="24"/>
+        </w:rPr>
+        <w:t xml:space="preserve"> </w:t>
+      </w:r>
+      <w:proofErr w:type="spellStart"/>
+      <w:r>
+        <w:rPr>
+          <w:rFonts w:ascii="Calibri" w:hAnsi="Calibri" w:cs="Calibri"/>
+          <w:sz w:val="24"/>
+          <w:szCs w:val="24"/>
+        </w:rPr>
+        <w:t>dữ</w:t>
+      </w:r>
+      <w:proofErr w:type="spellEnd"/>
+      <w:r>
+        <w:rPr>
+          <w:rFonts w:ascii="Calibri" w:hAnsi="Calibri" w:cs="Calibri"/>
+          <w:sz w:val="24"/>
+          <w:szCs w:val="24"/>
+        </w:rPr>
+        <w:t xml:space="preserve"> </w:t>
+      </w:r>
+      <w:proofErr w:type="spellStart"/>
+      <w:r>
+        <w:rPr>
+          <w:rFonts w:ascii="Calibri" w:hAnsi="Calibri" w:cs="Calibri"/>
+          <w:sz w:val="24"/>
+          <w:szCs w:val="24"/>
+        </w:rPr>
+        <w:t>liệu</w:t>
+      </w:r>
+      <w:proofErr w:type="spellEnd"/>
     </w:p>
     <w:p>
       <w:pPr>
@@ -2563,8 +8741,324 @@
           <w:sz w:val="24"/>
           <w:szCs w:val="24"/>
         </w:rPr>
-        <w:t>Tiến hành kiểm thử, sửa lỗi, viết tài liệu kỹ thuật và triển khai trên môi trường sản xuất</w:t>
-      </w:r>
+        <w:t xml:space="preserve">Tiến </w:t>
+      </w:r>
+      <w:proofErr w:type="spellStart"/>
+      <w:r>
+        <w:rPr>
+          <w:rFonts w:ascii="Calibri" w:hAnsi="Calibri" w:cs="Calibri"/>
+          <w:sz w:val="24"/>
+          <w:szCs w:val="24"/>
+        </w:rPr>
+        <w:t>hành</w:t>
+      </w:r>
+      <w:proofErr w:type="spellEnd"/>
+      <w:r>
+        <w:rPr>
+          <w:rFonts w:ascii="Calibri" w:hAnsi="Calibri" w:cs="Calibri"/>
+          <w:sz w:val="24"/>
+          <w:szCs w:val="24"/>
+        </w:rPr>
+        <w:t xml:space="preserve"> </w:t>
+      </w:r>
+      <w:proofErr w:type="spellStart"/>
+      <w:r>
+        <w:rPr>
+          <w:rFonts w:ascii="Calibri" w:hAnsi="Calibri" w:cs="Calibri"/>
+          <w:sz w:val="24"/>
+          <w:szCs w:val="24"/>
+        </w:rPr>
+        <w:t>kiểm</w:t>
+      </w:r>
+      <w:proofErr w:type="spellEnd"/>
+      <w:r>
+        <w:rPr>
+          <w:rFonts w:ascii="Calibri" w:hAnsi="Calibri" w:cs="Calibri"/>
+          <w:sz w:val="24"/>
+          <w:szCs w:val="24"/>
+        </w:rPr>
+        <w:t xml:space="preserve"> </w:t>
+      </w:r>
+      <w:proofErr w:type="spellStart"/>
+      <w:r>
+        <w:rPr>
+          <w:rFonts w:ascii="Calibri" w:hAnsi="Calibri" w:cs="Calibri"/>
+          <w:sz w:val="24"/>
+          <w:szCs w:val="24"/>
+        </w:rPr>
+        <w:t>thử</w:t>
+      </w:r>
+      <w:proofErr w:type="spellEnd"/>
+      <w:r>
+        <w:rPr>
+          <w:rFonts w:ascii="Calibri" w:hAnsi="Calibri" w:cs="Calibri"/>
+          <w:sz w:val="24"/>
+          <w:szCs w:val="24"/>
+        </w:rPr>
+        <w:t xml:space="preserve">, </w:t>
+      </w:r>
+      <w:proofErr w:type="spellStart"/>
+      <w:r>
+        <w:rPr>
+          <w:rFonts w:ascii="Calibri" w:hAnsi="Calibri" w:cs="Calibri"/>
+          <w:sz w:val="24"/>
+          <w:szCs w:val="24"/>
+        </w:rPr>
+        <w:t>sửa</w:t>
+      </w:r>
+      <w:proofErr w:type="spellEnd"/>
+      <w:r>
+        <w:rPr>
+          <w:rFonts w:ascii="Calibri" w:hAnsi="Calibri" w:cs="Calibri"/>
+          <w:sz w:val="24"/>
+          <w:szCs w:val="24"/>
+        </w:rPr>
+        <w:t xml:space="preserve"> </w:t>
+      </w:r>
+      <w:proofErr w:type="spellStart"/>
+      <w:r>
+        <w:rPr>
+          <w:rFonts w:ascii="Calibri" w:hAnsi="Calibri" w:cs="Calibri"/>
+          <w:sz w:val="24"/>
+          <w:szCs w:val="24"/>
+        </w:rPr>
+        <w:t>lỗi</w:t>
+      </w:r>
+      <w:proofErr w:type="spellEnd"/>
+      <w:r>
+        <w:rPr>
+          <w:rFonts w:ascii="Calibri" w:hAnsi="Calibri" w:cs="Calibri"/>
+          <w:sz w:val="24"/>
+          <w:szCs w:val="24"/>
+        </w:rPr>
+        <w:t xml:space="preserve">, </w:t>
+      </w:r>
+      <w:proofErr w:type="spellStart"/>
+      <w:r>
+        <w:rPr>
+          <w:rFonts w:ascii="Calibri" w:hAnsi="Calibri" w:cs="Calibri"/>
+          <w:sz w:val="24"/>
+          <w:szCs w:val="24"/>
+        </w:rPr>
+        <w:t>viết</w:t>
+      </w:r>
+      <w:proofErr w:type="spellEnd"/>
+      <w:r>
+        <w:rPr>
+          <w:rFonts w:ascii="Calibri" w:hAnsi="Calibri" w:cs="Calibri"/>
+          <w:sz w:val="24"/>
+          <w:szCs w:val="24"/>
+        </w:rPr>
+        <w:t xml:space="preserve"> </w:t>
+      </w:r>
+      <w:proofErr w:type="spellStart"/>
+      <w:r>
+        <w:rPr>
+          <w:rFonts w:ascii="Calibri" w:hAnsi="Calibri" w:cs="Calibri"/>
+          <w:sz w:val="24"/>
+          <w:szCs w:val="24"/>
+        </w:rPr>
+        <w:t>tài</w:t>
+      </w:r>
+      <w:proofErr w:type="spellEnd"/>
+      <w:r>
+        <w:rPr>
+          <w:rFonts w:ascii="Calibri" w:hAnsi="Calibri" w:cs="Calibri"/>
+          <w:sz w:val="24"/>
+          <w:szCs w:val="24"/>
+        </w:rPr>
+        <w:t xml:space="preserve"> </w:t>
+      </w:r>
+      <w:proofErr w:type="spellStart"/>
+      <w:r>
+        <w:rPr>
+          <w:rFonts w:ascii="Calibri" w:hAnsi="Calibri" w:cs="Calibri"/>
+          <w:sz w:val="24"/>
+          <w:szCs w:val="24"/>
+        </w:rPr>
+        <w:t>liệu</w:t>
+      </w:r>
+      <w:proofErr w:type="spellEnd"/>
+      <w:r>
+        <w:rPr>
+          <w:rFonts w:ascii="Calibri" w:hAnsi="Calibri" w:cs="Calibri"/>
+          <w:sz w:val="24"/>
+          <w:szCs w:val="24"/>
+        </w:rPr>
+        <w:t xml:space="preserve"> </w:t>
+      </w:r>
+      <w:proofErr w:type="spellStart"/>
+      <w:r>
+        <w:rPr>
+          <w:rFonts w:ascii="Calibri" w:hAnsi="Calibri" w:cs="Calibri"/>
+          <w:sz w:val="24"/>
+          <w:szCs w:val="24"/>
+        </w:rPr>
+        <w:t>kỹ</w:t>
+      </w:r>
+      <w:proofErr w:type="spellEnd"/>
+      <w:r>
+        <w:rPr>
+          <w:rFonts w:ascii="Calibri" w:hAnsi="Calibri" w:cs="Calibri"/>
+          <w:sz w:val="24"/>
+          <w:szCs w:val="24"/>
+        </w:rPr>
+        <w:t xml:space="preserve"> </w:t>
+      </w:r>
+      <w:proofErr w:type="spellStart"/>
+      <w:r>
+        <w:rPr>
+          <w:rFonts w:ascii="Calibri" w:hAnsi="Calibri" w:cs="Calibri"/>
+          <w:sz w:val="24"/>
+          <w:szCs w:val="24"/>
+        </w:rPr>
+        <w:t>thuật</w:t>
+      </w:r>
+      <w:proofErr w:type="spellEnd"/>
+      <w:r>
+        <w:rPr>
+          <w:rFonts w:ascii="Calibri" w:hAnsi="Calibri" w:cs="Calibri"/>
+          <w:sz w:val="24"/>
+          <w:szCs w:val="24"/>
+        </w:rPr>
+        <w:t xml:space="preserve"> </w:t>
+      </w:r>
+      <w:proofErr w:type="spellStart"/>
+      <w:r>
+        <w:rPr>
+          <w:rFonts w:ascii="Calibri" w:hAnsi="Calibri" w:cs="Calibri"/>
+          <w:sz w:val="24"/>
+          <w:szCs w:val="24"/>
+        </w:rPr>
+        <w:t>và</w:t>
+      </w:r>
+      <w:proofErr w:type="spellEnd"/>
+      <w:r>
+        <w:rPr>
+          <w:rFonts w:ascii="Calibri" w:hAnsi="Calibri" w:cs="Calibri"/>
+          <w:sz w:val="24"/>
+          <w:szCs w:val="24"/>
+        </w:rPr>
+        <w:t xml:space="preserve"> </w:t>
+      </w:r>
+      <w:proofErr w:type="spellStart"/>
+      <w:r>
+        <w:rPr>
+          <w:rFonts w:ascii="Calibri" w:hAnsi="Calibri" w:cs="Calibri"/>
+          <w:sz w:val="24"/>
+          <w:szCs w:val="24"/>
+        </w:rPr>
+        <w:t>triển</w:t>
+      </w:r>
+      <w:proofErr w:type="spellEnd"/>
+      <w:r>
+        <w:rPr>
+          <w:rFonts w:ascii="Calibri" w:hAnsi="Calibri" w:cs="Calibri"/>
+          <w:sz w:val="24"/>
+          <w:szCs w:val="24"/>
+        </w:rPr>
+        <w:t xml:space="preserve"> </w:t>
+      </w:r>
+      <w:proofErr w:type="spellStart"/>
+      <w:r>
+        <w:rPr>
+          <w:rFonts w:ascii="Calibri" w:hAnsi="Calibri" w:cs="Calibri"/>
+          <w:sz w:val="24"/>
+          <w:szCs w:val="24"/>
+        </w:rPr>
+        <w:t>khai</w:t>
+      </w:r>
+      <w:proofErr w:type="spellEnd"/>
+      <w:r>
+        <w:rPr>
+          <w:rFonts w:ascii="Calibri" w:hAnsi="Calibri" w:cs="Calibri"/>
+          <w:sz w:val="24"/>
+          <w:szCs w:val="24"/>
+        </w:rPr>
+        <w:t xml:space="preserve"> </w:t>
+      </w:r>
+      <w:proofErr w:type="spellStart"/>
+      <w:r>
+        <w:rPr>
+          <w:rFonts w:ascii="Calibri" w:hAnsi="Calibri" w:cs="Calibri"/>
+          <w:sz w:val="24"/>
+          <w:szCs w:val="24"/>
+        </w:rPr>
+        <w:t>trên</w:t>
+      </w:r>
+      <w:proofErr w:type="spellEnd"/>
+      <w:r>
+        <w:rPr>
+          <w:rFonts w:ascii="Calibri" w:hAnsi="Calibri" w:cs="Calibri"/>
+          <w:sz w:val="24"/>
+          <w:szCs w:val="24"/>
+        </w:rPr>
+        <w:t xml:space="preserve"> </w:t>
+      </w:r>
+      <w:proofErr w:type="spellStart"/>
+      <w:r>
+        <w:rPr>
+          <w:rFonts w:ascii="Calibri" w:hAnsi="Calibri" w:cs="Calibri"/>
+          <w:sz w:val="24"/>
+          <w:szCs w:val="24"/>
+        </w:rPr>
+        <w:t>môi</w:t>
+      </w:r>
+      <w:proofErr w:type="spellEnd"/>
+      <w:r>
+        <w:rPr>
+          <w:rFonts w:ascii="Calibri" w:hAnsi="Calibri" w:cs="Calibri"/>
+          <w:sz w:val="24"/>
+          <w:szCs w:val="24"/>
+        </w:rPr>
+        <w:t xml:space="preserve"> </w:t>
+      </w:r>
+      <w:proofErr w:type="spellStart"/>
+      <w:r>
+        <w:rPr>
+          <w:rFonts w:ascii="Calibri" w:hAnsi="Calibri" w:cs="Calibri"/>
+          <w:sz w:val="24"/>
+          <w:szCs w:val="24"/>
+        </w:rPr>
+        <w:t>trường</w:t>
+      </w:r>
+      <w:proofErr w:type="spellEnd"/>
+      <w:r>
+        <w:rPr>
+          <w:rFonts w:ascii="Calibri" w:hAnsi="Calibri" w:cs="Calibri"/>
+          <w:sz w:val="24"/>
+          <w:szCs w:val="24"/>
+        </w:rPr>
+        <w:t xml:space="preserve"> </w:t>
+      </w:r>
+      <w:proofErr w:type="spellStart"/>
+      <w:r>
+        <w:rPr>
+          <w:rFonts w:ascii="Calibri" w:hAnsi="Calibri" w:cs="Calibri"/>
+          <w:sz w:val="24"/>
+          <w:szCs w:val="24"/>
+        </w:rPr>
+        <w:t>sản</w:t>
+      </w:r>
+      <w:proofErr w:type="spellEnd"/>
+      <w:r>
+        <w:rPr>
+          <w:rFonts w:ascii="Calibri" w:hAnsi="Calibri" w:cs="Calibri"/>
+          <w:sz w:val="24"/>
+          <w:szCs w:val="24"/>
+        </w:rPr>
+        <w:t xml:space="preserve"> </w:t>
+      </w:r>
+      <w:proofErr w:type="spellStart"/>
+      <w:r>
+        <w:rPr>
+          <w:rFonts w:ascii="Calibri" w:hAnsi="Calibri" w:cs="Calibri"/>
+          <w:sz w:val="24"/>
+          <w:szCs w:val="24"/>
+        </w:rPr>
+        <w:t>xuất</w:t>
+      </w:r>
+      <w:proofErr w:type="spellEnd"/>
     </w:p>
     <w:p>
       <w:pPr>
@@ -2610,7 +9104,25 @@
           <w:sz w:val="24"/>
           <w:szCs w:val="24"/>
         </w:rPr>
-        <w:t xml:space="preserve"> Pomofocus </w:t>
+        <w:t xml:space="preserve"> </w:t>
+      </w:r>
+      <w:proofErr w:type="spellStart"/>
+      <w:r>
+        <w:rPr>
+          <w:rFonts w:ascii="Calibri" w:hAnsi="Calibri" w:cs="Calibri"/>
+          <w:sz w:val="24"/>
+          <w:szCs w:val="24"/>
+        </w:rPr>
+        <w:t>Pomofocus</w:t>
+      </w:r>
+      <w:proofErr w:type="spellEnd"/>
+      <w:r>
+        <w:rPr>
+          <w:rFonts w:ascii="Calibri" w:hAnsi="Calibri" w:cs="Calibri"/>
+          <w:sz w:val="24"/>
+          <w:szCs w:val="24"/>
+        </w:rPr>
+        <w:t xml:space="preserve"> </w:t>
       </w:r>
       <w:r>
         <w:rPr>
@@ -2645,11 +9157,20 @@
           <w:color w:val="auto"/>
           <w:u w:val="none"/>
         </w:rPr>
-        <w:t xml:space="preserve">          </w:t>
-      </w:r>
+        <w:t xml:space="preserve">       </w:t>
+      </w:r>
+      <w:proofErr w:type="gramStart"/>
       <w:r>
         <w:rPr>
           <w:rStyle w:val="Hyperlink"/>
+          <w:color w:val="auto"/>
+          <w:u w:val="none"/>
+        </w:rPr>
+        <w:t xml:space="preserve">   </w:t>
+      </w:r>
+      <w:r>
+        <w:rPr>
+          <w:rStyle w:val="Hyperlink"/>
           <w:rFonts w:ascii="Calibri" w:hAnsi="Calibri" w:cs="Calibri"/>
           <w:color w:val="2F5496" w:themeColor="accent5" w:themeShade="BF"/>
           <w:sz w:val="24"/>
@@ -2658,6 +9179,7 @@
         </w:rPr>
         <w:t>(</w:t>
       </w:r>
+      <w:proofErr w:type="gramEnd"/>
       <w:hyperlink r:id="rId12" w:history="1">
         <w:r>
           <w:rPr>
@@ -2733,15 +9255,37 @@
           <w:szCs w:val="24"/>
         </w:rPr>
       </w:pPr>
-      <w:r>
-        <w:rPr>
-          <w:rFonts w:ascii="Calibri" w:hAnsi="Calibri" w:cs="Calibri"/>
-          <w:b/>
-          <w:sz w:val="24"/>
-          <w:szCs w:val="24"/>
-        </w:rPr>
-        <w:t>Description</w:t>
-      </w:r>
+      <w:proofErr w:type="spellStart"/>
+      <w:r>
+        <w:rPr>
+          <w:rFonts w:ascii="Calibri" w:hAnsi="Calibri" w:cs="Calibri"/>
+          <w:b/>
+          <w:sz w:val="24"/>
+          <w:szCs w:val="24"/>
+        </w:rPr>
+        <w:t>Mô</w:t>
+      </w:r>
+      <w:proofErr w:type="spellEnd"/>
+      <w:r>
+        <w:rPr>
+          <w:rFonts w:ascii="Calibri" w:hAnsi="Calibri" w:cs="Calibri"/>
+          <w:b/>
+          <w:sz w:val="24"/>
+          <w:szCs w:val="24"/>
+        </w:rPr>
+        <w:t xml:space="preserve"> </w:t>
+      </w:r>
+      <w:proofErr w:type="spellStart"/>
+      <w:r>
+        <w:rPr>
+          <w:rFonts w:ascii="Calibri" w:hAnsi="Calibri" w:cs="Calibri"/>
+          <w:b/>
+          <w:sz w:val="24"/>
+          <w:szCs w:val="24"/>
+        </w:rPr>
+        <w:t>tả</w:t>
+      </w:r>
+      <w:proofErr w:type="spellEnd"/>
       <w:r>
         <w:rPr>
           <w:rFonts w:ascii="Calibri" w:hAnsi="Calibri" w:cs="Calibri"/>
@@ -2750,13 +9294,545 @@
         </w:rPr>
         <w:t xml:space="preserve">: </w:t>
       </w:r>
-      <w:r>
-        <w:rPr>
-          <w:rFonts w:ascii="Calibri" w:hAnsi="Calibri" w:cs="Calibri"/>
-          <w:sz w:val="24"/>
-          <w:szCs w:val="24"/>
-        </w:rPr>
-        <w:t>Chuyển đổi ứng dụng Pomodoro truyền thống thành một hệ thống phân tán, hỗ trợ hàng ngàn người dùng đồng thời với khả năng phân tích dữ liệu thời gian thực.</w:t>
+      <w:proofErr w:type="spellStart"/>
+      <w:r>
+        <w:rPr>
+          <w:rFonts w:ascii="Calibri" w:hAnsi="Calibri" w:cs="Calibri"/>
+          <w:sz w:val="24"/>
+          <w:szCs w:val="24"/>
+        </w:rPr>
+        <w:t>Chuyển</w:t>
+      </w:r>
+      <w:proofErr w:type="spellEnd"/>
+      <w:r>
+        <w:rPr>
+          <w:rFonts w:ascii="Calibri" w:hAnsi="Calibri" w:cs="Calibri"/>
+          <w:sz w:val="24"/>
+          <w:szCs w:val="24"/>
+        </w:rPr>
+        <w:t xml:space="preserve"> </w:t>
+      </w:r>
+      <w:proofErr w:type="spellStart"/>
+      <w:r>
+        <w:rPr>
+          <w:rFonts w:ascii="Calibri" w:hAnsi="Calibri" w:cs="Calibri"/>
+          <w:sz w:val="24"/>
+          <w:szCs w:val="24"/>
+        </w:rPr>
+        <w:t>đổi</w:t>
+      </w:r>
+      <w:proofErr w:type="spellEnd"/>
+      <w:r>
+        <w:rPr>
+          <w:rFonts w:ascii="Calibri" w:hAnsi="Calibri" w:cs="Calibri"/>
+          <w:sz w:val="24"/>
+          <w:szCs w:val="24"/>
+        </w:rPr>
+        <w:t xml:space="preserve"> </w:t>
+      </w:r>
+      <w:proofErr w:type="spellStart"/>
+      <w:r>
+        <w:rPr>
+          <w:rFonts w:ascii="Calibri" w:hAnsi="Calibri" w:cs="Calibri"/>
+          <w:sz w:val="24"/>
+          <w:szCs w:val="24"/>
+        </w:rPr>
+        <w:t>ứng</w:t>
+      </w:r>
+      <w:proofErr w:type="spellEnd"/>
+      <w:r>
+        <w:rPr>
+          <w:rFonts w:ascii="Calibri" w:hAnsi="Calibri" w:cs="Calibri"/>
+          <w:sz w:val="24"/>
+          <w:szCs w:val="24"/>
+        </w:rPr>
+        <w:t xml:space="preserve"> </w:t>
+      </w:r>
+      <w:proofErr w:type="spellStart"/>
+      <w:r>
+        <w:rPr>
+          <w:rFonts w:ascii="Calibri" w:hAnsi="Calibri" w:cs="Calibri"/>
+          <w:sz w:val="24"/>
+          <w:szCs w:val="24"/>
+        </w:rPr>
+        <w:t>dụng</w:t>
+      </w:r>
+      <w:proofErr w:type="spellEnd"/>
+      <w:r>
+        <w:rPr>
+          <w:rFonts w:ascii="Calibri" w:hAnsi="Calibri" w:cs="Calibri"/>
+          <w:sz w:val="24"/>
+          <w:szCs w:val="24"/>
+        </w:rPr>
+        <w:t xml:space="preserve"> Pomodoro </w:t>
+      </w:r>
+      <w:proofErr w:type="spellStart"/>
+      <w:r>
+        <w:rPr>
+          <w:rFonts w:ascii="Calibri" w:hAnsi="Calibri" w:cs="Calibri"/>
+          <w:sz w:val="24"/>
+          <w:szCs w:val="24"/>
+        </w:rPr>
+        <w:t>truyền</w:t>
+      </w:r>
+      <w:proofErr w:type="spellEnd"/>
+      <w:r>
+        <w:rPr>
+          <w:rFonts w:ascii="Calibri" w:hAnsi="Calibri" w:cs="Calibri"/>
+          <w:sz w:val="24"/>
+          <w:szCs w:val="24"/>
+        </w:rPr>
+        <w:t xml:space="preserve"> </w:t>
+      </w:r>
+      <w:proofErr w:type="spellStart"/>
+      <w:r>
+        <w:rPr>
+          <w:rFonts w:ascii="Calibri" w:hAnsi="Calibri" w:cs="Calibri"/>
+          <w:sz w:val="24"/>
+          <w:szCs w:val="24"/>
+        </w:rPr>
+        <w:t>thống</w:t>
+      </w:r>
+      <w:proofErr w:type="spellEnd"/>
+      <w:r>
+        <w:rPr>
+          <w:rFonts w:ascii="Calibri" w:hAnsi="Calibri" w:cs="Calibri"/>
+          <w:sz w:val="24"/>
+          <w:szCs w:val="24"/>
+        </w:rPr>
+        <w:t xml:space="preserve"> </w:t>
+      </w:r>
+      <w:proofErr w:type="spellStart"/>
+      <w:r>
+        <w:rPr>
+          <w:rFonts w:ascii="Calibri" w:hAnsi="Calibri" w:cs="Calibri"/>
+          <w:sz w:val="24"/>
+          <w:szCs w:val="24"/>
+        </w:rPr>
+        <w:t>thành</w:t>
+      </w:r>
+      <w:proofErr w:type="spellEnd"/>
+      <w:r>
+        <w:rPr>
+          <w:rFonts w:ascii="Calibri" w:hAnsi="Calibri" w:cs="Calibri"/>
+          <w:sz w:val="24"/>
+          <w:szCs w:val="24"/>
+        </w:rPr>
+        <w:t xml:space="preserve"> </w:t>
+      </w:r>
+      <w:proofErr w:type="spellStart"/>
+      <w:r>
+        <w:rPr>
+          <w:rFonts w:ascii="Calibri" w:hAnsi="Calibri" w:cs="Calibri"/>
+          <w:sz w:val="24"/>
+          <w:szCs w:val="24"/>
+        </w:rPr>
+        <w:t>một</w:t>
+      </w:r>
+      <w:proofErr w:type="spellEnd"/>
+      <w:r>
+        <w:rPr>
+          <w:rFonts w:ascii="Calibri" w:hAnsi="Calibri" w:cs="Calibri"/>
+          <w:sz w:val="24"/>
+          <w:szCs w:val="24"/>
+        </w:rPr>
+        <w:t xml:space="preserve"> </w:t>
+      </w:r>
+      <w:proofErr w:type="spellStart"/>
+      <w:r>
+        <w:rPr>
+          <w:rFonts w:ascii="Calibri" w:hAnsi="Calibri" w:cs="Calibri"/>
+          <w:sz w:val="24"/>
+          <w:szCs w:val="24"/>
+        </w:rPr>
+        <w:t>hệ</w:t>
+      </w:r>
+      <w:proofErr w:type="spellEnd"/>
+      <w:r>
+        <w:rPr>
+          <w:rFonts w:ascii="Calibri" w:hAnsi="Calibri" w:cs="Calibri"/>
+          <w:sz w:val="24"/>
+          <w:szCs w:val="24"/>
+        </w:rPr>
+        <w:t xml:space="preserve"> </w:t>
+      </w:r>
+      <w:proofErr w:type="spellStart"/>
+      <w:r>
+        <w:rPr>
+          <w:rFonts w:ascii="Calibri" w:hAnsi="Calibri" w:cs="Calibri"/>
+          <w:sz w:val="24"/>
+          <w:szCs w:val="24"/>
+        </w:rPr>
+        <w:t>thống</w:t>
+      </w:r>
+      <w:proofErr w:type="spellEnd"/>
+      <w:r>
+        <w:rPr>
+          <w:rFonts w:ascii="Calibri" w:hAnsi="Calibri" w:cs="Calibri"/>
+          <w:sz w:val="24"/>
+          <w:szCs w:val="24"/>
+        </w:rPr>
+        <w:t xml:space="preserve"> </w:t>
+      </w:r>
+      <w:proofErr w:type="spellStart"/>
+      <w:r>
+        <w:rPr>
+          <w:rFonts w:ascii="Calibri" w:hAnsi="Calibri" w:cs="Calibri"/>
+          <w:sz w:val="24"/>
+          <w:szCs w:val="24"/>
+        </w:rPr>
+        <w:t>phân</w:t>
+      </w:r>
+      <w:proofErr w:type="spellEnd"/>
+      <w:r>
+        <w:rPr>
+          <w:rFonts w:ascii="Calibri" w:hAnsi="Calibri" w:cs="Calibri"/>
+          <w:sz w:val="24"/>
+          <w:szCs w:val="24"/>
+        </w:rPr>
+        <w:t xml:space="preserve"> </w:t>
+      </w:r>
+      <w:proofErr w:type="spellStart"/>
+      <w:r>
+        <w:rPr>
+          <w:rFonts w:ascii="Calibri" w:hAnsi="Calibri" w:cs="Calibri"/>
+          <w:sz w:val="24"/>
+          <w:szCs w:val="24"/>
+        </w:rPr>
+        <w:t>tán</w:t>
+      </w:r>
+      <w:proofErr w:type="spellEnd"/>
+      <w:r>
+        <w:rPr>
+          <w:rFonts w:ascii="Calibri" w:hAnsi="Calibri" w:cs="Calibri"/>
+          <w:sz w:val="24"/>
+          <w:szCs w:val="24"/>
+        </w:rPr>
+        <w:t xml:space="preserve">, </w:t>
+      </w:r>
+      <w:proofErr w:type="spellStart"/>
+      <w:r>
+        <w:rPr>
+          <w:rFonts w:ascii="Calibri" w:hAnsi="Calibri" w:cs="Calibri"/>
+          <w:sz w:val="24"/>
+          <w:szCs w:val="24"/>
+        </w:rPr>
+        <w:t>hỗ</w:t>
+      </w:r>
+      <w:proofErr w:type="spellEnd"/>
+      <w:r>
+        <w:rPr>
+          <w:rFonts w:ascii="Calibri" w:hAnsi="Calibri" w:cs="Calibri"/>
+          <w:sz w:val="24"/>
+          <w:szCs w:val="24"/>
+        </w:rPr>
+        <w:t xml:space="preserve"> </w:t>
+      </w:r>
+      <w:proofErr w:type="spellStart"/>
+      <w:r>
+        <w:rPr>
+          <w:rFonts w:ascii="Calibri" w:hAnsi="Calibri" w:cs="Calibri"/>
+          <w:sz w:val="24"/>
+          <w:szCs w:val="24"/>
+        </w:rPr>
+        <w:t>trợ</w:t>
+      </w:r>
+      <w:proofErr w:type="spellEnd"/>
+      <w:r>
+        <w:rPr>
+          <w:rFonts w:ascii="Calibri" w:hAnsi="Calibri" w:cs="Calibri"/>
+          <w:sz w:val="24"/>
+          <w:szCs w:val="24"/>
+        </w:rPr>
+        <w:t xml:space="preserve"> </w:t>
+      </w:r>
+      <w:proofErr w:type="spellStart"/>
+      <w:r>
+        <w:rPr>
+          <w:rFonts w:ascii="Calibri" w:hAnsi="Calibri" w:cs="Calibri"/>
+          <w:sz w:val="24"/>
+          <w:szCs w:val="24"/>
+        </w:rPr>
+        <w:t>hàng</w:t>
+      </w:r>
+      <w:proofErr w:type="spellEnd"/>
+      <w:r>
+        <w:rPr>
+          <w:rFonts w:ascii="Calibri" w:hAnsi="Calibri" w:cs="Calibri"/>
+          <w:sz w:val="24"/>
+          <w:szCs w:val="24"/>
+        </w:rPr>
+        <w:t xml:space="preserve"> </w:t>
+      </w:r>
+      <w:proofErr w:type="spellStart"/>
+      <w:r>
+        <w:rPr>
+          <w:rFonts w:ascii="Calibri" w:hAnsi="Calibri" w:cs="Calibri"/>
+          <w:sz w:val="24"/>
+          <w:szCs w:val="24"/>
+        </w:rPr>
+        <w:t>ngàn</w:t>
+      </w:r>
+      <w:proofErr w:type="spellEnd"/>
+      <w:r>
+        <w:rPr>
+          <w:rFonts w:ascii="Calibri" w:hAnsi="Calibri" w:cs="Calibri"/>
+          <w:sz w:val="24"/>
+          <w:szCs w:val="24"/>
+        </w:rPr>
+        <w:t xml:space="preserve"> </w:t>
+      </w:r>
+      <w:proofErr w:type="spellStart"/>
+      <w:r>
+        <w:rPr>
+          <w:rFonts w:ascii="Calibri" w:hAnsi="Calibri" w:cs="Calibri"/>
+          <w:sz w:val="24"/>
+          <w:szCs w:val="24"/>
+        </w:rPr>
+        <w:t>người</w:t>
+      </w:r>
+      <w:proofErr w:type="spellEnd"/>
+      <w:r>
+        <w:rPr>
+          <w:rFonts w:ascii="Calibri" w:hAnsi="Calibri" w:cs="Calibri"/>
+          <w:sz w:val="24"/>
+          <w:szCs w:val="24"/>
+        </w:rPr>
+        <w:t xml:space="preserve"> </w:t>
+      </w:r>
+      <w:proofErr w:type="spellStart"/>
+      <w:r>
+        <w:rPr>
+          <w:rFonts w:ascii="Calibri" w:hAnsi="Calibri" w:cs="Calibri"/>
+          <w:sz w:val="24"/>
+          <w:szCs w:val="24"/>
+        </w:rPr>
+        <w:t>dùng</w:t>
+      </w:r>
+      <w:proofErr w:type="spellEnd"/>
+      <w:r>
+        <w:rPr>
+          <w:rFonts w:ascii="Calibri" w:hAnsi="Calibri" w:cs="Calibri"/>
+          <w:sz w:val="24"/>
+          <w:szCs w:val="24"/>
+        </w:rPr>
+        <w:t xml:space="preserve"> </w:t>
+      </w:r>
+      <w:proofErr w:type="spellStart"/>
+      <w:r>
+        <w:rPr>
+          <w:rFonts w:ascii="Calibri" w:hAnsi="Calibri" w:cs="Calibri"/>
+          <w:sz w:val="24"/>
+          <w:szCs w:val="24"/>
+        </w:rPr>
+        <w:t>đồng</w:t>
+      </w:r>
+      <w:proofErr w:type="spellEnd"/>
+      <w:r>
+        <w:rPr>
+          <w:rFonts w:ascii="Calibri" w:hAnsi="Calibri" w:cs="Calibri"/>
+          <w:sz w:val="24"/>
+          <w:szCs w:val="24"/>
+        </w:rPr>
+        <w:t xml:space="preserve"> </w:t>
+      </w:r>
+      <w:proofErr w:type="spellStart"/>
+      <w:r>
+        <w:rPr>
+          <w:rFonts w:ascii="Calibri" w:hAnsi="Calibri" w:cs="Calibri"/>
+          <w:sz w:val="24"/>
+          <w:szCs w:val="24"/>
+        </w:rPr>
+        <w:t>thời</w:t>
+      </w:r>
+      <w:proofErr w:type="spellEnd"/>
+      <w:r>
+        <w:rPr>
+          <w:rFonts w:ascii="Calibri" w:hAnsi="Calibri" w:cs="Calibri"/>
+          <w:sz w:val="24"/>
+          <w:szCs w:val="24"/>
+        </w:rPr>
+        <w:t xml:space="preserve"> </w:t>
+      </w:r>
+      <w:proofErr w:type="spellStart"/>
+      <w:r>
+        <w:rPr>
+          <w:rFonts w:ascii="Calibri" w:hAnsi="Calibri" w:cs="Calibri"/>
+          <w:sz w:val="24"/>
+          <w:szCs w:val="24"/>
+        </w:rPr>
+        <w:t>với</w:t>
+      </w:r>
+      <w:proofErr w:type="spellEnd"/>
+      <w:r>
+        <w:rPr>
+          <w:rFonts w:ascii="Calibri" w:hAnsi="Calibri" w:cs="Calibri"/>
+          <w:sz w:val="24"/>
+          <w:szCs w:val="24"/>
+        </w:rPr>
+        <w:t xml:space="preserve"> </w:t>
+      </w:r>
+      <w:proofErr w:type="spellStart"/>
+      <w:r>
+        <w:rPr>
+          <w:rFonts w:ascii="Calibri" w:hAnsi="Calibri" w:cs="Calibri"/>
+          <w:sz w:val="24"/>
+          <w:szCs w:val="24"/>
+        </w:rPr>
+        <w:t>khả</w:t>
+      </w:r>
+      <w:proofErr w:type="spellEnd"/>
+      <w:r>
+        <w:rPr>
+          <w:rFonts w:ascii="Calibri" w:hAnsi="Calibri" w:cs="Calibri"/>
+          <w:sz w:val="24"/>
+          <w:szCs w:val="24"/>
+        </w:rPr>
+        <w:t xml:space="preserve"> </w:t>
+      </w:r>
+      <w:proofErr w:type="spellStart"/>
+      <w:r>
+        <w:rPr>
+          <w:rFonts w:ascii="Calibri" w:hAnsi="Calibri" w:cs="Calibri"/>
+          <w:sz w:val="24"/>
+          <w:szCs w:val="24"/>
+        </w:rPr>
+        <w:t>năng</w:t>
+      </w:r>
+      <w:proofErr w:type="spellEnd"/>
+      <w:r>
+        <w:rPr>
+          <w:rFonts w:ascii="Calibri" w:hAnsi="Calibri" w:cs="Calibri"/>
+          <w:sz w:val="24"/>
+          <w:szCs w:val="24"/>
+        </w:rPr>
+        <w:t xml:space="preserve"> </w:t>
+      </w:r>
+      <w:proofErr w:type="spellStart"/>
+      <w:r>
+        <w:rPr>
+          <w:rFonts w:ascii="Calibri" w:hAnsi="Calibri" w:cs="Calibri"/>
+          <w:sz w:val="24"/>
+          <w:szCs w:val="24"/>
+        </w:rPr>
+        <w:t>phân</w:t>
+      </w:r>
+      <w:proofErr w:type="spellEnd"/>
+      <w:r>
+        <w:rPr>
+          <w:rFonts w:ascii="Calibri" w:hAnsi="Calibri" w:cs="Calibri"/>
+          <w:sz w:val="24"/>
+          <w:szCs w:val="24"/>
+        </w:rPr>
+        <w:t xml:space="preserve"> </w:t>
+      </w:r>
+      <w:proofErr w:type="spellStart"/>
+      <w:r>
+        <w:rPr>
+          <w:rFonts w:ascii="Calibri" w:hAnsi="Calibri" w:cs="Calibri"/>
+          <w:sz w:val="24"/>
+          <w:szCs w:val="24"/>
+        </w:rPr>
+        <w:t>tích</w:t>
+      </w:r>
+      <w:proofErr w:type="spellEnd"/>
+      <w:r>
+        <w:rPr>
+          <w:rFonts w:ascii="Calibri" w:hAnsi="Calibri" w:cs="Calibri"/>
+          <w:sz w:val="24"/>
+          <w:szCs w:val="24"/>
+        </w:rPr>
+        <w:t xml:space="preserve"> </w:t>
+      </w:r>
+      <w:proofErr w:type="spellStart"/>
+      <w:r>
+        <w:rPr>
+          <w:rFonts w:ascii="Calibri" w:hAnsi="Calibri" w:cs="Calibri"/>
+          <w:sz w:val="24"/>
+          <w:szCs w:val="24"/>
+        </w:rPr>
+        <w:t>dữ</w:t>
+      </w:r>
+      <w:proofErr w:type="spellEnd"/>
+      <w:r>
+        <w:rPr>
+          <w:rFonts w:ascii="Calibri" w:hAnsi="Calibri" w:cs="Calibri"/>
+          <w:sz w:val="24"/>
+          <w:szCs w:val="24"/>
+        </w:rPr>
+        <w:t xml:space="preserve"> </w:t>
+      </w:r>
+      <w:proofErr w:type="spellStart"/>
+      <w:r>
+        <w:rPr>
+          <w:rFonts w:ascii="Calibri" w:hAnsi="Calibri" w:cs="Calibri"/>
+          <w:sz w:val="24"/>
+          <w:szCs w:val="24"/>
+        </w:rPr>
+        <w:t>liệu</w:t>
+      </w:r>
+      <w:proofErr w:type="spellEnd"/>
+      <w:r>
+        <w:rPr>
+          <w:rFonts w:ascii="Calibri" w:hAnsi="Calibri" w:cs="Calibri"/>
+          <w:sz w:val="24"/>
+          <w:szCs w:val="24"/>
+        </w:rPr>
+        <w:t xml:space="preserve"> </w:t>
+      </w:r>
+      <w:proofErr w:type="spellStart"/>
+      <w:r>
+        <w:rPr>
+          <w:rFonts w:ascii="Calibri" w:hAnsi="Calibri" w:cs="Calibri"/>
+          <w:sz w:val="24"/>
+          <w:szCs w:val="24"/>
+        </w:rPr>
+        <w:t>thời</w:t>
+      </w:r>
+      <w:proofErr w:type="spellEnd"/>
+      <w:r>
+        <w:rPr>
+          <w:rFonts w:ascii="Calibri" w:hAnsi="Calibri" w:cs="Calibri"/>
+          <w:sz w:val="24"/>
+          <w:szCs w:val="24"/>
+        </w:rPr>
+        <w:t xml:space="preserve"> </w:t>
+      </w:r>
+      <w:proofErr w:type="spellStart"/>
+      <w:r>
+        <w:rPr>
+          <w:rFonts w:ascii="Calibri" w:hAnsi="Calibri" w:cs="Calibri"/>
+          <w:sz w:val="24"/>
+          <w:szCs w:val="24"/>
+        </w:rPr>
+        <w:t>gian</w:t>
+      </w:r>
+      <w:proofErr w:type="spellEnd"/>
+      <w:r>
+        <w:rPr>
+          <w:rFonts w:ascii="Calibri" w:hAnsi="Calibri" w:cs="Calibri"/>
+          <w:sz w:val="24"/>
+          <w:szCs w:val="24"/>
+        </w:rPr>
+        <w:t xml:space="preserve"> </w:t>
+      </w:r>
+      <w:proofErr w:type="spellStart"/>
+      <w:r>
+        <w:rPr>
+          <w:rFonts w:ascii="Calibri" w:hAnsi="Calibri" w:cs="Calibri"/>
+          <w:sz w:val="24"/>
+          <w:szCs w:val="24"/>
+        </w:rPr>
+        <w:t>thực</w:t>
+      </w:r>
+      <w:proofErr w:type="spellEnd"/>
+      <w:r>
+        <w:rPr>
+          <w:rFonts w:ascii="Calibri" w:hAnsi="Calibri" w:cs="Calibri"/>
+          <w:sz w:val="24"/>
+          <w:szCs w:val="24"/>
+        </w:rPr>
+        <w:t>.</w:t>
       </w:r>
     </w:p>
     <w:p>
@@ -2783,21 +9859,203 @@
         </w:rPr>
         <w:t xml:space="preserve">Microservices: </w:t>
       </w:r>
-      <w:r>
-        <w:rPr>
-          <w:rFonts w:ascii="Calibri" w:hAnsi="Calibri" w:cs="Calibri"/>
-          <w:sz w:val="24"/>
-          <w:szCs w:val="24"/>
-        </w:rPr>
-        <w:t>Phân rã hệ thống thành các dịch vụ độc lập</w:t>
-      </w:r>
-      <w:r>
-        <w:rPr>
-          <w:rFonts w:ascii="Calibri" w:hAnsi="Calibri" w:cs="Calibri"/>
-          <w:sz w:val="24"/>
-          <w:szCs w:val="24"/>
-        </w:rPr>
-        <w:t xml:space="preserve"> với Spring Cloud</w:t>
+      <w:proofErr w:type="spellStart"/>
+      <w:r>
+        <w:rPr>
+          <w:rFonts w:ascii="Calibri" w:hAnsi="Calibri" w:cs="Calibri"/>
+          <w:sz w:val="24"/>
+          <w:szCs w:val="24"/>
+        </w:rPr>
+        <w:t>Phân</w:t>
+      </w:r>
+      <w:proofErr w:type="spellEnd"/>
+      <w:r>
+        <w:rPr>
+          <w:rFonts w:ascii="Calibri" w:hAnsi="Calibri" w:cs="Calibri"/>
+          <w:sz w:val="24"/>
+          <w:szCs w:val="24"/>
+        </w:rPr>
+        <w:t xml:space="preserve"> </w:t>
+      </w:r>
+      <w:proofErr w:type="spellStart"/>
+      <w:r>
+        <w:rPr>
+          <w:rFonts w:ascii="Calibri" w:hAnsi="Calibri" w:cs="Calibri"/>
+          <w:sz w:val="24"/>
+          <w:szCs w:val="24"/>
+        </w:rPr>
+        <w:t>rã</w:t>
+      </w:r>
+      <w:proofErr w:type="spellEnd"/>
+      <w:r>
+        <w:rPr>
+          <w:rFonts w:ascii="Calibri" w:hAnsi="Calibri" w:cs="Calibri"/>
+          <w:sz w:val="24"/>
+          <w:szCs w:val="24"/>
+        </w:rPr>
+        <w:t xml:space="preserve"> </w:t>
+      </w:r>
+      <w:proofErr w:type="spellStart"/>
+      <w:r>
+        <w:rPr>
+          <w:rFonts w:ascii="Calibri" w:hAnsi="Calibri" w:cs="Calibri"/>
+          <w:sz w:val="24"/>
+          <w:szCs w:val="24"/>
+        </w:rPr>
+        <w:t>hệ</w:t>
+      </w:r>
+      <w:proofErr w:type="spellEnd"/>
+      <w:r>
+        <w:rPr>
+          <w:rFonts w:ascii="Calibri" w:hAnsi="Calibri" w:cs="Calibri"/>
+          <w:sz w:val="24"/>
+          <w:szCs w:val="24"/>
+        </w:rPr>
+        <w:t xml:space="preserve"> </w:t>
+      </w:r>
+      <w:proofErr w:type="spellStart"/>
+      <w:r>
+        <w:rPr>
+          <w:rFonts w:ascii="Calibri" w:hAnsi="Calibri" w:cs="Calibri"/>
+          <w:sz w:val="24"/>
+          <w:szCs w:val="24"/>
+        </w:rPr>
+        <w:t>thống</w:t>
+      </w:r>
+      <w:proofErr w:type="spellEnd"/>
+      <w:r>
+        <w:rPr>
+          <w:rFonts w:ascii="Calibri" w:hAnsi="Calibri" w:cs="Calibri"/>
+          <w:sz w:val="24"/>
+          <w:szCs w:val="24"/>
+        </w:rPr>
+        <w:t xml:space="preserve"> </w:t>
+      </w:r>
+      <w:proofErr w:type="spellStart"/>
+      <w:r>
+        <w:rPr>
+          <w:rFonts w:ascii="Calibri" w:hAnsi="Calibri" w:cs="Calibri"/>
+          <w:sz w:val="24"/>
+          <w:szCs w:val="24"/>
+        </w:rPr>
+        <w:t>thành</w:t>
+      </w:r>
+      <w:proofErr w:type="spellEnd"/>
+      <w:r>
+        <w:rPr>
+          <w:rFonts w:ascii="Calibri" w:hAnsi="Calibri" w:cs="Calibri"/>
+          <w:sz w:val="24"/>
+          <w:szCs w:val="24"/>
+        </w:rPr>
+        <w:t xml:space="preserve"> </w:t>
+      </w:r>
+      <w:proofErr w:type="spellStart"/>
+      <w:r>
+        <w:rPr>
+          <w:rFonts w:ascii="Calibri" w:hAnsi="Calibri" w:cs="Calibri"/>
+          <w:sz w:val="24"/>
+          <w:szCs w:val="24"/>
+        </w:rPr>
+        <w:t>các</w:t>
+      </w:r>
+      <w:proofErr w:type="spellEnd"/>
+      <w:r>
+        <w:rPr>
+          <w:rFonts w:ascii="Calibri" w:hAnsi="Calibri" w:cs="Calibri"/>
+          <w:sz w:val="24"/>
+          <w:szCs w:val="24"/>
+        </w:rPr>
+        <w:t xml:space="preserve"> </w:t>
+      </w:r>
+      <w:proofErr w:type="spellStart"/>
+      <w:r>
+        <w:rPr>
+          <w:rFonts w:ascii="Calibri" w:hAnsi="Calibri" w:cs="Calibri"/>
+          <w:sz w:val="24"/>
+          <w:szCs w:val="24"/>
+        </w:rPr>
+        <w:t>dịch</w:t>
+      </w:r>
+      <w:proofErr w:type="spellEnd"/>
+      <w:r>
+        <w:rPr>
+          <w:rFonts w:ascii="Calibri" w:hAnsi="Calibri" w:cs="Calibri"/>
+          <w:sz w:val="24"/>
+          <w:szCs w:val="24"/>
+        </w:rPr>
+        <w:t xml:space="preserve"> </w:t>
+      </w:r>
+      <w:proofErr w:type="spellStart"/>
+      <w:r>
+        <w:rPr>
+          <w:rFonts w:ascii="Calibri" w:hAnsi="Calibri" w:cs="Calibri"/>
+          <w:sz w:val="24"/>
+          <w:szCs w:val="24"/>
+        </w:rPr>
+        <w:t>vụ</w:t>
+      </w:r>
+      <w:proofErr w:type="spellEnd"/>
+      <w:r>
+        <w:rPr>
+          <w:rFonts w:ascii="Calibri" w:hAnsi="Calibri" w:cs="Calibri"/>
+          <w:sz w:val="24"/>
+          <w:szCs w:val="24"/>
+        </w:rPr>
+        <w:t xml:space="preserve"> </w:t>
+      </w:r>
+      <w:proofErr w:type="spellStart"/>
+      <w:r>
+        <w:rPr>
+          <w:rFonts w:ascii="Calibri" w:hAnsi="Calibri" w:cs="Calibri"/>
+          <w:sz w:val="24"/>
+          <w:szCs w:val="24"/>
+        </w:rPr>
+        <w:t>độc</w:t>
+      </w:r>
+      <w:proofErr w:type="spellEnd"/>
+      <w:r>
+        <w:rPr>
+          <w:rFonts w:ascii="Calibri" w:hAnsi="Calibri" w:cs="Calibri"/>
+          <w:sz w:val="24"/>
+          <w:szCs w:val="24"/>
+        </w:rPr>
+        <w:t xml:space="preserve"> </w:t>
+      </w:r>
+      <w:proofErr w:type="spellStart"/>
+      <w:r>
+        <w:rPr>
+          <w:rFonts w:ascii="Calibri" w:hAnsi="Calibri" w:cs="Calibri"/>
+          <w:sz w:val="24"/>
+          <w:szCs w:val="24"/>
+        </w:rPr>
+        <w:t>lập</w:t>
+      </w:r>
+      <w:proofErr w:type="spellEnd"/>
+      <w:r>
+        <w:rPr>
+          <w:rFonts w:ascii="Calibri" w:hAnsi="Calibri" w:cs="Calibri"/>
+          <w:sz w:val="24"/>
+          <w:szCs w:val="24"/>
+        </w:rPr>
+        <w:t xml:space="preserve"> </w:t>
+      </w:r>
+      <w:proofErr w:type="spellStart"/>
+      <w:r>
+        <w:rPr>
+          <w:rFonts w:ascii="Calibri" w:hAnsi="Calibri" w:cs="Calibri"/>
+          <w:sz w:val="24"/>
+          <w:szCs w:val="24"/>
+        </w:rPr>
+        <w:t>với</w:t>
+      </w:r>
+      <w:proofErr w:type="spellEnd"/>
+      <w:r>
+        <w:rPr>
+          <w:rFonts w:ascii="Calibri" w:hAnsi="Calibri" w:cs="Calibri"/>
+          <w:sz w:val="24"/>
+          <w:szCs w:val="24"/>
+        </w:rPr>
+        <w:t xml:space="preserve"> Spring Cloud</w:t>
       </w:r>
     </w:p>
     <w:p>
@@ -2822,16 +10080,292 @@
           <w:sz w:val="24"/>
           <w:szCs w:val="24"/>
         </w:rPr>
-        <w:t xml:space="preserve">Event-Driven với Kafka: </w:t>
-      </w:r>
-      <w:r>
-        <w:rPr>
-          <w:rFonts w:ascii="Calibri" w:hAnsi="Calibri" w:cs="Calibri"/>
-          <w:sz w:val="24"/>
-          <w:szCs w:val="24"/>
-        </w:rPr>
-        <w:t>Sử dụng Apache Kafka để bắn các sự kiện "Phiên làm việc hoàn tất" bất đồng bộ</w:t>
-      </w:r>
+        <w:t xml:space="preserve">Event-Driven </w:t>
+      </w:r>
+      <w:proofErr w:type="spellStart"/>
+      <w:r>
+        <w:rPr>
+          <w:rFonts w:ascii="Calibri" w:hAnsi="Calibri" w:cs="Calibri"/>
+          <w:b/>
+          <w:bCs/>
+          <w:sz w:val="24"/>
+          <w:szCs w:val="24"/>
+        </w:rPr>
+        <w:t>với</w:t>
+      </w:r>
+      <w:proofErr w:type="spellEnd"/>
+      <w:r>
+        <w:rPr>
+          <w:rFonts w:ascii="Calibri" w:hAnsi="Calibri" w:cs="Calibri"/>
+          <w:b/>
+          <w:bCs/>
+          <w:sz w:val="24"/>
+          <w:szCs w:val="24"/>
+        </w:rPr>
+        <w:t xml:space="preserve"> Kafka: </w:t>
+      </w:r>
+      <w:proofErr w:type="spellStart"/>
+      <w:r>
+        <w:rPr>
+          <w:rFonts w:ascii="Calibri" w:hAnsi="Calibri" w:cs="Calibri"/>
+          <w:sz w:val="24"/>
+          <w:szCs w:val="24"/>
+        </w:rPr>
+        <w:t>Sử</w:t>
+      </w:r>
+      <w:proofErr w:type="spellEnd"/>
+      <w:r>
+        <w:rPr>
+          <w:rFonts w:ascii="Calibri" w:hAnsi="Calibri" w:cs="Calibri"/>
+          <w:sz w:val="24"/>
+          <w:szCs w:val="24"/>
+        </w:rPr>
+        <w:t xml:space="preserve"> </w:t>
+      </w:r>
+      <w:proofErr w:type="spellStart"/>
+      <w:r>
+        <w:rPr>
+          <w:rFonts w:ascii="Calibri" w:hAnsi="Calibri" w:cs="Calibri"/>
+          <w:sz w:val="24"/>
+          <w:szCs w:val="24"/>
+        </w:rPr>
+        <w:t>dụng</w:t>
+      </w:r>
+      <w:proofErr w:type="spellEnd"/>
+      <w:r>
+        <w:rPr>
+          <w:rFonts w:ascii="Calibri" w:hAnsi="Calibri" w:cs="Calibri"/>
+          <w:sz w:val="24"/>
+          <w:szCs w:val="24"/>
+        </w:rPr>
+        <w:t xml:space="preserve"> Apache Kafka </w:t>
+      </w:r>
+      <w:proofErr w:type="spellStart"/>
+      <w:r>
+        <w:rPr>
+          <w:rFonts w:ascii="Calibri" w:hAnsi="Calibri" w:cs="Calibri"/>
+          <w:sz w:val="24"/>
+          <w:szCs w:val="24"/>
+        </w:rPr>
+        <w:t>để</w:t>
+      </w:r>
+      <w:proofErr w:type="spellEnd"/>
+      <w:r>
+        <w:rPr>
+          <w:rFonts w:ascii="Calibri" w:hAnsi="Calibri" w:cs="Calibri"/>
+          <w:sz w:val="24"/>
+          <w:szCs w:val="24"/>
+        </w:rPr>
+        <w:t xml:space="preserve"> </w:t>
+      </w:r>
+      <w:proofErr w:type="spellStart"/>
+      <w:r>
+        <w:rPr>
+          <w:rFonts w:ascii="Calibri" w:hAnsi="Calibri" w:cs="Calibri"/>
+          <w:sz w:val="24"/>
+          <w:szCs w:val="24"/>
+        </w:rPr>
+        <w:t>bắn</w:t>
+      </w:r>
+      <w:proofErr w:type="spellEnd"/>
+      <w:r>
+        <w:rPr>
+          <w:rFonts w:ascii="Calibri" w:hAnsi="Calibri" w:cs="Calibri"/>
+          <w:sz w:val="24"/>
+          <w:szCs w:val="24"/>
+        </w:rPr>
+        <w:t xml:space="preserve"> </w:t>
+      </w:r>
+      <w:proofErr w:type="spellStart"/>
+      <w:r>
+        <w:rPr>
+          <w:rFonts w:ascii="Calibri" w:hAnsi="Calibri" w:cs="Calibri"/>
+          <w:sz w:val="24"/>
+          <w:szCs w:val="24"/>
+        </w:rPr>
+        <w:t>các</w:t>
+      </w:r>
+      <w:proofErr w:type="spellEnd"/>
+      <w:r>
+        <w:rPr>
+          <w:rFonts w:ascii="Calibri" w:hAnsi="Calibri" w:cs="Calibri"/>
+          <w:sz w:val="24"/>
+          <w:szCs w:val="24"/>
+        </w:rPr>
+        <w:t xml:space="preserve"> </w:t>
+      </w:r>
+      <w:proofErr w:type="spellStart"/>
+      <w:r>
+        <w:rPr>
+          <w:rFonts w:ascii="Calibri" w:hAnsi="Calibri" w:cs="Calibri"/>
+          <w:sz w:val="24"/>
+          <w:szCs w:val="24"/>
+        </w:rPr>
+        <w:t>sự</w:t>
+      </w:r>
+      <w:proofErr w:type="spellEnd"/>
+      <w:r>
+        <w:rPr>
+          <w:rFonts w:ascii="Calibri" w:hAnsi="Calibri" w:cs="Calibri"/>
+          <w:sz w:val="24"/>
+          <w:szCs w:val="24"/>
+        </w:rPr>
+        <w:t xml:space="preserve"> </w:t>
+      </w:r>
+      <w:proofErr w:type="spellStart"/>
+      <w:r>
+        <w:rPr>
+          <w:rFonts w:ascii="Calibri" w:hAnsi="Calibri" w:cs="Calibri"/>
+          <w:sz w:val="24"/>
+          <w:szCs w:val="24"/>
+        </w:rPr>
+        <w:t>kiện</w:t>
+      </w:r>
+      <w:proofErr w:type="spellEnd"/>
+      <w:r>
+        <w:rPr>
+          <w:rFonts w:ascii="Calibri" w:hAnsi="Calibri" w:cs="Calibri"/>
+          <w:sz w:val="24"/>
+          <w:szCs w:val="24"/>
+        </w:rPr>
+        <w:t xml:space="preserve"> "</w:t>
+      </w:r>
+      <w:proofErr w:type="spellStart"/>
+      <w:r>
+        <w:rPr>
+          <w:rFonts w:ascii="Calibri" w:hAnsi="Calibri" w:cs="Calibri"/>
+          <w:sz w:val="24"/>
+          <w:szCs w:val="24"/>
+        </w:rPr>
+        <w:t>Phiên</w:t>
+      </w:r>
+      <w:proofErr w:type="spellEnd"/>
+      <w:r>
+        <w:rPr>
+          <w:rFonts w:ascii="Calibri" w:hAnsi="Calibri" w:cs="Calibri"/>
+          <w:sz w:val="24"/>
+          <w:szCs w:val="24"/>
+        </w:rPr>
+        <w:t xml:space="preserve"> </w:t>
+      </w:r>
+      <w:proofErr w:type="spellStart"/>
+      <w:r>
+        <w:rPr>
+          <w:rFonts w:ascii="Calibri" w:hAnsi="Calibri" w:cs="Calibri"/>
+          <w:sz w:val="24"/>
+          <w:szCs w:val="24"/>
+        </w:rPr>
+        <w:t>làm</w:t>
+      </w:r>
+      <w:proofErr w:type="spellEnd"/>
+      <w:r>
+        <w:rPr>
+          <w:rFonts w:ascii="Calibri" w:hAnsi="Calibri" w:cs="Calibri"/>
+          <w:sz w:val="24"/>
+          <w:szCs w:val="24"/>
+        </w:rPr>
+        <w:t xml:space="preserve"> </w:t>
+      </w:r>
+      <w:proofErr w:type="spellStart"/>
+      <w:r>
+        <w:rPr>
+          <w:rFonts w:ascii="Calibri" w:hAnsi="Calibri" w:cs="Calibri"/>
+          <w:sz w:val="24"/>
+          <w:szCs w:val="24"/>
+        </w:rPr>
+        <w:t>việc</w:t>
+      </w:r>
+      <w:proofErr w:type="spellEnd"/>
+      <w:r>
+        <w:rPr>
+          <w:rFonts w:ascii="Calibri" w:hAnsi="Calibri" w:cs="Calibri"/>
+          <w:sz w:val="24"/>
+          <w:szCs w:val="24"/>
+        </w:rPr>
+        <w:t xml:space="preserve"> </w:t>
+      </w:r>
+      <w:proofErr w:type="spellStart"/>
+      <w:r>
+        <w:rPr>
+          <w:rFonts w:ascii="Calibri" w:hAnsi="Calibri" w:cs="Calibri"/>
+          <w:sz w:val="24"/>
+          <w:szCs w:val="24"/>
+        </w:rPr>
+        <w:t>hoàn</w:t>
+      </w:r>
+      <w:proofErr w:type="spellEnd"/>
+      <w:r>
+        <w:rPr>
+          <w:rFonts w:ascii="Calibri" w:hAnsi="Calibri" w:cs="Calibri"/>
+          <w:sz w:val="24"/>
+          <w:szCs w:val="24"/>
+        </w:rPr>
+        <w:t xml:space="preserve"> </w:t>
+      </w:r>
+      <w:proofErr w:type="spellStart"/>
+      <w:r>
+        <w:rPr>
+          <w:rFonts w:ascii="Calibri" w:hAnsi="Calibri" w:cs="Calibri"/>
+          <w:sz w:val="24"/>
+          <w:szCs w:val="24"/>
+        </w:rPr>
+        <w:t>tất</w:t>
+      </w:r>
+      <w:proofErr w:type="spellEnd"/>
+      <w:r>
+        <w:rPr>
+          <w:rFonts w:ascii="Calibri" w:hAnsi="Calibri" w:cs="Calibri"/>
+          <w:sz w:val="24"/>
+          <w:szCs w:val="24"/>
+        </w:rPr>
+        <w:t xml:space="preserve">" </w:t>
+      </w:r>
+      <w:proofErr w:type="spellStart"/>
+      <w:r>
+        <w:rPr>
+          <w:rFonts w:ascii="Calibri" w:hAnsi="Calibri" w:cs="Calibri"/>
+          <w:sz w:val="24"/>
+          <w:szCs w:val="24"/>
+        </w:rPr>
+        <w:t>bất</w:t>
+      </w:r>
+      <w:proofErr w:type="spellEnd"/>
+      <w:r>
+        <w:rPr>
+          <w:rFonts w:ascii="Calibri" w:hAnsi="Calibri" w:cs="Calibri"/>
+          <w:sz w:val="24"/>
+          <w:szCs w:val="24"/>
+        </w:rPr>
+        <w:t xml:space="preserve"> </w:t>
+      </w:r>
+      <w:proofErr w:type="spellStart"/>
+      <w:r>
+        <w:rPr>
+          <w:rFonts w:ascii="Calibri" w:hAnsi="Calibri" w:cs="Calibri"/>
+          <w:sz w:val="24"/>
+          <w:szCs w:val="24"/>
+        </w:rPr>
+        <w:t>đồng</w:t>
+      </w:r>
+      <w:proofErr w:type="spellEnd"/>
+      <w:r>
+        <w:rPr>
+          <w:rFonts w:ascii="Calibri" w:hAnsi="Calibri" w:cs="Calibri"/>
+          <w:sz w:val="24"/>
+          <w:szCs w:val="24"/>
+        </w:rPr>
+        <w:t xml:space="preserve"> </w:t>
+      </w:r>
+      <w:proofErr w:type="spellStart"/>
+      <w:r>
+        <w:rPr>
+          <w:rFonts w:ascii="Calibri" w:hAnsi="Calibri" w:cs="Calibri"/>
+          <w:sz w:val="24"/>
+          <w:szCs w:val="24"/>
+        </w:rPr>
+        <w:t>bộ</w:t>
+      </w:r>
+      <w:proofErr w:type="spellEnd"/>
     </w:p>
     <w:p>
       <w:pPr>
@@ -2847,6 +10381,7 @@
           <w:szCs w:val="24"/>
         </w:rPr>
       </w:pPr>
+      <w:proofErr w:type="spellStart"/>
       <w:r>
         <w:rPr>
           <w:rFonts w:ascii="Calibri" w:hAnsi="Calibri" w:cs="Calibri"/>
@@ -2855,15 +10390,430 @@
           <w:sz w:val="24"/>
           <w:szCs w:val="24"/>
         </w:rPr>
-        <w:t xml:space="preserve">Tối ưu hóa dữ liệu: </w:t>
-      </w:r>
-      <w:r>
-        <w:rPr>
-          <w:rFonts w:ascii="Calibri" w:hAnsi="Calibri" w:cs="Calibri"/>
-          <w:sz w:val="24"/>
-          <w:szCs w:val="24"/>
-        </w:rPr>
-        <w:t>Sử dụng MyBatis để tối ưu các truy vấn báo cáo phức tạp và Redis làm bộ nhớ đệm (Cache)</w:t>
+        <w:t>Tối</w:t>
+      </w:r>
+      <w:proofErr w:type="spellEnd"/>
+      <w:r>
+        <w:rPr>
+          <w:rFonts w:ascii="Calibri" w:hAnsi="Calibri" w:cs="Calibri"/>
+          <w:b/>
+          <w:bCs/>
+          <w:sz w:val="24"/>
+          <w:szCs w:val="24"/>
+        </w:rPr>
+        <w:t xml:space="preserve"> </w:t>
+      </w:r>
+      <w:proofErr w:type="spellStart"/>
+      <w:r>
+        <w:rPr>
+          <w:rFonts w:ascii="Calibri" w:hAnsi="Calibri" w:cs="Calibri"/>
+          <w:b/>
+          <w:bCs/>
+          <w:sz w:val="24"/>
+          <w:szCs w:val="24"/>
+        </w:rPr>
+        <w:t>ưu</w:t>
+      </w:r>
+      <w:proofErr w:type="spellEnd"/>
+      <w:r>
+        <w:rPr>
+          <w:rFonts w:ascii="Calibri" w:hAnsi="Calibri" w:cs="Calibri"/>
+          <w:b/>
+          <w:bCs/>
+          <w:sz w:val="24"/>
+          <w:szCs w:val="24"/>
+        </w:rPr>
+        <w:t xml:space="preserve"> </w:t>
+      </w:r>
+      <w:proofErr w:type="spellStart"/>
+      <w:r>
+        <w:rPr>
+          <w:rFonts w:ascii="Calibri" w:hAnsi="Calibri" w:cs="Calibri"/>
+          <w:b/>
+          <w:bCs/>
+          <w:sz w:val="24"/>
+          <w:szCs w:val="24"/>
+        </w:rPr>
+        <w:t>hóa</w:t>
+      </w:r>
+      <w:proofErr w:type="spellEnd"/>
+      <w:r>
+        <w:rPr>
+          <w:rFonts w:ascii="Calibri" w:hAnsi="Calibri" w:cs="Calibri"/>
+          <w:b/>
+          <w:bCs/>
+          <w:sz w:val="24"/>
+          <w:szCs w:val="24"/>
+        </w:rPr>
+        <w:t xml:space="preserve"> </w:t>
+      </w:r>
+      <w:proofErr w:type="spellStart"/>
+      <w:r>
+        <w:rPr>
+          <w:rFonts w:ascii="Calibri" w:hAnsi="Calibri" w:cs="Calibri"/>
+          <w:b/>
+          <w:bCs/>
+          <w:sz w:val="24"/>
+          <w:szCs w:val="24"/>
+        </w:rPr>
+        <w:t>dữ</w:t>
+      </w:r>
+      <w:proofErr w:type="spellEnd"/>
+      <w:r>
+        <w:rPr>
+          <w:rFonts w:ascii="Calibri" w:hAnsi="Calibri" w:cs="Calibri"/>
+          <w:b/>
+          <w:bCs/>
+          <w:sz w:val="24"/>
+          <w:szCs w:val="24"/>
+        </w:rPr>
+        <w:t xml:space="preserve"> </w:t>
+      </w:r>
+      <w:proofErr w:type="spellStart"/>
+      <w:r>
+        <w:rPr>
+          <w:rFonts w:ascii="Calibri" w:hAnsi="Calibri" w:cs="Calibri"/>
+          <w:b/>
+          <w:bCs/>
+          <w:sz w:val="24"/>
+          <w:szCs w:val="24"/>
+        </w:rPr>
+        <w:t>liệu</w:t>
+      </w:r>
+      <w:proofErr w:type="spellEnd"/>
+      <w:r>
+        <w:rPr>
+          <w:rFonts w:ascii="Calibri" w:hAnsi="Calibri" w:cs="Calibri"/>
+          <w:b/>
+          <w:bCs/>
+          <w:sz w:val="24"/>
+          <w:szCs w:val="24"/>
+        </w:rPr>
+        <w:t xml:space="preserve">: </w:t>
+      </w:r>
+      <w:proofErr w:type="spellStart"/>
+      <w:r>
+        <w:rPr>
+          <w:rFonts w:ascii="Calibri" w:hAnsi="Calibri" w:cs="Calibri"/>
+          <w:sz w:val="24"/>
+          <w:szCs w:val="24"/>
+        </w:rPr>
+        <w:t>Sử</w:t>
+      </w:r>
+      <w:proofErr w:type="spellEnd"/>
+      <w:r>
+        <w:rPr>
+          <w:rFonts w:ascii="Calibri" w:hAnsi="Calibri" w:cs="Calibri"/>
+          <w:sz w:val="24"/>
+          <w:szCs w:val="24"/>
+        </w:rPr>
+        <w:t xml:space="preserve"> </w:t>
+      </w:r>
+      <w:proofErr w:type="spellStart"/>
+      <w:r>
+        <w:rPr>
+          <w:rFonts w:ascii="Calibri" w:hAnsi="Calibri" w:cs="Calibri"/>
+          <w:sz w:val="24"/>
+          <w:szCs w:val="24"/>
+        </w:rPr>
+        <w:t>dụng</w:t>
+      </w:r>
+      <w:proofErr w:type="spellEnd"/>
+      <w:r>
+        <w:rPr>
+          <w:rFonts w:ascii="Calibri" w:hAnsi="Calibri" w:cs="Calibri"/>
+          <w:sz w:val="24"/>
+          <w:szCs w:val="24"/>
+        </w:rPr>
+        <w:t xml:space="preserve"> </w:t>
+      </w:r>
+      <w:proofErr w:type="spellStart"/>
+      <w:r>
+        <w:rPr>
+          <w:rFonts w:ascii="Calibri" w:hAnsi="Calibri" w:cs="Calibri"/>
+          <w:sz w:val="24"/>
+          <w:szCs w:val="24"/>
+        </w:rPr>
+        <w:t>MyBatis</w:t>
+      </w:r>
+      <w:proofErr w:type="spellEnd"/>
+      <w:r>
+        <w:rPr>
+          <w:rFonts w:ascii="Calibri" w:hAnsi="Calibri" w:cs="Calibri"/>
+          <w:sz w:val="24"/>
+          <w:szCs w:val="24"/>
+        </w:rPr>
+        <w:t xml:space="preserve"> </w:t>
+      </w:r>
+      <w:proofErr w:type="spellStart"/>
+      <w:r>
+        <w:rPr>
+          <w:rFonts w:ascii="Calibri" w:hAnsi="Calibri" w:cs="Calibri"/>
+          <w:sz w:val="24"/>
+          <w:szCs w:val="24"/>
+        </w:rPr>
+        <w:t>để</w:t>
+      </w:r>
+      <w:proofErr w:type="spellEnd"/>
+      <w:r>
+        <w:rPr>
+          <w:rFonts w:ascii="Calibri" w:hAnsi="Calibri" w:cs="Calibri"/>
+          <w:sz w:val="24"/>
+          <w:szCs w:val="24"/>
+        </w:rPr>
+        <w:t xml:space="preserve"> </w:t>
+      </w:r>
+      <w:proofErr w:type="spellStart"/>
+      <w:r>
+        <w:rPr>
+          <w:rFonts w:ascii="Calibri" w:hAnsi="Calibri" w:cs="Calibri"/>
+          <w:sz w:val="24"/>
+          <w:szCs w:val="24"/>
+        </w:rPr>
+        <w:t>tối</w:t>
+      </w:r>
+      <w:proofErr w:type="spellEnd"/>
+      <w:r>
+        <w:rPr>
+          <w:rFonts w:ascii="Calibri" w:hAnsi="Calibri" w:cs="Calibri"/>
+          <w:sz w:val="24"/>
+          <w:szCs w:val="24"/>
+        </w:rPr>
+        <w:t xml:space="preserve"> </w:t>
+      </w:r>
+      <w:proofErr w:type="spellStart"/>
+      <w:r>
+        <w:rPr>
+          <w:rFonts w:ascii="Calibri" w:hAnsi="Calibri" w:cs="Calibri"/>
+          <w:sz w:val="24"/>
+          <w:szCs w:val="24"/>
+        </w:rPr>
+        <w:t>ưu</w:t>
+      </w:r>
+      <w:proofErr w:type="spellEnd"/>
+      <w:r>
+        <w:rPr>
+          <w:rFonts w:ascii="Calibri" w:hAnsi="Calibri" w:cs="Calibri"/>
+          <w:sz w:val="24"/>
+          <w:szCs w:val="24"/>
+        </w:rPr>
+        <w:t xml:space="preserve"> </w:t>
+      </w:r>
+      <w:proofErr w:type="spellStart"/>
+      <w:r>
+        <w:rPr>
+          <w:rFonts w:ascii="Calibri" w:hAnsi="Calibri" w:cs="Calibri"/>
+          <w:sz w:val="24"/>
+          <w:szCs w:val="24"/>
+        </w:rPr>
+        <w:t>các</w:t>
+      </w:r>
+      <w:proofErr w:type="spellEnd"/>
+      <w:r>
+        <w:rPr>
+          <w:rFonts w:ascii="Calibri" w:hAnsi="Calibri" w:cs="Calibri"/>
+          <w:sz w:val="24"/>
+          <w:szCs w:val="24"/>
+        </w:rPr>
+        <w:t xml:space="preserve"> </w:t>
+      </w:r>
+      <w:proofErr w:type="spellStart"/>
+      <w:r>
+        <w:rPr>
+          <w:rFonts w:ascii="Calibri" w:hAnsi="Calibri" w:cs="Calibri"/>
+          <w:sz w:val="24"/>
+          <w:szCs w:val="24"/>
+        </w:rPr>
+        <w:t>truy</w:t>
+      </w:r>
+      <w:proofErr w:type="spellEnd"/>
+      <w:r>
+        <w:rPr>
+          <w:rFonts w:ascii="Calibri" w:hAnsi="Calibri" w:cs="Calibri"/>
+          <w:sz w:val="24"/>
+          <w:szCs w:val="24"/>
+        </w:rPr>
+        <w:t xml:space="preserve"> </w:t>
+      </w:r>
+      <w:proofErr w:type="spellStart"/>
+      <w:r>
+        <w:rPr>
+          <w:rFonts w:ascii="Calibri" w:hAnsi="Calibri" w:cs="Calibri"/>
+          <w:sz w:val="24"/>
+          <w:szCs w:val="24"/>
+        </w:rPr>
+        <w:t>vấn</w:t>
+      </w:r>
+      <w:proofErr w:type="spellEnd"/>
+      <w:r>
+        <w:rPr>
+          <w:rFonts w:ascii="Calibri" w:hAnsi="Calibri" w:cs="Calibri"/>
+          <w:sz w:val="24"/>
+          <w:szCs w:val="24"/>
+        </w:rPr>
+        <w:t xml:space="preserve"> </w:t>
+      </w:r>
+      <w:proofErr w:type="spellStart"/>
+      <w:r>
+        <w:rPr>
+          <w:rFonts w:ascii="Calibri" w:hAnsi="Calibri" w:cs="Calibri"/>
+          <w:sz w:val="24"/>
+          <w:szCs w:val="24"/>
+        </w:rPr>
+        <w:t>báo</w:t>
+      </w:r>
+      <w:proofErr w:type="spellEnd"/>
+      <w:r>
+        <w:rPr>
+          <w:rFonts w:ascii="Calibri" w:hAnsi="Calibri" w:cs="Calibri"/>
+          <w:sz w:val="24"/>
+          <w:szCs w:val="24"/>
+        </w:rPr>
+        <w:t xml:space="preserve"> </w:t>
+      </w:r>
+      <w:proofErr w:type="spellStart"/>
+      <w:r>
+        <w:rPr>
+          <w:rFonts w:ascii="Calibri" w:hAnsi="Calibri" w:cs="Calibri"/>
+          <w:sz w:val="24"/>
+          <w:szCs w:val="24"/>
+        </w:rPr>
+        <w:t>cáo</w:t>
+      </w:r>
+      <w:proofErr w:type="spellEnd"/>
+      <w:r>
+        <w:rPr>
+          <w:rFonts w:ascii="Calibri" w:hAnsi="Calibri" w:cs="Calibri"/>
+          <w:sz w:val="24"/>
+          <w:szCs w:val="24"/>
+        </w:rPr>
+        <w:t xml:space="preserve"> </w:t>
+      </w:r>
+      <w:proofErr w:type="spellStart"/>
+      <w:r>
+        <w:rPr>
+          <w:rFonts w:ascii="Calibri" w:hAnsi="Calibri" w:cs="Calibri"/>
+          <w:sz w:val="24"/>
+          <w:szCs w:val="24"/>
+        </w:rPr>
+        <w:t>phức</w:t>
+      </w:r>
+      <w:proofErr w:type="spellEnd"/>
+      <w:r>
+        <w:rPr>
+          <w:rFonts w:ascii="Calibri" w:hAnsi="Calibri" w:cs="Calibri"/>
+          <w:sz w:val="24"/>
+          <w:szCs w:val="24"/>
+        </w:rPr>
+        <w:t xml:space="preserve"> </w:t>
+      </w:r>
+      <w:proofErr w:type="spellStart"/>
+      <w:r>
+        <w:rPr>
+          <w:rFonts w:ascii="Calibri" w:hAnsi="Calibri" w:cs="Calibri"/>
+          <w:sz w:val="24"/>
+          <w:szCs w:val="24"/>
+        </w:rPr>
+        <w:t>tạp</w:t>
+      </w:r>
+      <w:proofErr w:type="spellEnd"/>
+      <w:r>
+        <w:rPr>
+          <w:rFonts w:ascii="Calibri" w:hAnsi="Calibri" w:cs="Calibri"/>
+          <w:sz w:val="24"/>
+          <w:szCs w:val="24"/>
+        </w:rPr>
+        <w:t xml:space="preserve"> </w:t>
+      </w:r>
+      <w:proofErr w:type="spellStart"/>
+      <w:r>
+        <w:rPr>
+          <w:rFonts w:ascii="Calibri" w:hAnsi="Calibri" w:cs="Calibri"/>
+          <w:sz w:val="24"/>
+          <w:szCs w:val="24"/>
+        </w:rPr>
+        <w:t>và</w:t>
+      </w:r>
+      <w:proofErr w:type="spellEnd"/>
+      <w:r>
+        <w:rPr>
+          <w:rFonts w:ascii="Calibri" w:hAnsi="Calibri" w:cs="Calibri"/>
+          <w:sz w:val="24"/>
+          <w:szCs w:val="24"/>
+        </w:rPr>
+        <w:t xml:space="preserve"> Redis </w:t>
+      </w:r>
+      <w:proofErr w:type="spellStart"/>
+      <w:r>
+        <w:rPr>
+          <w:rFonts w:ascii="Calibri" w:hAnsi="Calibri" w:cs="Calibri"/>
+          <w:sz w:val="24"/>
+          <w:szCs w:val="24"/>
+        </w:rPr>
+        <w:t>làm</w:t>
+      </w:r>
+      <w:proofErr w:type="spellEnd"/>
+      <w:r>
+        <w:rPr>
+          <w:rFonts w:ascii="Calibri" w:hAnsi="Calibri" w:cs="Calibri"/>
+          <w:sz w:val="24"/>
+          <w:szCs w:val="24"/>
+        </w:rPr>
+        <w:t xml:space="preserve"> </w:t>
+      </w:r>
+      <w:proofErr w:type="spellStart"/>
+      <w:r>
+        <w:rPr>
+          <w:rFonts w:ascii="Calibri" w:hAnsi="Calibri" w:cs="Calibri"/>
+          <w:sz w:val="24"/>
+          <w:szCs w:val="24"/>
+        </w:rPr>
+        <w:t>bộ</w:t>
+      </w:r>
+      <w:proofErr w:type="spellEnd"/>
+      <w:r>
+        <w:rPr>
+          <w:rFonts w:ascii="Calibri" w:hAnsi="Calibri" w:cs="Calibri"/>
+          <w:sz w:val="24"/>
+          <w:szCs w:val="24"/>
+        </w:rPr>
+        <w:t xml:space="preserve"> </w:t>
+      </w:r>
+      <w:proofErr w:type="spellStart"/>
+      <w:r>
+        <w:rPr>
+          <w:rFonts w:ascii="Calibri" w:hAnsi="Calibri" w:cs="Calibri"/>
+          <w:sz w:val="24"/>
+          <w:szCs w:val="24"/>
+        </w:rPr>
+        <w:t>nhớ</w:t>
+      </w:r>
+      <w:proofErr w:type="spellEnd"/>
+      <w:r>
+        <w:rPr>
+          <w:rFonts w:ascii="Calibri" w:hAnsi="Calibri" w:cs="Calibri"/>
+          <w:sz w:val="24"/>
+          <w:szCs w:val="24"/>
+        </w:rPr>
+        <w:t xml:space="preserve"> </w:t>
+      </w:r>
+      <w:proofErr w:type="spellStart"/>
+      <w:r>
+        <w:rPr>
+          <w:rFonts w:ascii="Calibri" w:hAnsi="Calibri" w:cs="Calibri"/>
+          <w:sz w:val="24"/>
+          <w:szCs w:val="24"/>
+        </w:rPr>
+        <w:t>đệm</w:t>
+      </w:r>
+      <w:proofErr w:type="spellEnd"/>
+      <w:r>
+        <w:rPr>
+          <w:rFonts w:ascii="Calibri" w:hAnsi="Calibri" w:cs="Calibri"/>
+          <w:sz w:val="24"/>
+          <w:szCs w:val="24"/>
+        </w:rPr>
+        <w:t xml:space="preserve"> (Cache)</w:t>
       </w:r>
     </w:p>
     <w:p>
@@ -2880,6 +10830,7 @@
           <w:szCs w:val="24"/>
         </w:rPr>
       </w:pPr>
+      <w:proofErr w:type="spellStart"/>
       <w:r>
         <w:rPr>
           <w:rFonts w:ascii="Calibri" w:hAnsi="Calibri" w:cs="Calibri"/>
@@ -2888,8 +10839,31 @@
           <w:sz w:val="24"/>
           <w:szCs w:val="24"/>
         </w:rPr>
-        <w:t>Triển khai</w:t>
-      </w:r>
+        <w:t>Triển</w:t>
+      </w:r>
+      <w:proofErr w:type="spellEnd"/>
+      <w:r>
+        <w:rPr>
+          <w:rFonts w:ascii="Calibri" w:hAnsi="Calibri" w:cs="Calibri"/>
+          <w:b/>
+          <w:bCs/>
+          <w:sz w:val="24"/>
+          <w:szCs w:val="24"/>
+        </w:rPr>
+        <w:t xml:space="preserve"> </w:t>
+      </w:r>
+      <w:proofErr w:type="spellStart"/>
+      <w:r>
+        <w:rPr>
+          <w:rFonts w:ascii="Calibri" w:hAnsi="Calibri" w:cs="Calibri"/>
+          <w:b/>
+          <w:bCs/>
+          <w:sz w:val="24"/>
+          <w:szCs w:val="24"/>
+        </w:rPr>
+        <w:t>khai</w:t>
+      </w:r>
+      <w:proofErr w:type="spellEnd"/>
       <w:r>
         <w:rPr>
           <w:rFonts w:ascii="Calibri" w:hAnsi="Calibri" w:cs="Calibri"/>
@@ -2904,7 +10878,97 @@
           <w:sz w:val="24"/>
           <w:szCs w:val="24"/>
         </w:rPr>
-        <w:t>Container hóa các services bằng Docker, thiết lập CI/CD</w:t>
+        <w:t xml:space="preserve">Container </w:t>
+      </w:r>
+      <w:proofErr w:type="spellStart"/>
+      <w:r>
+        <w:rPr>
+          <w:rFonts w:ascii="Calibri" w:hAnsi="Calibri" w:cs="Calibri"/>
+          <w:sz w:val="24"/>
+          <w:szCs w:val="24"/>
+        </w:rPr>
+        <w:t>hóa</w:t>
+      </w:r>
+      <w:proofErr w:type="spellEnd"/>
+      <w:r>
+        <w:rPr>
+          <w:rFonts w:ascii="Calibri" w:hAnsi="Calibri" w:cs="Calibri"/>
+          <w:sz w:val="24"/>
+          <w:szCs w:val="24"/>
+        </w:rPr>
+        <w:t xml:space="preserve"> </w:t>
+      </w:r>
+      <w:proofErr w:type="spellStart"/>
+      <w:r>
+        <w:rPr>
+          <w:rFonts w:ascii="Calibri" w:hAnsi="Calibri" w:cs="Calibri"/>
+          <w:sz w:val="24"/>
+          <w:szCs w:val="24"/>
+        </w:rPr>
+        <w:t>các</w:t>
+      </w:r>
+      <w:proofErr w:type="spellEnd"/>
+      <w:r>
+        <w:rPr>
+          <w:rFonts w:ascii="Calibri" w:hAnsi="Calibri" w:cs="Calibri"/>
+          <w:sz w:val="24"/>
+          <w:szCs w:val="24"/>
+        </w:rPr>
+        <w:t xml:space="preserve"> services </w:t>
+      </w:r>
+      <w:proofErr w:type="spellStart"/>
+      <w:r>
+        <w:rPr>
+          <w:rFonts w:ascii="Calibri" w:hAnsi="Calibri" w:cs="Calibri"/>
+          <w:sz w:val="24"/>
+          <w:szCs w:val="24"/>
+        </w:rPr>
+        <w:t>bằng</w:t>
+      </w:r>
+      <w:proofErr w:type="spellEnd"/>
+      <w:r>
+        <w:rPr>
+          <w:rFonts w:ascii="Calibri" w:hAnsi="Calibri" w:cs="Calibri"/>
+          <w:sz w:val="24"/>
+          <w:szCs w:val="24"/>
+        </w:rPr>
+        <w:t xml:space="preserve"> Docker, </w:t>
+      </w:r>
+      <w:proofErr w:type="spellStart"/>
+      <w:r>
+        <w:rPr>
+          <w:rFonts w:ascii="Calibri" w:hAnsi="Calibri" w:cs="Calibri"/>
+          <w:sz w:val="24"/>
+          <w:szCs w:val="24"/>
+        </w:rPr>
+        <w:t>thiết</w:t>
+      </w:r>
+      <w:proofErr w:type="spellEnd"/>
+      <w:r>
+        <w:rPr>
+          <w:rFonts w:ascii="Calibri" w:hAnsi="Calibri" w:cs="Calibri"/>
+          <w:sz w:val="24"/>
+          <w:szCs w:val="24"/>
+        </w:rPr>
+        <w:t xml:space="preserve"> </w:t>
+      </w:r>
+      <w:proofErr w:type="spellStart"/>
+      <w:r>
+        <w:rPr>
+          <w:rFonts w:ascii="Calibri" w:hAnsi="Calibri" w:cs="Calibri"/>
+          <w:sz w:val="24"/>
+          <w:szCs w:val="24"/>
+        </w:rPr>
+        <w:t>lập</w:t>
+      </w:r>
+      <w:proofErr w:type="spellEnd"/>
+      <w:r>
+        <w:rPr>
+          <w:rFonts w:ascii="Calibri" w:hAnsi="Calibri" w:cs="Calibri"/>
+          <w:sz w:val="24"/>
+          <w:szCs w:val="24"/>
+        </w:rPr>
+        <w:t xml:space="preserve"> CI/CD</w:t>
       </w:r>
     </w:p>
     <w:p>
@@ -2928,8 +10992,19 @@
           <w:sz w:val="24"/>
           <w:szCs w:val="24"/>
         </w:rPr>
-        <w:t>Công nghệ</w:t>
-      </w:r>
+        <w:t xml:space="preserve">Công </w:t>
+      </w:r>
+      <w:proofErr w:type="spellStart"/>
+      <w:r>
+        <w:rPr>
+          <w:rFonts w:ascii="Calibri" w:hAnsi="Calibri" w:cs="Calibri"/>
+          <w:b/>
+          <w:sz w:val="24"/>
+          <w:szCs w:val="24"/>
+        </w:rPr>
+        <w:t>nghệ</w:t>
+      </w:r>
+      <w:proofErr w:type="spellEnd"/>
       <w:r>
         <w:rPr>
           <w:rFonts w:ascii="Calibri" w:hAnsi="Calibri" w:cs="Calibri"/>
@@ -2944,7 +11019,25 @@
           <w:sz w:val="24"/>
           <w:szCs w:val="24"/>
         </w:rPr>
-        <w:t>Spring Boot, Spring Cloud, Kafka, Redis, MySQL, MyBatis, ReactJS, Docker.</w:t>
+        <w:t xml:space="preserve">Spring Boot, Spring Cloud, Kafka, Redis, MySQL, </w:t>
+      </w:r>
+      <w:proofErr w:type="spellStart"/>
+      <w:r>
+        <w:rPr>
+          <w:rFonts w:ascii="Calibri" w:hAnsi="Calibri" w:cs="Calibri"/>
+          <w:sz w:val="24"/>
+          <w:szCs w:val="24"/>
+        </w:rPr>
+        <w:t>MyBatis</w:t>
+      </w:r>
+      <w:proofErr w:type="spellEnd"/>
+      <w:r>
+        <w:rPr>
+          <w:rFonts w:ascii="Calibri" w:hAnsi="Calibri" w:cs="Calibri"/>
+          <w:sz w:val="24"/>
+          <w:szCs w:val="24"/>
+        </w:rPr>
+        <w:t>, ReactJS, Docker.</w:t>
       </w:r>
     </w:p>
     <w:p>
@@ -2977,14 +11070,103 @@
           <w:szCs w:val="24"/>
         </w:rPr>
       </w:pPr>
-      <w:r>
-        <w:rPr>
-          <w:rFonts w:ascii="Calibri" w:hAnsi="Calibri" w:cs="Calibri"/>
-          <w:b/>
-          <w:sz w:val="24"/>
-          <w:szCs w:val="24"/>
-        </w:rPr>
-        <w:t xml:space="preserve">Hanoi University of Industry (Vietnam) </w:t>
+      <w:proofErr w:type="spellStart"/>
+      <w:r>
+        <w:rPr>
+          <w:rFonts w:ascii="Calibri" w:hAnsi="Calibri" w:cs="Calibri"/>
+          <w:b/>
+          <w:sz w:val="24"/>
+          <w:szCs w:val="24"/>
+        </w:rPr>
+        <w:t>Đại</w:t>
+      </w:r>
+      <w:proofErr w:type="spellEnd"/>
+      <w:r>
+        <w:rPr>
+          <w:rFonts w:ascii="Calibri" w:hAnsi="Calibri" w:cs="Calibri"/>
+          <w:b/>
+          <w:sz w:val="24"/>
+          <w:szCs w:val="24"/>
+        </w:rPr>
+        <w:t xml:space="preserve"> </w:t>
+      </w:r>
+      <w:proofErr w:type="spellStart"/>
+      <w:r>
+        <w:rPr>
+          <w:rFonts w:ascii="Calibri" w:hAnsi="Calibri" w:cs="Calibri"/>
+          <w:b/>
+          <w:sz w:val="24"/>
+          <w:szCs w:val="24"/>
+        </w:rPr>
+        <w:t>học</w:t>
+      </w:r>
+      <w:proofErr w:type="spellEnd"/>
+      <w:r>
+        <w:rPr>
+          <w:rFonts w:ascii="Calibri" w:hAnsi="Calibri" w:cs="Calibri"/>
+          <w:b/>
+          <w:sz w:val="24"/>
+          <w:szCs w:val="24"/>
+        </w:rPr>
+        <w:t xml:space="preserve"> Công </w:t>
+      </w:r>
+      <w:proofErr w:type="spellStart"/>
+      <w:r>
+        <w:rPr>
+          <w:rFonts w:ascii="Calibri" w:hAnsi="Calibri" w:cs="Calibri"/>
+          <w:b/>
+          <w:sz w:val="24"/>
+          <w:szCs w:val="24"/>
+        </w:rPr>
+        <w:t>Nghiệp</w:t>
+      </w:r>
+      <w:proofErr w:type="spellEnd"/>
+      <w:r>
+        <w:rPr>
+          <w:rFonts w:ascii="Calibri" w:hAnsi="Calibri" w:cs="Calibri"/>
+          <w:b/>
+          <w:sz w:val="24"/>
+          <w:szCs w:val="24"/>
+        </w:rPr>
+        <w:t xml:space="preserve"> Hà </w:t>
+      </w:r>
+      <w:proofErr w:type="spellStart"/>
+      <w:r>
+        <w:rPr>
+          <w:rFonts w:ascii="Calibri" w:hAnsi="Calibri" w:cs="Calibri"/>
+          <w:b/>
+          <w:sz w:val="24"/>
+          <w:szCs w:val="24"/>
+        </w:rPr>
+        <w:t>Nội</w:t>
+      </w:r>
+      <w:proofErr w:type="spellEnd"/>
+      <w:r>
+        <w:rPr>
+          <w:rFonts w:ascii="Calibri" w:hAnsi="Calibri" w:cs="Calibri"/>
+          <w:b/>
+          <w:sz w:val="24"/>
+          <w:szCs w:val="24"/>
+        </w:rPr>
+        <w:t xml:space="preserve"> (</w:t>
+      </w:r>
+      <w:r>
+        <w:rPr>
+          <w:rFonts w:ascii="Calibri" w:hAnsi="Calibri" w:cs="Calibri"/>
+          <w:b/>
+          <w:sz w:val="24"/>
+          <w:szCs w:val="24"/>
+        </w:rPr>
+        <w:t>Việt Nam</w:t>
+      </w:r>
+      <w:r>
+        <w:rPr>
+          <w:rFonts w:ascii="Calibri" w:hAnsi="Calibri" w:cs="Calibri"/>
+          <w:b/>
+          <w:sz w:val="24"/>
+          <w:szCs w:val="24"/>
+        </w:rPr>
+        <w:t xml:space="preserve">) </w:t>
       </w:r>
       <w:r>
         <w:rPr>
@@ -3047,14 +11229,70 @@
           <w:szCs w:val="24"/>
         </w:rPr>
       </w:pPr>
-      <w:r>
-        <w:rPr>
-          <w:rFonts w:ascii="Calibri" w:hAnsi="Calibri" w:cs="Calibri"/>
-          <w:sz w:val="24"/>
-          <w:szCs w:val="24"/>
-        </w:rPr>
-        <w:t>Software Engineering</w:t>
-      </w:r>
+      <w:proofErr w:type="spellStart"/>
+      <w:r>
+        <w:rPr>
+          <w:rFonts w:ascii="Calibri" w:hAnsi="Calibri" w:cs="Calibri"/>
+          <w:sz w:val="24"/>
+          <w:szCs w:val="24"/>
+        </w:rPr>
+        <w:t>Kĩ</w:t>
+      </w:r>
+      <w:proofErr w:type="spellEnd"/>
+      <w:r>
+        <w:rPr>
+          <w:rFonts w:ascii="Calibri" w:hAnsi="Calibri" w:cs="Calibri"/>
+          <w:sz w:val="24"/>
+          <w:szCs w:val="24"/>
+        </w:rPr>
+        <w:t xml:space="preserve"> </w:t>
+      </w:r>
+      <w:proofErr w:type="spellStart"/>
+      <w:r>
+        <w:rPr>
+          <w:rFonts w:ascii="Calibri" w:hAnsi="Calibri" w:cs="Calibri"/>
+          <w:sz w:val="24"/>
+          <w:szCs w:val="24"/>
+        </w:rPr>
+        <w:t>thuật</w:t>
+      </w:r>
+      <w:proofErr w:type="spellEnd"/>
+      <w:r>
+        <w:rPr>
+          <w:rFonts w:ascii="Calibri" w:hAnsi="Calibri" w:cs="Calibri"/>
+          <w:sz w:val="24"/>
+          <w:szCs w:val="24"/>
+        </w:rPr>
+        <w:t xml:space="preserve"> </w:t>
+      </w:r>
+      <w:proofErr w:type="spellStart"/>
+      <w:r>
+        <w:rPr>
+          <w:rFonts w:ascii="Calibri" w:hAnsi="Calibri" w:cs="Calibri"/>
+          <w:sz w:val="24"/>
+          <w:szCs w:val="24"/>
+        </w:rPr>
+        <w:t>phần</w:t>
+      </w:r>
+      <w:proofErr w:type="spellEnd"/>
+      <w:r>
+        <w:rPr>
+          <w:rFonts w:ascii="Calibri" w:hAnsi="Calibri" w:cs="Calibri"/>
+          <w:sz w:val="24"/>
+          <w:szCs w:val="24"/>
+        </w:rPr>
+        <w:t xml:space="preserve"> </w:t>
+      </w:r>
+      <w:proofErr w:type="spellStart"/>
+      <w:r>
+        <w:rPr>
+          <w:rFonts w:ascii="Calibri" w:hAnsi="Calibri" w:cs="Calibri"/>
+          <w:sz w:val="24"/>
+          <w:szCs w:val="24"/>
+        </w:rPr>
+        <w:t>mềm</w:t>
+      </w:r>
+      <w:proofErr w:type="spellEnd"/>
       <w:r>
         <w:rPr>
           <w:rFonts w:ascii="Calibri" w:hAnsi="Calibri" w:cs="Calibri"/>
@@ -3095,13 +11333,41 @@
         </w:rPr>
         <w:tab/>
       </w:r>
-      <w:r>
-        <w:rPr>
-          <w:rFonts w:ascii="Calibri" w:hAnsi="Calibri" w:cs="Calibri"/>
-          <w:sz w:val="24"/>
-          <w:szCs w:val="24"/>
-        </w:rPr>
-        <w:t>Degree grade: Good - GPA 3.4</w:t>
+      <w:proofErr w:type="spellStart"/>
+      <w:r>
+        <w:rPr>
+          <w:rFonts w:ascii="Calibri" w:hAnsi="Calibri" w:cs="Calibri"/>
+          <w:sz w:val="24"/>
+          <w:szCs w:val="24"/>
+        </w:rPr>
+        <w:t>Loại</w:t>
+      </w:r>
+      <w:proofErr w:type="spellEnd"/>
+      <w:r>
+        <w:rPr>
+          <w:rFonts w:ascii="Calibri" w:hAnsi="Calibri" w:cs="Calibri"/>
+          <w:sz w:val="24"/>
+          <w:szCs w:val="24"/>
+        </w:rPr>
+        <w:t xml:space="preserve">: </w:t>
+      </w:r>
+      <w:proofErr w:type="spellStart"/>
+      <w:r>
+        <w:rPr>
+          <w:rFonts w:ascii="Calibri" w:hAnsi="Calibri" w:cs="Calibri"/>
+          <w:sz w:val="24"/>
+          <w:szCs w:val="24"/>
+        </w:rPr>
+        <w:t>Giỏi</w:t>
+      </w:r>
+      <w:proofErr w:type="spellEnd"/>
+      <w:r>
+        <w:rPr>
+          <w:rFonts w:ascii="Calibri" w:hAnsi="Calibri" w:cs="Calibri"/>
+          <w:sz w:val="24"/>
+          <w:szCs w:val="24"/>
+        </w:rPr>
+        <w:t xml:space="preserve"> - GPA 3.4</w:t>
       </w:r>
       <w:r>
         <w:rPr>
@@ -4203,6 +12469,7 @@
   <w:style w:type="character" w:default="1" w:styleId="DefaultParagraphFont">
     <w:name w:val="Default Paragraph Font"/>
     <w:uiPriority w:val="1"/>
+    <w:semiHidden/>
     <w:unhideWhenUsed/>
   </w:style>
   <w:style w:type="table" w:default="1" w:styleId="TableNormal">
